--- a/Documentacion/acif104_s12_grupo5.docx
+++ b/Documentacion/acif104_s12_grupo5.docx
@@ -90,7 +90,17 @@
           <w:sz w:val="52"/>
           <w:szCs w:val="52"/>
         </w:rPr>
-        <w:t>INFORME FASE 3 — SUMATIVA 2</w:t>
+        <w:t xml:space="preserve">INFORME FASE 3 — SUMATIVA </w:t>
+      </w:r>
+      <w:r>
+        <w:rPr>
+          <w:b/>
+          <w:bCs/>
+          <w:color w:val="1A1A1A"/>
+          <w:sz w:val="52"/>
+          <w:szCs w:val="52"/>
+        </w:rPr>
+        <w:t>3</w:t>
       </w:r>
     </w:p>
     <w:p>
@@ -2531,23 +2541,7 @@
         <w:jc w:val="both"/>
       </w:pPr>
       <w:r>
-        <w:t>Con la Industria 4.0, las plantas industriales se llenaron de sensores. Hoy una máquina puede registrar de forma continua su temperatura de aire y de proceso, su velocidad de rotación, el torque y el desgaste de la herramienta, y todos esos datos quedan almacenados (</w:t>
-      </w:r>
-      <w:proofErr w:type="spellStart"/>
-      <w:r>
-        <w:t>Hamasha</w:t>
-      </w:r>
-      <w:proofErr w:type="spellEnd"/>
-      <w:r>
-        <w:t xml:space="preserve"> et al., 2025). El problema es que tener los datos no significa aprovecharlos. Muchas empresas siguen trabajando con mantenimiento correctivo, es decir, reparar la máquina una vez que se rompió, o con mantenimiento preventivo, revisándola cada cierto tiempo aunque esté funcionando bien. Las dos formas resultan costosas: la primera provoca paradas inesperadas y reparaciones de emergencia, y la segunda lleva a reemplazar componentes que todavía tenían vida útil (</w:t>
-      </w:r>
-      <w:proofErr w:type="spellStart"/>
-      <w:r>
-        <w:t>Benhanifia</w:t>
-      </w:r>
-      <w:proofErr w:type="spellEnd"/>
-      <w:r>
-        <w:t xml:space="preserve"> et al., 2025). Meitz et al. (2025) señalan que el mantenimiento puede representar entre un 15 % y un 70 % del costo total de producción según el rubro, lo que muestra cuánto está en juego.</w:t>
+        <w:t>Con la Industria 4.0, las plantas industriales se llenaron de sensores. Hoy una máquina puede registrar de forma continua su temperatura de aire y de proceso, su velocidad de rotación, el torque y el desgaste de la herramienta, y todos esos datos quedan almacenados (Hamasha et al., 2025). El problema es que tener los datos no significa aprovecharlos. Muchas empresas siguen trabajando con mantenimiento correctivo, es decir, reparar la máquina una vez que se rompió, o con mantenimiento preventivo, revisándola cada cierto tiempo aunque esté funcionando bien. Las dos formas resultan costosas: la primera provoca paradas inesperadas y reparaciones de emergencia, y la segunda lleva a reemplazar componentes que todavía tenían vida útil (Benhanifia et al., 2025). Meitz et al. (2025) señalan que el mantenimiento puede representar entre un 15 % y un 70 % del costo total de producción según el rubro, lo que muestra cuánto está en juego.</w:t>
       </w:r>
     </w:p>
     <w:p>
@@ -2556,15 +2550,7 @@
         <w:jc w:val="both"/>
       </w:pPr>
       <w:r>
-        <w:t>El mantenimiento predictivo ofrece una alternativa: usar los datos de operación de cada equipo para estimar cuándo es probable que falle y programar la intervención justo antes de que ocurra. Es una de las aplicaciones más frecuentes del aprendizaje automático en la industria (</w:t>
-      </w:r>
-      <w:proofErr w:type="spellStart"/>
-      <w:r>
-        <w:t>Benhanifia</w:t>
-      </w:r>
-      <w:proofErr w:type="spellEnd"/>
-      <w:r>
-        <w:t xml:space="preserve"> et al., 2025; Guidotti et al., 2025). La dificultad está en encontrar, dentro de todo ese volumen de datos, las señales que anticipan una falla, algo que no se puede hacer de forma manual (Guidotti et al., 2025).</w:t>
+        <w:t>El mantenimiento predictivo ofrece una alternativa: usar los datos de operación de cada equipo para estimar cuándo es probable que falle y programar la intervención justo antes de que ocurra. Es una de las aplicaciones más frecuentes del aprendizaje automático en la industria (Benhanifia et al., 2025; Guidotti et al., 2025). La dificultad está en encontrar, dentro de todo ese volumen de datos, las señales que anticipan una falla, algo que no se puede hacer de forma manual (Guidotti et al., 2025).</w:t>
       </w:r>
     </w:p>
     <w:p>
@@ -2573,39 +2559,7 @@
         <w:jc w:val="both"/>
       </w:pPr>
       <w:r>
-        <w:t xml:space="preserve">Al revisar la literatura reciente se nota una diferencia de enfoque entre los autores. Las revisiones sistemáticas de Guidotti et al. (2025) y Meitz et al. (2025) plantean que el problema pendiente ya no son los algoritmos, que funcionan bien, sino otras dos cosas: existen pocos conjuntos de datos industriales públicos para comparar y reproducir resultados, y los modelos suelen comportarse como cajas negras que el personal de mantenimiento no logra interpretar ni en las que confía. Los trabajos de tipo aplicado apuntan en otra dirección. Aminzadeh et al. (2025), que implementaron un sistema real en compresores industriales, concluyen que un modelo preciso aporta poco si no está integrado en una herramienta que el personal pueda usar en su trabajo diario. </w:t>
-      </w:r>
-      <w:proofErr w:type="spellStart"/>
-      <w:r>
-        <w:t>Hamasha</w:t>
-      </w:r>
-      <w:proofErr w:type="spellEnd"/>
-      <w:r>
-        <w:t xml:space="preserve"> et al. (2025) proponen un marco que combina inteligencia artificial, </w:t>
-      </w:r>
-      <w:proofErr w:type="spellStart"/>
-      <w:r>
-        <w:t>IoT</w:t>
-      </w:r>
-      <w:proofErr w:type="spellEnd"/>
-      <w:r>
-        <w:t xml:space="preserve"> y </w:t>
-      </w:r>
-      <w:proofErr w:type="spellStart"/>
-      <w:r>
-        <w:t>edge</w:t>
-      </w:r>
-      <w:proofErr w:type="spellEnd"/>
-      <w:r>
-        <w:t xml:space="preserve"> </w:t>
-      </w:r>
-      <w:proofErr w:type="spellStart"/>
-      <w:r>
-        <w:t>computing</w:t>
-      </w:r>
-      <w:proofErr w:type="spellEnd"/>
-      <w:r>
-        <w:t>, pero se mantiene en un plano conceptual. Si se juntan las dos miradas, queda a la vista un vacío: hay pocos trabajos que entreguen al mismo tiempo un sistema completo y funcional, que explique sus predicciones y que esté construido sobre datos públicos reproducibles. Ese es el vacío que este proyecto busca abordar.</w:t>
+        <w:t>Al revisar la literatura reciente se nota una diferencia de enfoque entre los autores. Las revisiones sistemáticas de Guidotti et al. (2025) y Meitz et al. (2025) plantean que el problema pendiente ya no son los algoritmos, que funcionan bien, sino otras dos cosas: existen pocos conjuntos de datos industriales públicos para comparar y reproducir resultados, y los modelos suelen comportarse como cajas negras que el personal de mantenimiento no logra interpretar ni en las que confía. Los trabajos de tipo aplicado apuntan en otra dirección. Aminzadeh et al. (2025), que implementaron un sistema real en compresores industriales, concluyen que un modelo preciso aporta poco si no está integrado en una herramienta que el personal pueda usar en su trabajo diario. Hamasha et al. (2025) proponen un marco que combina inteligencia artificial, IoT y edge computing, pero se mantiene en un plano conceptual. Si se juntan las dos miradas, queda a la vista un vacío: hay pocos trabajos que entreguen al mismo tiempo un sistema completo y funcional, que explique sus predicciones y que esté construido sobre datos públicos reproducibles. Ese es el vacío que este proyecto busca abordar.</w:t>
       </w:r>
     </w:p>
     <w:p>
@@ -2614,15 +2568,7 @@
         <w:jc w:val="both"/>
       </w:pPr>
       <w:r>
-        <w:t xml:space="preserve">El caso que da origen al proyecto es el de una planta manufacturera que opera equipos rotativos y de mecanizado. En ese contexto, el equipo de mantenimiento, y en particular el supervisor, decide qué máquinas inspeccionar apoyándose sobre todo en su experiencia y en la pauta de calendario. Ese conocimiento, saber que cierta combinación de lecturas suele terminar en falla, no queda registrado en ningún sistema y se pierde cuando la persona cambia de turno o de puesto. </w:t>
-      </w:r>
-      <w:proofErr w:type="spellStart"/>
-      <w:r>
-        <w:t>Perfectime</w:t>
-      </w:r>
-      <w:proofErr w:type="spellEnd"/>
-      <w:r>
-        <w:t xml:space="preserve"> apunta a ese problema. Funciona como una herramienta de apoyo a la decisión y de gestión del conocimiento: recibe las lecturas de sensores de una máquina, entrega la probabilidad de falla y el nivel de riesgo asociado, y muestra mediante SHAP qué variables influyeron más en esa estimación. De esta forma el supervisor puede ordenar las inspecciones según un criterio cuantificable y no solo según su intuición.</w:t>
+        <w:t>El caso que da origen al proyecto es el de una planta manufacturera que opera equipos rotativos y de mecanizado. En ese contexto, el equipo de mantenimiento, y en particular el supervisor, decide qué máquinas inspeccionar apoyándose sobre todo en su experiencia y en la pauta de calendario. Ese conocimiento, saber que cierta combinación de lecturas suele terminar en falla, no queda registrado en ningún sistema y se pierde cuando la persona cambia de turno o de puesto. Perfectime apunta a ese problema. Funciona como una herramienta de apoyo a la decisión y de gestión del conocimiento: recibe las lecturas de sensores de una máquina, entrega la probabilidad de falla y el nivel de riesgo asociado, y muestra mediante SHAP qué variables influyeron más en esa estimación. De esta forma el supervisor puede ordenar las inspecciones según un criterio cuantificable y no solo según su intuición.</w:t>
       </w:r>
     </w:p>
     <w:p>
@@ -2858,25 +2804,7 @@
                 <w:sz w:val="18"/>
                 <w:szCs w:val="18"/>
               </w:rPr>
-              <w:t xml:space="preserve">Cada predicción se acompaña del aporte de cada variable, calculado con SHAP (requisito de </w:t>
-            </w:r>
-            <w:proofErr w:type="spellStart"/>
-            <w:r>
-              <w:rPr>
-                <w:color w:val="000000"/>
-                <w:sz w:val="18"/>
-                <w:szCs w:val="18"/>
-              </w:rPr>
-              <w:t>explicabilidad</w:t>
-            </w:r>
-            <w:proofErr w:type="spellEnd"/>
-            <w:r>
-              <w:rPr>
-                <w:color w:val="000000"/>
-                <w:sz w:val="18"/>
-                <w:szCs w:val="18"/>
-              </w:rPr>
-              <w:t>)</w:t>
+              <w:t>Cada predicción se acompaña del aporte de cada variable, calculado con SHAP (requisito de explicabilidad)</w:t>
             </w:r>
           </w:p>
         </w:tc>
@@ -2923,25 +2851,7 @@
                 <w:sz w:val="18"/>
                 <w:szCs w:val="18"/>
               </w:rPr>
-              <w:t>La evaluación prioriza la detección de la clase “con falla” (</w:t>
-            </w:r>
-            <w:proofErr w:type="spellStart"/>
-            <w:r>
-              <w:rPr>
-                <w:color w:val="000000"/>
-                <w:sz w:val="18"/>
-                <w:szCs w:val="18"/>
-              </w:rPr>
-              <w:t>Recall</w:t>
-            </w:r>
-            <w:proofErr w:type="spellEnd"/>
-            <w:r>
-              <w:rPr>
-                <w:color w:val="000000"/>
-                <w:sz w:val="18"/>
-                <w:szCs w:val="18"/>
-              </w:rPr>
-              <w:t xml:space="preserve"> y F1) por sobre la exactitud general</w:t>
+              <w:t>La evaluación prioriza la detección de la clase “con falla” (Recall y F1) por sobre la exactitud general</w:t>
             </w:r>
           </w:p>
         </w:tc>
@@ -2964,25 +2874,7 @@
                 <w:sz w:val="18"/>
                 <w:szCs w:val="18"/>
               </w:rPr>
-              <w:t xml:space="preserve">El desbalance de clases es propio de este tipo de problema (He &amp; </w:t>
-            </w:r>
-            <w:proofErr w:type="spellStart"/>
-            <w:r>
-              <w:rPr>
-                <w:color w:val="000000"/>
-                <w:sz w:val="18"/>
-                <w:szCs w:val="18"/>
-              </w:rPr>
-              <w:t>Garcia</w:t>
-            </w:r>
-            <w:proofErr w:type="spellEnd"/>
-            <w:r>
-              <w:rPr>
-                <w:color w:val="000000"/>
-                <w:sz w:val="18"/>
-                <w:szCs w:val="18"/>
-              </w:rPr>
-              <w:t>, 2009)</w:t>
+              <w:t>El desbalance de clases es propio de este tipo de problema (He &amp; Garcia, 2009)</w:t>
             </w:r>
           </w:p>
         </w:tc>
@@ -3029,25 +2921,7 @@
                 <w:sz w:val="18"/>
                 <w:szCs w:val="18"/>
               </w:rPr>
-              <w:t xml:space="preserve">Hay escasez de </w:t>
-            </w:r>
-            <w:proofErr w:type="spellStart"/>
-            <w:r>
-              <w:rPr>
-                <w:color w:val="000000"/>
-                <w:sz w:val="18"/>
-                <w:szCs w:val="18"/>
-              </w:rPr>
-              <w:t>datasets</w:t>
-            </w:r>
-            <w:proofErr w:type="spellEnd"/>
-            <w:r>
-              <w:rPr>
-                <w:color w:val="000000"/>
-                <w:sz w:val="18"/>
-                <w:szCs w:val="18"/>
-              </w:rPr>
-              <w:t xml:space="preserve"> industriales públicos, lo que dificulta reproducir resultados (Guidotti et al., 2025)</w:t>
+              <w:t>Hay escasez de datasets industriales públicos, lo que dificulta reproducir resultados (Guidotti et al., 2025)</w:t>
             </w:r>
           </w:p>
         </w:tc>
@@ -3071,25 +2945,7 @@
                 <w:sz w:val="18"/>
                 <w:szCs w:val="18"/>
               </w:rPr>
-              <w:t xml:space="preserve">El proyecto se construye sobre un conjunto de datos público y documentado (AI4I 2020; </w:t>
-            </w:r>
-            <w:proofErr w:type="spellStart"/>
-            <w:r>
-              <w:rPr>
-                <w:color w:val="000000"/>
-                <w:sz w:val="18"/>
-                <w:szCs w:val="18"/>
-              </w:rPr>
-              <w:t>Matzka</w:t>
-            </w:r>
-            <w:proofErr w:type="spellEnd"/>
-            <w:r>
-              <w:rPr>
-                <w:color w:val="000000"/>
-                <w:sz w:val="18"/>
-                <w:szCs w:val="18"/>
-              </w:rPr>
-              <w:t>, 2020), en un entorno reproducible</w:t>
+              <w:t>El proyecto se construye sobre un conjunto de datos público y documentado (AI4I 2020; Matzka, 2020), en un entorno reproducible</w:t>
             </w:r>
           </w:p>
         </w:tc>
@@ -3136,25 +2992,7 @@
                 <w:sz w:val="18"/>
                 <w:szCs w:val="18"/>
               </w:rPr>
-              <w:t>El sistema registra las predicciones realizadas y permite seguir el estado del modelo (</w:t>
-            </w:r>
-            <w:proofErr w:type="spellStart"/>
-            <w:r>
-              <w:rPr>
-                <w:color w:val="000000"/>
-                <w:sz w:val="18"/>
-                <w:szCs w:val="18"/>
-              </w:rPr>
-              <w:t>monitoreabilidad</w:t>
-            </w:r>
-            <w:proofErr w:type="spellEnd"/>
-            <w:r>
-              <w:rPr>
-                <w:color w:val="000000"/>
-                <w:sz w:val="18"/>
-                <w:szCs w:val="18"/>
-              </w:rPr>
-              <w:t xml:space="preserve"> y confiabilidad)</w:t>
+              <w:t>El sistema registra las predicciones realizadas y permite seguir el estado del modelo (monitoreabilidad y confiabilidad)</w:t>
             </w:r>
           </w:p>
         </w:tc>
@@ -3327,15 +3165,7 @@
         <w:jc w:val="both"/>
       </w:pPr>
       <w:r>
-        <w:t xml:space="preserve">Ingerir telemetría en tiempo real desde dispositivos </w:t>
-      </w:r>
-      <w:proofErr w:type="spellStart"/>
-      <w:r>
-        <w:t>IoT</w:t>
-      </w:r>
-      <w:proofErr w:type="spellEnd"/>
-      <w:r>
-        <w:t>. El sistema trabaja con lecturas puntuales que se ingresan o se cargan.</w:t>
+        <w:t>Ingerir telemetría en tiempo real desde dispositivos IoT. El sistema trabaja con lecturas puntuales que se ingresan o se cargan.</w:t>
       </w:r>
     </w:p>
     <w:p>
@@ -3418,15 +3248,7 @@
         <w:jc w:val="both"/>
       </w:pPr>
       <w:r>
-        <w:t xml:space="preserve">Analizar el </w:t>
-      </w:r>
-      <w:proofErr w:type="spellStart"/>
-      <w:r>
-        <w:t>dataset</w:t>
-      </w:r>
-      <w:proofErr w:type="spellEnd"/>
-      <w:r>
-        <w:t xml:space="preserve"> AI4I 2020 y evaluar su calidad antes del modelado.</w:t>
+        <w:t>Analizar el dataset AI4I 2020 y evaluar su calidad antes del modelado.</w:t>
       </w:r>
     </w:p>
     <w:p>
@@ -3496,23 +3318,7 @@
         <w:jc w:val="both"/>
       </w:pPr>
       <w:r>
-        <w:t xml:space="preserve">Integrar el modelo con un </w:t>
-      </w:r>
-      <w:proofErr w:type="spellStart"/>
-      <w:r>
-        <w:t>backend</w:t>
-      </w:r>
-      <w:proofErr w:type="spellEnd"/>
-      <w:r>
-        <w:t xml:space="preserve"> y un </w:t>
-      </w:r>
-      <w:proofErr w:type="spellStart"/>
-      <w:r>
-        <w:t>frontend</w:t>
-      </w:r>
-      <w:proofErr w:type="spellEnd"/>
-      <w:r>
-        <w:t xml:space="preserve"> que permitan predicción individual y por lotes, historial, monitoreo y reentrenamiento.</w:t>
+        <w:t>Integrar el modelo con un backend y un frontend que permitan predicción individual y por lotes, historial, monitoreo y reentrenamiento.</w:t>
       </w:r>
     </w:p>
     <w:p>
@@ -3531,31 +3337,7 @@
         <w:jc w:val="both"/>
       </w:pPr>
       <w:r>
-        <w:t xml:space="preserve">El proyecto se desarrolló siguiendo CRISP-DM (Cross </w:t>
-      </w:r>
-      <w:proofErr w:type="spellStart"/>
-      <w:r>
-        <w:t>Industry</w:t>
-      </w:r>
-      <w:proofErr w:type="spellEnd"/>
-      <w:r>
-        <w:t xml:space="preserve"> Standard Process </w:t>
-      </w:r>
-      <w:proofErr w:type="spellStart"/>
-      <w:r>
-        <w:t>for</w:t>
-      </w:r>
-      <w:proofErr w:type="spellEnd"/>
-      <w:r>
-        <w:t xml:space="preserve"> Data </w:t>
-      </w:r>
-      <w:proofErr w:type="spellStart"/>
-      <w:r>
-        <w:t>Mining</w:t>
-      </w:r>
-      <w:proofErr w:type="spellEnd"/>
-      <w:r>
-        <w:t>), una metodología muy usada en proyectos de análisis de datos y aprendizaje automático (Chapman et al., 2000). CRISP-DM divide el trabajo en seis etapas: comprensión del negocio, comprensión de los datos, preparación de los datos, modelado, evaluación y despliegue. Se eligió porque se ajusta bien a un proyecto de este tipo: parte del problema real antes de tocar los datos, separa con claridad la preparación de datos del modelado, y permite volver a una etapa anterior cuando los resultados lo piden.</w:t>
+        <w:t>El proyecto se desarrolló siguiendo CRISP-DM (Cross Industry Standard Process for Data Mining), una metodología muy usada en proyectos de análisis de datos y aprendizaje automático (Chapman et al., 2000). CRISP-DM divide el trabajo en seis etapas: comprensión del negocio, comprensión de los datos, preparación de los datos, modelado, evaluación y despliegue. Se eligió porque se ajusta bien a un proyecto de este tipo: parte del problema real antes de tocar los datos, separa con claridad la preparación de datos del modelado, y permite volver a una etapa anterior cuando los resultados lo piden.</w:t>
       </w:r>
     </w:p>
     <w:p>
@@ -3785,25 +3567,7 @@
                 <w:sz w:val="18"/>
                 <w:szCs w:val="18"/>
               </w:rPr>
-              <w:t xml:space="preserve">Carga del </w:t>
-            </w:r>
-            <w:proofErr w:type="spellStart"/>
-            <w:r>
-              <w:rPr>
-                <w:color w:val="000000"/>
-                <w:sz w:val="18"/>
-                <w:szCs w:val="18"/>
-              </w:rPr>
-              <w:t>dataset</w:t>
-            </w:r>
-            <w:proofErr w:type="spellEnd"/>
-            <w:r>
-              <w:rPr>
-                <w:color w:val="000000"/>
-                <w:sz w:val="18"/>
-                <w:szCs w:val="18"/>
-              </w:rPr>
-              <w:t xml:space="preserve"> AI4I 2020, análisis exploratorio, evaluación de calidad</w:t>
+              <w:t>Carga del dataset AI4I 2020, análisis exploratorio, evaluación de calidad</w:t>
             </w:r>
           </w:p>
         </w:tc>
@@ -3945,18 +3709,8 @@
                 <w:sz w:val="18"/>
                 <w:szCs w:val="18"/>
               </w:rPr>
-              <w:t xml:space="preserve">Entrenamiento de 3 técnicas de ML y 3 arquitecturas de DL, ajuste de </w:t>
-            </w:r>
-            <w:proofErr w:type="spellStart"/>
-            <w:r>
-              <w:rPr>
-                <w:color w:val="000000"/>
-                <w:sz w:val="18"/>
-                <w:szCs w:val="18"/>
-              </w:rPr>
-              <w:t>hiperparámetros</w:t>
-            </w:r>
-            <w:proofErr w:type="spellEnd"/>
+              <w:t>Entrenamiento de 3 técnicas de ML y 3 arquitecturas de DL, ajuste de hiperparámetros</w:t>
+            </w:r>
           </w:p>
         </w:tc>
         <w:tc>
@@ -4097,25 +3851,7 @@
                 <w:sz w:val="18"/>
                 <w:szCs w:val="18"/>
               </w:rPr>
-              <w:t xml:space="preserve">Servicio API con </w:t>
-            </w:r>
-            <w:proofErr w:type="spellStart"/>
-            <w:r>
-              <w:rPr>
-                <w:color w:val="000000"/>
-                <w:sz w:val="18"/>
-                <w:szCs w:val="18"/>
-              </w:rPr>
-              <w:t>FastAPI</w:t>
-            </w:r>
-            <w:proofErr w:type="spellEnd"/>
-            <w:r>
-              <w:rPr>
-                <w:color w:val="000000"/>
-                <w:sz w:val="18"/>
-                <w:szCs w:val="18"/>
-              </w:rPr>
-              <w:t>, interfaz web, historial, monitoreo y reentrenamiento</w:t>
+              <w:t>Servicio API con FastAPI, interfaz web, historial, monitoreo y reentrenamiento</w:t>
             </w:r>
           </w:p>
         </w:tc>
@@ -4185,23 +3921,7 @@
         <w:t xml:space="preserve">Análisis exploratorio de datos. </w:t>
       </w:r>
       <w:r>
-        <w:t xml:space="preserve">Se trabajó con el </w:t>
-      </w:r>
-      <w:proofErr w:type="spellStart"/>
-      <w:r>
-        <w:t>dataset</w:t>
-      </w:r>
-      <w:proofErr w:type="spellEnd"/>
-      <w:r>
-        <w:t xml:space="preserve"> AI4I 2020 (Matzka, 2020). Primero se revisó su estructura: cantidad de registros y columnas, tipo de cada variable y primeros registros. Después se calcularon estadísticas descriptivas (media, mínimo, máximo, desviación) de las variables numéricas, y se generaron histogramas para ver su distribución y </w:t>
-      </w:r>
-      <w:proofErr w:type="spellStart"/>
-      <w:r>
-        <w:t>boxplots</w:t>
-      </w:r>
-      <w:proofErr w:type="spellEnd"/>
-      <w:r>
-        <w:t xml:space="preserve"> para detectar valores atípicos. La calidad de los datos se evaluó en cuatro aspectos: completitud (valores nulos y duplicados), consistencia (tipos de dato y rangos con sentido físico), exactitud (ausencia de valores imposibles) y balance de clases. Por último se calculó la matriz de correlación de Pearson entre las variables. Esta fase responde al objetivo 1 y a los requisitos de calidad de datos.</w:t>
+        <w:t>Se trabajó con el dataset AI4I 2020 (Matzka, 2020). Primero se revisó su estructura: cantidad de registros y columnas, tipo de cada variable y primeros registros. Después se calcularon estadísticas descriptivas (media, mínimo, máximo, desviación) de las variables numéricas, y se generaron histogramas para ver su distribución y boxplots para detectar valores atípicos. La calidad de los datos se evaluó en cuatro aspectos: completitud (valores nulos y duplicados), consistencia (tipos de dato y rangos con sentido físico), exactitud (ausencia de valores imposibles) y balance de clases. Por último se calculó la matriz de correlación de Pearson entre las variables. Esta fase responde al objetivo 1 y a los requisitos de calidad de datos.</w:t>
       </w:r>
     </w:p>
     <w:p>
@@ -4217,47 +3937,7 @@
         <w:t xml:space="preserve">Selección de técnicas de aprendizaje automático. </w:t>
       </w:r>
       <w:r>
-        <w:t xml:space="preserve">A partir de las características del problema (clasificación binaria, datos tabulares, clases muy desbalanceadas y necesidad de explicar las predicciones) y de la revisión de trabajos previos, se definieron las técnicas candidatas. En Machine </w:t>
-      </w:r>
-      <w:proofErr w:type="spellStart"/>
-      <w:r>
-        <w:t>Learning</w:t>
-      </w:r>
-      <w:proofErr w:type="spellEnd"/>
-      <w:r>
-        <w:t xml:space="preserve"> se eligieron Random Forest, </w:t>
-      </w:r>
-      <w:proofErr w:type="spellStart"/>
-      <w:r>
-        <w:t>XGBoost</w:t>
-      </w:r>
-      <w:proofErr w:type="spellEnd"/>
-      <w:r>
-        <w:t xml:space="preserve"> y Regresión Logística, que representan tres enfoques distintos: ensamble por </w:t>
-      </w:r>
-      <w:proofErr w:type="spellStart"/>
-      <w:r>
-        <w:t>bagging</w:t>
-      </w:r>
-      <w:proofErr w:type="spellEnd"/>
-      <w:r>
-        <w:t xml:space="preserve">, ensamble por </w:t>
-      </w:r>
-      <w:proofErr w:type="spellStart"/>
-      <w:r>
-        <w:t>boosting</w:t>
-      </w:r>
-      <w:proofErr w:type="spellEnd"/>
-      <w:r>
-        <w:t xml:space="preserve"> y modelo lineal de referencia. En Deep </w:t>
-      </w:r>
-      <w:proofErr w:type="spellStart"/>
-      <w:r>
-        <w:t>Learning</w:t>
-      </w:r>
-      <w:proofErr w:type="spellEnd"/>
-      <w:r>
-        <w:t xml:space="preserve"> se definieron tres arquitecturas de perceptrón multicapa con distinta profundidad y ancho, para ver si aumentar la complejidad de la red mejoraba el resultado.</w:t>
+        <w:t>A partir de las características del problema (clasificación binaria, datos tabulares, clases muy desbalanceadas y necesidad de explicar las predicciones) y de la revisión de trabajos previos, se definieron las técnicas candidatas. En Machine Learning se eligieron Random Forest, XGBoost y Regresión Logística, que representan tres enfoques distintos: ensamble por bagging, ensamble por boosting y modelo lineal de referencia. En Deep Learning se definieron tres arquitecturas de perceptrón multicapa con distinta profundidad y ancho, para ver si aumentar la complejidad de la red mejoraba el resultado.</w:t>
       </w:r>
     </w:p>
     <w:p>
@@ -4273,47 +3953,7 @@
         <w:t xml:space="preserve">Diseño de la arquitectura. </w:t>
       </w:r>
       <w:r>
-        <w:t>Se definieron las entradas y la salida del modelo. Las entradas son siete variables: cinco lecturas de sensores (temperatura de aire, temperatura de proceso, velocidad de rotación, torque y desgaste de herramienta) y el tipo de producto codificado en dos columnas (</w:t>
-      </w:r>
-      <w:proofErr w:type="spellStart"/>
-      <w:r>
-        <w:t>Type_L</w:t>
-      </w:r>
-      <w:proofErr w:type="spellEnd"/>
-      <w:r>
-        <w:t xml:space="preserve"> y </w:t>
-      </w:r>
-      <w:proofErr w:type="spellStart"/>
-      <w:r>
-        <w:t>Type_M</w:t>
-      </w:r>
-      <w:proofErr w:type="spellEnd"/>
-      <w:r>
-        <w:t>). La salida es la probabilidad de que la máquina falle, que sobre un umbral de decisión se traduce en una etiqueta binaria. En las redes neuronales se usó siempre la misma función de activación (</w:t>
-      </w:r>
-      <w:proofErr w:type="spellStart"/>
-      <w:r>
-        <w:t>ReLU</w:t>
-      </w:r>
-      <w:proofErr w:type="spellEnd"/>
-      <w:r>
-        <w:t xml:space="preserve">) y el mismo optimizador (Adam); lo único que cambió fue el número de capas y de neuronas. Después de comparar los modelos se seleccionó </w:t>
-      </w:r>
-      <w:proofErr w:type="spellStart"/>
-      <w:r>
-        <w:t>XGBoost</w:t>
-      </w:r>
-      <w:proofErr w:type="spellEnd"/>
-      <w:r>
-        <w:t xml:space="preserve"> y se evaluó un refinamiento con búsqueda de </w:t>
-      </w:r>
-      <w:proofErr w:type="spellStart"/>
-      <w:r>
-        <w:t>hiperparámetros</w:t>
-      </w:r>
-      <w:proofErr w:type="spellEnd"/>
-      <w:r>
-        <w:t xml:space="preserve"> y validación cruzada.</w:t>
+        <w:t>Se definieron las entradas y la salida del modelo. Las entradas son siete variables: cinco lecturas de sensores (temperatura de aire, temperatura de proceso, velocidad de rotación, torque y desgaste de herramienta) y el tipo de producto codificado en dos columnas (Type_L y Type_M). La salida es la probabilidad de que la máquina falle, que sobre un umbral de decisión se traduce en una etiqueta binaria. En las redes neuronales se usó siempre la misma función de activación (ReLU) y el mismo optimizador (Adam); lo único que cambió fue el número de capas y de neuronas. Después de comparar los modelos se seleccionó XGBoost y se evaluó un refinamiento con búsqueda de hiperparámetros y validación cruzada.</w:t>
       </w:r>
     </w:p>
     <w:p>
@@ -4329,47 +3969,7 @@
         <w:t xml:space="preserve">Implementación. </w:t>
       </w:r>
       <w:r>
-        <w:t xml:space="preserve">El modelo entrenado se guardó serializado junto con el escalador y el orden de columnas, y se expuso mediante un servicio REST construido con </w:t>
-      </w:r>
-      <w:proofErr w:type="spellStart"/>
-      <w:r>
-        <w:t>FastAPI</w:t>
-      </w:r>
-      <w:proofErr w:type="spellEnd"/>
-      <w:r>
-        <w:t xml:space="preserve">. El servicio ofrece </w:t>
-      </w:r>
-      <w:proofErr w:type="spellStart"/>
-      <w:r>
-        <w:t>endpoints</w:t>
-      </w:r>
-      <w:proofErr w:type="spellEnd"/>
-      <w:r>
-        <w:t xml:space="preserve"> para predicción individual, predicción por lotes, consulta del historial, monitoreo y reentrenamiento. Sobre ese servicio se conectó una interfaz web para el supervisor, con pantallas de predicción, </w:t>
-      </w:r>
-      <w:proofErr w:type="spellStart"/>
-      <w:r>
-        <w:t>explicabilidad</w:t>
-      </w:r>
-      <w:proofErr w:type="spellEnd"/>
-      <w:r>
-        <w:t xml:space="preserve">, historial y monitoreo. El preprocesamiento en la inferencia reproduce exactamente el del entrenamiento. Esta fase responde al objetivo 6 y a los requisitos no funcionales de usabilidad, </w:t>
-      </w:r>
-      <w:proofErr w:type="spellStart"/>
-      <w:r>
-        <w:t>explicabilidad</w:t>
-      </w:r>
-      <w:proofErr w:type="spellEnd"/>
-      <w:r>
-        <w:t xml:space="preserve"> y </w:t>
-      </w:r>
-      <w:proofErr w:type="spellStart"/>
-      <w:r>
-        <w:t>monitoreabilidad</w:t>
-      </w:r>
-      <w:proofErr w:type="spellEnd"/>
-      <w:r>
-        <w:t>.</w:t>
+        <w:t>El modelo entrenado se guardó serializado junto con el escalador y el orden de columnas, y se expuso mediante un servicio REST construido con FastAPI. El servicio ofrece endpoints para predicción individual, predicción por lotes, consulta del historial, monitoreo y reentrenamiento. Sobre ese servicio se conectó una interfaz web para el supervisor, con pantallas de predicción, explicabilidad, historial y monitoreo. El preprocesamiento en la inferencia reproduce exactamente el del entrenamiento. Esta fase responde al objetivo 6 y a los requisitos no funcionales de usabilidad, explicabilidad y monitoreabilidad.</w:t>
       </w:r>
     </w:p>
     <w:p>
@@ -4401,39 +4001,7 @@
         <w:t xml:space="preserve">Evaluación. </w:t>
       </w:r>
       <w:r>
-        <w:t xml:space="preserve">Los modelos se compararon con cinco métricas: </w:t>
-      </w:r>
-      <w:proofErr w:type="spellStart"/>
-      <w:r>
-        <w:t>Accuracy</w:t>
-      </w:r>
-      <w:proofErr w:type="spellEnd"/>
-      <w:r>
-        <w:t xml:space="preserve">, </w:t>
-      </w:r>
-      <w:proofErr w:type="spellStart"/>
-      <w:r>
-        <w:t>Precision</w:t>
-      </w:r>
-      <w:proofErr w:type="spellEnd"/>
-      <w:r>
-        <w:t xml:space="preserve">, </w:t>
-      </w:r>
-      <w:proofErr w:type="spellStart"/>
-      <w:r>
-        <w:t>Recall</w:t>
-      </w:r>
-      <w:proofErr w:type="spellEnd"/>
-      <w:r>
-        <w:t xml:space="preserve">, F1-Score y AUC-ROC, calculadas sobre el conjunto de validación durante la selección. Se dio prioridad a </w:t>
-      </w:r>
-      <w:proofErr w:type="spellStart"/>
-      <w:r>
-        <w:t>Recall</w:t>
-      </w:r>
-      <w:proofErr w:type="spellEnd"/>
-      <w:r>
-        <w:t xml:space="preserve"> y F1 de la clase “con falla”, porque en mantenimiento predictivo el error más costoso es no detectar una falla real. </w:t>
+        <w:t xml:space="preserve">Los modelos se compararon con cinco métricas: Accuracy, Precision, Recall, F1-Score y AUC-ROC, calculadas sobre el conjunto de validación durante la selección. Se dio prioridad a Recall y F1 de la clase “con falla”, porque en mantenimiento predictivo el error más costoso es no detectar una falla real. </w:t>
       </w:r>
       <w:r>
         <w:lastRenderedPageBreak/>
@@ -4803,25 +4371,7 @@
                 <w:sz w:val="18"/>
                 <w:szCs w:val="18"/>
               </w:rPr>
-              <w:t xml:space="preserve">Carga del </w:t>
-            </w:r>
-            <w:proofErr w:type="spellStart"/>
-            <w:r>
-              <w:rPr>
-                <w:color w:val="000000"/>
-                <w:sz w:val="18"/>
-                <w:szCs w:val="18"/>
-              </w:rPr>
-              <w:t>dataset</w:t>
-            </w:r>
-            <w:proofErr w:type="spellEnd"/>
-            <w:r>
-              <w:rPr>
-                <w:color w:val="000000"/>
-                <w:sz w:val="18"/>
-                <w:szCs w:val="18"/>
-              </w:rPr>
-              <w:t xml:space="preserve"> y análisis exploratorio</w:t>
+              <w:t>Carga del dataset y análisis exploratorio</w:t>
             </w:r>
           </w:p>
         </w:tc>
@@ -5059,25 +4609,7 @@
                 <w:sz w:val="18"/>
                 <w:szCs w:val="18"/>
               </w:rPr>
-              <w:t xml:space="preserve">28 jul – 8 </w:t>
-            </w:r>
-            <w:proofErr w:type="spellStart"/>
-            <w:r>
-              <w:rPr>
-                <w:color w:val="000000"/>
-                <w:sz w:val="18"/>
-                <w:szCs w:val="18"/>
-              </w:rPr>
-              <w:t>ago</w:t>
-            </w:r>
-            <w:proofErr w:type="spellEnd"/>
-            <w:r>
-              <w:rPr>
-                <w:color w:val="000000"/>
-                <w:sz w:val="18"/>
-                <w:szCs w:val="18"/>
-              </w:rPr>
-              <w:t xml:space="preserve"> 2026</w:t>
+              <w:t>28 jul – 8 ago 2026</w:t>
             </w:r>
           </w:p>
         </w:tc>
@@ -5172,25 +4704,7 @@
                 <w:sz w:val="18"/>
                 <w:szCs w:val="18"/>
               </w:rPr>
-              <w:t xml:space="preserve">4 – 8 </w:t>
-            </w:r>
-            <w:proofErr w:type="spellStart"/>
-            <w:r>
-              <w:rPr>
-                <w:color w:val="000000"/>
-                <w:sz w:val="18"/>
-                <w:szCs w:val="18"/>
-              </w:rPr>
-              <w:t>ago</w:t>
-            </w:r>
-            <w:proofErr w:type="spellEnd"/>
-            <w:r>
-              <w:rPr>
-                <w:color w:val="000000"/>
-                <w:sz w:val="18"/>
-                <w:szCs w:val="18"/>
-              </w:rPr>
-              <w:t xml:space="preserve"> 2026</w:t>
+              <w:t>4 – 8 ago 2026</w:t>
             </w:r>
           </w:p>
         </w:tc>
@@ -5285,25 +4799,7 @@
                 <w:sz w:val="18"/>
                 <w:szCs w:val="18"/>
               </w:rPr>
-              <w:t xml:space="preserve">11 – 18 </w:t>
-            </w:r>
-            <w:proofErr w:type="spellStart"/>
-            <w:r>
-              <w:rPr>
-                <w:color w:val="000000"/>
-                <w:sz w:val="18"/>
-                <w:szCs w:val="18"/>
-              </w:rPr>
-              <w:t>ago</w:t>
-            </w:r>
-            <w:proofErr w:type="spellEnd"/>
-            <w:r>
-              <w:rPr>
-                <w:color w:val="000000"/>
-                <w:sz w:val="18"/>
-                <w:szCs w:val="18"/>
-              </w:rPr>
-              <w:t xml:space="preserve"> 2026</w:t>
+              <w:t>11 – 18 ago 2026</w:t>
             </w:r>
           </w:p>
         </w:tc>
@@ -5350,36 +4846,8 @@
                 <w:sz w:val="18"/>
                 <w:szCs w:val="18"/>
               </w:rPr>
-              <w:t xml:space="preserve">Ajuste de </w:t>
-            </w:r>
-            <w:proofErr w:type="spellStart"/>
-            <w:r>
-              <w:rPr>
-                <w:color w:val="000000"/>
-                <w:sz w:val="18"/>
-                <w:szCs w:val="18"/>
-              </w:rPr>
-              <w:t>hiperparámetros</w:t>
-            </w:r>
-            <w:proofErr w:type="spellEnd"/>
-            <w:r>
-              <w:rPr>
-                <w:color w:val="000000"/>
-                <w:sz w:val="18"/>
-                <w:szCs w:val="18"/>
-              </w:rPr>
-              <w:t xml:space="preserve"> con </w:t>
-            </w:r>
-            <w:proofErr w:type="spellStart"/>
-            <w:r>
-              <w:rPr>
-                <w:color w:val="000000"/>
-                <w:sz w:val="18"/>
-                <w:szCs w:val="18"/>
-              </w:rPr>
-              <w:t>GridSearchCV</w:t>
-            </w:r>
-            <w:proofErr w:type="spellEnd"/>
+              <w:t>Ajuste de hiperparámetros con GridSearchCV</w:t>
+            </w:r>
           </w:p>
         </w:tc>
         <w:tc>
@@ -5426,25 +4894,7 @@
                 <w:sz w:val="18"/>
                 <w:szCs w:val="18"/>
               </w:rPr>
-              <w:t xml:space="preserve">18 – 22 </w:t>
-            </w:r>
-            <w:proofErr w:type="spellStart"/>
-            <w:r>
-              <w:rPr>
-                <w:color w:val="000000"/>
-                <w:sz w:val="18"/>
-                <w:szCs w:val="18"/>
-              </w:rPr>
-              <w:t>ago</w:t>
-            </w:r>
-            <w:proofErr w:type="spellEnd"/>
-            <w:r>
-              <w:rPr>
-                <w:color w:val="000000"/>
-                <w:sz w:val="18"/>
-                <w:szCs w:val="18"/>
-              </w:rPr>
-              <w:t xml:space="preserve"> 2026</w:t>
+              <w:t>18 – 22 ago 2026</w:t>
             </w:r>
           </w:p>
         </w:tc>
@@ -5539,25 +4989,7 @@
                 <w:sz w:val="18"/>
                 <w:szCs w:val="18"/>
               </w:rPr>
-              <w:t xml:space="preserve">22 – 28 </w:t>
-            </w:r>
-            <w:proofErr w:type="spellStart"/>
-            <w:r>
-              <w:rPr>
-                <w:color w:val="000000"/>
-                <w:sz w:val="18"/>
-                <w:szCs w:val="18"/>
-              </w:rPr>
-              <w:t>ago</w:t>
-            </w:r>
-            <w:proofErr w:type="spellEnd"/>
-            <w:r>
-              <w:rPr>
-                <w:color w:val="000000"/>
-                <w:sz w:val="18"/>
-                <w:szCs w:val="18"/>
-              </w:rPr>
-              <w:t xml:space="preserve"> 2026</w:t>
+              <w:t>22 – 28 ago 2026</w:t>
             </w:r>
           </w:p>
         </w:tc>
@@ -5652,43 +5084,7 @@
                 <w:sz w:val="18"/>
                 <w:szCs w:val="18"/>
               </w:rPr>
-              <w:t xml:space="preserve">29 </w:t>
-            </w:r>
-            <w:proofErr w:type="spellStart"/>
-            <w:r>
-              <w:rPr>
-                <w:color w:val="000000"/>
-                <w:sz w:val="18"/>
-                <w:szCs w:val="18"/>
-              </w:rPr>
-              <w:t>ago</w:t>
-            </w:r>
-            <w:proofErr w:type="spellEnd"/>
-            <w:r>
-              <w:rPr>
-                <w:color w:val="000000"/>
-                <w:sz w:val="18"/>
-                <w:szCs w:val="18"/>
-              </w:rPr>
-              <w:t xml:space="preserve"> – 5 </w:t>
-            </w:r>
-            <w:proofErr w:type="spellStart"/>
-            <w:r>
-              <w:rPr>
-                <w:color w:val="000000"/>
-                <w:sz w:val="18"/>
-                <w:szCs w:val="18"/>
-              </w:rPr>
-              <w:t>sep</w:t>
-            </w:r>
-            <w:proofErr w:type="spellEnd"/>
-            <w:r>
-              <w:rPr>
-                <w:color w:val="000000"/>
-                <w:sz w:val="18"/>
-                <w:szCs w:val="18"/>
-              </w:rPr>
-              <w:t xml:space="preserve"> 2026</w:t>
+              <w:t>29 ago – 5 sep 2026</w:t>
             </w:r>
           </w:p>
         </w:tc>
@@ -5712,18 +5108,8 @@
                 <w:sz w:val="18"/>
                 <w:szCs w:val="18"/>
               </w:rPr>
-              <w:t xml:space="preserve">Objetivo 5; </w:t>
-            </w:r>
-            <w:proofErr w:type="spellStart"/>
-            <w:r>
-              <w:rPr>
-                <w:color w:val="000000"/>
-                <w:sz w:val="18"/>
-                <w:szCs w:val="18"/>
-              </w:rPr>
-              <w:t>explicabilidad</w:t>
-            </w:r>
-            <w:proofErr w:type="spellEnd"/>
+              <w:t>Objetivo 5; explicabilidad</w:t>
+            </w:r>
           </w:p>
         </w:tc>
       </w:tr>
@@ -5745,18 +5131,8 @@
                 <w:sz w:val="18"/>
                 <w:szCs w:val="18"/>
               </w:rPr>
-              <w:t xml:space="preserve">Servicio API con </w:t>
-            </w:r>
-            <w:proofErr w:type="spellStart"/>
-            <w:r>
-              <w:rPr>
-                <w:color w:val="000000"/>
-                <w:sz w:val="18"/>
-                <w:szCs w:val="18"/>
-              </w:rPr>
-              <w:t>FastAPI</w:t>
-            </w:r>
-            <w:proofErr w:type="spellEnd"/>
+              <w:t>Servicio API con FastAPI</w:t>
+            </w:r>
           </w:p>
         </w:tc>
         <w:tc>
@@ -5803,25 +5179,7 @@
                 <w:sz w:val="18"/>
                 <w:szCs w:val="18"/>
               </w:rPr>
-              <w:t xml:space="preserve">18 – 28 </w:t>
-            </w:r>
-            <w:proofErr w:type="spellStart"/>
-            <w:r>
-              <w:rPr>
-                <w:color w:val="000000"/>
-                <w:sz w:val="18"/>
-                <w:szCs w:val="18"/>
-              </w:rPr>
-              <w:t>ago</w:t>
-            </w:r>
-            <w:proofErr w:type="spellEnd"/>
-            <w:r>
-              <w:rPr>
-                <w:color w:val="000000"/>
-                <w:sz w:val="18"/>
-                <w:szCs w:val="18"/>
-              </w:rPr>
-              <w:t xml:space="preserve"> 2026</w:t>
+              <w:t>18 – 28 ago 2026</w:t>
             </w:r>
           </w:p>
         </w:tc>
@@ -5916,43 +5274,7 @@
                 <w:sz w:val="18"/>
                 <w:szCs w:val="18"/>
               </w:rPr>
-              <w:t xml:space="preserve">25 </w:t>
-            </w:r>
-            <w:proofErr w:type="spellStart"/>
-            <w:r>
-              <w:rPr>
-                <w:color w:val="000000"/>
-                <w:sz w:val="18"/>
-                <w:szCs w:val="18"/>
-              </w:rPr>
-              <w:t>ago</w:t>
-            </w:r>
-            <w:proofErr w:type="spellEnd"/>
-            <w:r>
-              <w:rPr>
-                <w:color w:val="000000"/>
-                <w:sz w:val="18"/>
-                <w:szCs w:val="18"/>
-              </w:rPr>
-              <w:t xml:space="preserve"> – 5 </w:t>
-            </w:r>
-            <w:proofErr w:type="spellStart"/>
-            <w:r>
-              <w:rPr>
-                <w:color w:val="000000"/>
-                <w:sz w:val="18"/>
-                <w:szCs w:val="18"/>
-              </w:rPr>
-              <w:t>sep</w:t>
-            </w:r>
-            <w:proofErr w:type="spellEnd"/>
-            <w:r>
-              <w:rPr>
-                <w:color w:val="000000"/>
-                <w:sz w:val="18"/>
-                <w:szCs w:val="18"/>
-              </w:rPr>
-              <w:t xml:space="preserve"> 2026</w:t>
+              <w:t>25 ago – 5 sep 2026</w:t>
             </w:r>
           </w:p>
         </w:tc>
@@ -5976,18 +5298,8 @@
                 <w:sz w:val="18"/>
                 <w:szCs w:val="18"/>
               </w:rPr>
-              <w:t xml:space="preserve">Objetivo 6; usabilidad, </w:t>
-            </w:r>
-            <w:proofErr w:type="spellStart"/>
-            <w:r>
-              <w:rPr>
-                <w:color w:val="000000"/>
-                <w:sz w:val="18"/>
-                <w:szCs w:val="18"/>
-              </w:rPr>
-              <w:t>monitoreabilidad</w:t>
-            </w:r>
-            <w:proofErr w:type="spellEnd"/>
+              <w:t>Objetivo 6; usabilidad, monitoreabilidad</w:t>
+            </w:r>
           </w:p>
         </w:tc>
       </w:tr>
@@ -6057,25 +5369,7 @@
                 <w:sz w:val="18"/>
                 <w:szCs w:val="18"/>
               </w:rPr>
-              <w:t xml:space="preserve">5 – 9 </w:t>
-            </w:r>
-            <w:proofErr w:type="spellStart"/>
-            <w:r>
-              <w:rPr>
-                <w:color w:val="000000"/>
-                <w:sz w:val="18"/>
-                <w:szCs w:val="18"/>
-              </w:rPr>
-              <w:t>sep</w:t>
-            </w:r>
-            <w:proofErr w:type="spellEnd"/>
-            <w:r>
-              <w:rPr>
-                <w:color w:val="000000"/>
-                <w:sz w:val="18"/>
-                <w:szCs w:val="18"/>
-              </w:rPr>
-              <w:t xml:space="preserve"> 2026</w:t>
+              <w:t>5 – 9 sep 2026</w:t>
             </w:r>
           </w:p>
         </w:tc>
@@ -6265,25 +5559,7 @@
                 <w:sz w:val="18"/>
                 <w:szCs w:val="18"/>
               </w:rPr>
-              <w:t xml:space="preserve">1 – 12 </w:t>
-            </w:r>
-            <w:proofErr w:type="spellStart"/>
-            <w:r>
-              <w:rPr>
-                <w:color w:val="000000"/>
-                <w:sz w:val="18"/>
-                <w:szCs w:val="18"/>
-              </w:rPr>
-              <w:t>sep</w:t>
-            </w:r>
-            <w:proofErr w:type="spellEnd"/>
-            <w:r>
-              <w:rPr>
-                <w:color w:val="000000"/>
-                <w:sz w:val="18"/>
-                <w:szCs w:val="18"/>
-              </w:rPr>
-              <w:t xml:space="preserve"> 2026</w:t>
+              <w:t>1 – 12 sep 2026</w:t>
             </w:r>
           </w:p>
         </w:tc>
@@ -6361,39 +5637,7 @@
         <w:jc w:val="both"/>
       </w:pPr>
       <w:r>
-        <w:t xml:space="preserve">Se trabajó con el AI4I 2020 Predictive </w:t>
-      </w:r>
-      <w:proofErr w:type="spellStart"/>
-      <w:r>
-        <w:t>Maintenance</w:t>
-      </w:r>
-      <w:proofErr w:type="spellEnd"/>
-      <w:r>
-        <w:t xml:space="preserve"> </w:t>
-      </w:r>
-      <w:proofErr w:type="spellStart"/>
-      <w:r>
-        <w:t>Dataset</w:t>
-      </w:r>
-      <w:proofErr w:type="spellEnd"/>
-      <w:r>
-        <w:t xml:space="preserve"> (Matzka, 2020), un conjunto de datos público del UCI Machine </w:t>
-      </w:r>
-      <w:proofErr w:type="spellStart"/>
-      <w:r>
-        <w:t>Learning</w:t>
-      </w:r>
-      <w:proofErr w:type="spellEnd"/>
-      <w:r>
-        <w:t xml:space="preserve"> </w:t>
-      </w:r>
-      <w:proofErr w:type="spellStart"/>
-      <w:r>
-        <w:t>Repository</w:t>
-      </w:r>
-      <w:proofErr w:type="spellEnd"/>
-      <w:r>
-        <w:t>. Tiene 10.000 registros y 14 columnas, y simula cómo se comporta una fresadora industrial en distintas condiciones de operación.</w:t>
+        <w:t>Se trabajó con el AI4I 2020 Predictive Maintenance Dataset (Matzka, 2020), un conjunto de datos público del UCI Machine Learning Repository. Tiene 10.000 registros y 14 columnas, y simula cómo se comporta una fresadora industrial en distintas condiciones de operación.</w:t>
       </w:r>
     </w:p>
     <w:p>
@@ -6698,23 +5942,13 @@
             </w:tcMar>
           </w:tcPr>
           <w:p>
-            <w:proofErr w:type="spellStart"/>
-            <w:r>
-              <w:rPr>
-                <w:color w:val="000000"/>
-                <w:sz w:val="18"/>
-                <w:szCs w:val="18"/>
-              </w:rPr>
-              <w:t>Product</w:t>
-            </w:r>
-            <w:proofErr w:type="spellEnd"/>
-            <w:r>
-              <w:rPr>
-                <w:color w:val="000000"/>
-                <w:sz w:val="18"/>
-                <w:szCs w:val="18"/>
-              </w:rPr>
-              <w:t xml:space="preserve"> ID</w:t>
+            <w:r>
+              <w:rPr>
+                <w:color w:val="000000"/>
+                <w:sz w:val="18"/>
+                <w:szCs w:val="18"/>
+              </w:rPr>
+              <w:t>Product ID</w:t>
             </w:r>
           </w:p>
         </w:tc>
@@ -6827,7 +6061,6 @@
             </w:tcMar>
           </w:tcPr>
           <w:p>
-            <w:proofErr w:type="spellStart"/>
             <w:r>
               <w:rPr>
                 <w:color w:val="000000"/>
@@ -6836,7 +6069,6 @@
               </w:rPr>
               <w:t>Type</w:t>
             </w:r>
-            <w:proofErr w:type="spellEnd"/>
           </w:p>
         </w:tc>
         <w:tc>
@@ -6954,25 +6186,7 @@
                 <w:sz w:val="18"/>
                 <w:szCs w:val="18"/>
               </w:rPr>
-              <w:t xml:space="preserve">Air </w:t>
-            </w:r>
-            <w:proofErr w:type="spellStart"/>
-            <w:r>
-              <w:rPr>
-                <w:color w:val="000000"/>
-                <w:sz w:val="18"/>
-                <w:szCs w:val="18"/>
-              </w:rPr>
-              <w:t>temperature</w:t>
-            </w:r>
-            <w:proofErr w:type="spellEnd"/>
-            <w:r>
-              <w:rPr>
-                <w:color w:val="000000"/>
-                <w:sz w:val="18"/>
-                <w:szCs w:val="18"/>
-              </w:rPr>
-              <w:t xml:space="preserve"> [K]</w:t>
+              <w:t>Air temperature [K]</w:t>
             </w:r>
           </w:p>
         </w:tc>
@@ -7091,25 +6305,7 @@
                 <w:sz w:val="18"/>
                 <w:szCs w:val="18"/>
               </w:rPr>
-              <w:t xml:space="preserve">Process </w:t>
-            </w:r>
-            <w:proofErr w:type="spellStart"/>
-            <w:r>
-              <w:rPr>
-                <w:color w:val="000000"/>
-                <w:sz w:val="18"/>
-                <w:szCs w:val="18"/>
-              </w:rPr>
-              <w:t>temperature</w:t>
-            </w:r>
-            <w:proofErr w:type="spellEnd"/>
-            <w:r>
-              <w:rPr>
-                <w:color w:val="000000"/>
-                <w:sz w:val="18"/>
-                <w:szCs w:val="18"/>
-              </w:rPr>
-              <w:t xml:space="preserve"> [K]</w:t>
+              <w:t>Process temperature [K]</w:t>
             </w:r>
           </w:p>
         </w:tc>
@@ -7222,41 +6418,13 @@
             </w:tcMar>
           </w:tcPr>
           <w:p>
-            <w:proofErr w:type="spellStart"/>
-            <w:r>
-              <w:rPr>
-                <w:color w:val="000000"/>
-                <w:sz w:val="18"/>
-                <w:szCs w:val="18"/>
-              </w:rPr>
-              <w:t>Rotational</w:t>
-            </w:r>
-            <w:proofErr w:type="spellEnd"/>
-            <w:r>
-              <w:rPr>
-                <w:color w:val="000000"/>
-                <w:sz w:val="18"/>
-                <w:szCs w:val="18"/>
-              </w:rPr>
-              <w:t xml:space="preserve"> </w:t>
-            </w:r>
-            <w:proofErr w:type="spellStart"/>
-            <w:r>
-              <w:rPr>
-                <w:color w:val="000000"/>
-                <w:sz w:val="18"/>
-                <w:szCs w:val="18"/>
-              </w:rPr>
-              <w:t>speed</w:t>
-            </w:r>
-            <w:proofErr w:type="spellEnd"/>
-            <w:r>
-              <w:rPr>
-                <w:color w:val="000000"/>
-                <w:sz w:val="18"/>
-                <w:szCs w:val="18"/>
-              </w:rPr>
-              <w:t xml:space="preserve"> [rpm]</w:t>
+            <w:r>
+              <w:rPr>
+                <w:color w:val="000000"/>
+                <w:sz w:val="18"/>
+                <w:szCs w:val="18"/>
+              </w:rPr>
+              <w:t>Rotational speed [rpm]</w:t>
             </w:r>
           </w:p>
         </w:tc>
@@ -7494,25 +6662,7 @@
                 <w:sz w:val="18"/>
                 <w:szCs w:val="18"/>
               </w:rPr>
-              <w:t xml:space="preserve">Tool </w:t>
-            </w:r>
-            <w:proofErr w:type="spellStart"/>
-            <w:r>
-              <w:rPr>
-                <w:color w:val="000000"/>
-                <w:sz w:val="18"/>
-                <w:szCs w:val="18"/>
-              </w:rPr>
-              <w:t>wear</w:t>
-            </w:r>
-            <w:proofErr w:type="spellEnd"/>
-            <w:r>
-              <w:rPr>
-                <w:color w:val="000000"/>
-                <w:sz w:val="18"/>
-                <w:szCs w:val="18"/>
-              </w:rPr>
-              <w:t xml:space="preserve"> [min]</w:t>
+              <w:t>Tool wear [min]</w:t>
             </w:r>
           </w:p>
         </w:tc>
@@ -7631,18 +6781,8 @@
                 <w:sz w:val="18"/>
                 <w:szCs w:val="18"/>
               </w:rPr>
-              <w:t xml:space="preserve">Machine </w:t>
-            </w:r>
-            <w:proofErr w:type="spellStart"/>
-            <w:r>
-              <w:rPr>
-                <w:color w:val="000000"/>
-                <w:sz w:val="18"/>
-                <w:szCs w:val="18"/>
-              </w:rPr>
-              <w:t>failure</w:t>
-            </w:r>
-            <w:proofErr w:type="spellEnd"/>
+              <w:t>Machine failure</w:t>
+            </w:r>
           </w:p>
         </w:tc>
         <w:tc>
@@ -7881,29 +7021,7 @@
           <w:sz w:val="18"/>
           <w:szCs w:val="18"/>
         </w:rPr>
-        <w:t xml:space="preserve">Tabla 4. Variables del </w:t>
-      </w:r>
-      <w:proofErr w:type="spellStart"/>
-      <w:r>
-        <w:rPr>
-          <w:i/>
-          <w:iCs/>
-          <w:color w:val="555555"/>
-          <w:sz w:val="18"/>
-          <w:szCs w:val="18"/>
-        </w:rPr>
-        <w:t>dataset</w:t>
-      </w:r>
-      <w:proofErr w:type="spellEnd"/>
-      <w:r>
-        <w:rPr>
-          <w:i/>
-          <w:iCs/>
-          <w:color w:val="555555"/>
-          <w:sz w:val="18"/>
-          <w:szCs w:val="18"/>
-        </w:rPr>
-        <w:t xml:space="preserve"> AI4I 2020.</w:t>
+        <w:t>Tabla 4. Variables del dataset AI4I 2020.</w:t>
       </w:r>
     </w:p>
     <w:p>
@@ -7922,39 +7040,7 @@
         <w:jc w:val="both"/>
       </w:pPr>
       <w:r>
-        <w:t xml:space="preserve">El </w:t>
-      </w:r>
-      <w:proofErr w:type="spellStart"/>
-      <w:r>
-        <w:t>dataset</w:t>
-      </w:r>
-      <w:proofErr w:type="spellEnd"/>
-      <w:r>
-        <w:t xml:space="preserve"> viene limpio: no hay valores nulos ni filas repetidas en ninguna de las 14 columnas, así que no hubo que rellenar ni descartar datos. Cada variable tiene el tipo que corresponde (las temperaturas y el torque con decimales, la velocidad y el desgaste como enteros, </w:t>
-      </w:r>
-      <w:proofErr w:type="spellStart"/>
-      <w:r>
-        <w:t>Type</w:t>
-      </w:r>
-      <w:proofErr w:type="spellEnd"/>
-      <w:r>
-        <w:t xml:space="preserve"> y </w:t>
-      </w:r>
-      <w:proofErr w:type="spellStart"/>
-      <w:r>
-        <w:t>Product</w:t>
-      </w:r>
-      <w:proofErr w:type="spellEnd"/>
-      <w:r>
-        <w:t xml:space="preserve"> ID como texto) y los valores tienen sentido físico: ninguna medición es negativa y </w:t>
-      </w:r>
-      <w:proofErr w:type="spellStart"/>
-      <w:r>
-        <w:t>Type</w:t>
-      </w:r>
-      <w:proofErr w:type="spellEnd"/>
-      <w:r>
-        <w:t xml:space="preserve"> solo trae las categorías H, L y M. No aparecieron valores imposibles ni contradicciones.</w:t>
+        <w:t>El dataset viene limpio: no hay valores nulos ni filas repetidas en ninguna de las 14 columnas, así que no hubo que rellenar ni descartar datos. Cada variable tiene el tipo que corresponde (las temperaturas y el torque con decimales, la velocidad y el desgaste como enteros, Type y Product ID como texto) y los valores tienen sentido físico: ninguna medición es negativa y Type solo trae las categorías H, L y M. No aparecieron valores imposibles ni contradicciones.</w:t>
       </w:r>
     </w:p>
     <w:p>
@@ -8091,7 +7177,6 @@
             <w:pPr>
               <w:jc w:val="center"/>
             </w:pPr>
-            <w:proofErr w:type="spellStart"/>
             <w:r>
               <w:rPr>
                 <w:b/>
@@ -8102,7 +7187,6 @@
               </w:rPr>
               <w:t>Mín</w:t>
             </w:r>
-            <w:proofErr w:type="spellEnd"/>
           </w:p>
         </w:tc>
         <w:tc>
@@ -8201,7 +7285,6 @@
             <w:pPr>
               <w:jc w:val="center"/>
             </w:pPr>
-            <w:proofErr w:type="spellStart"/>
             <w:r>
               <w:rPr>
                 <w:b/>
@@ -8212,7 +7295,6 @@
               </w:rPr>
               <w:t>Máx</w:t>
             </w:r>
-            <w:proofErr w:type="spellEnd"/>
           </w:p>
         </w:tc>
       </w:tr>
@@ -8234,25 +7316,7 @@
                 <w:sz w:val="18"/>
                 <w:szCs w:val="18"/>
               </w:rPr>
-              <w:t xml:space="preserve">Air </w:t>
-            </w:r>
-            <w:proofErr w:type="spellStart"/>
-            <w:r>
-              <w:rPr>
-                <w:color w:val="000000"/>
-                <w:sz w:val="18"/>
-                <w:szCs w:val="18"/>
-              </w:rPr>
-              <w:t>temperature</w:t>
-            </w:r>
-            <w:proofErr w:type="spellEnd"/>
-            <w:r>
-              <w:rPr>
-                <w:color w:val="000000"/>
-                <w:sz w:val="18"/>
-                <w:szCs w:val="18"/>
-              </w:rPr>
-              <w:t xml:space="preserve"> [K]</w:t>
+              <w:t>Air temperature [K]</w:t>
             </w:r>
           </w:p>
         </w:tc>
@@ -8443,25 +7507,7 @@
                 <w:sz w:val="18"/>
                 <w:szCs w:val="18"/>
               </w:rPr>
-              <w:t xml:space="preserve">Process </w:t>
-            </w:r>
-            <w:proofErr w:type="spellStart"/>
-            <w:r>
-              <w:rPr>
-                <w:color w:val="000000"/>
-                <w:sz w:val="18"/>
-                <w:szCs w:val="18"/>
-              </w:rPr>
-              <w:t>temperature</w:t>
-            </w:r>
-            <w:proofErr w:type="spellEnd"/>
-            <w:r>
-              <w:rPr>
-                <w:color w:val="000000"/>
-                <w:sz w:val="18"/>
-                <w:szCs w:val="18"/>
-              </w:rPr>
-              <w:t xml:space="preserve"> [K]</w:t>
+              <w:t>Process temperature [K]</w:t>
             </w:r>
           </w:p>
         </w:tc>
@@ -8646,41 +7692,13 @@
             </w:tcMar>
           </w:tcPr>
           <w:p>
-            <w:proofErr w:type="spellStart"/>
-            <w:r>
-              <w:rPr>
-                <w:color w:val="000000"/>
-                <w:sz w:val="18"/>
-                <w:szCs w:val="18"/>
-              </w:rPr>
-              <w:t>Rotational</w:t>
-            </w:r>
-            <w:proofErr w:type="spellEnd"/>
-            <w:r>
-              <w:rPr>
-                <w:color w:val="000000"/>
-                <w:sz w:val="18"/>
-                <w:szCs w:val="18"/>
-              </w:rPr>
-              <w:t xml:space="preserve"> </w:t>
-            </w:r>
-            <w:proofErr w:type="spellStart"/>
-            <w:r>
-              <w:rPr>
-                <w:color w:val="000000"/>
-                <w:sz w:val="18"/>
-                <w:szCs w:val="18"/>
-              </w:rPr>
-              <w:t>speed</w:t>
-            </w:r>
-            <w:proofErr w:type="spellEnd"/>
-            <w:r>
-              <w:rPr>
-                <w:color w:val="000000"/>
-                <w:sz w:val="18"/>
-                <w:szCs w:val="18"/>
-              </w:rPr>
-              <w:t xml:space="preserve"> [rpm]</w:t>
+            <w:r>
+              <w:rPr>
+                <w:color w:val="000000"/>
+                <w:sz w:val="18"/>
+                <w:szCs w:val="18"/>
+              </w:rPr>
+              <w:t>Rotational speed [rpm]</w:t>
             </w:r>
           </w:p>
         </w:tc>
@@ -9062,25 +8080,7 @@
                 <w:sz w:val="18"/>
                 <w:szCs w:val="18"/>
               </w:rPr>
-              <w:t xml:space="preserve">Tool </w:t>
-            </w:r>
-            <w:proofErr w:type="spellStart"/>
-            <w:r>
-              <w:rPr>
-                <w:color w:val="000000"/>
-                <w:sz w:val="18"/>
-                <w:szCs w:val="18"/>
-              </w:rPr>
-              <w:t>wear</w:t>
-            </w:r>
-            <w:proofErr w:type="spellEnd"/>
-            <w:r>
-              <w:rPr>
-                <w:color w:val="000000"/>
-                <w:sz w:val="18"/>
-                <w:szCs w:val="18"/>
-              </w:rPr>
-              <w:t xml:space="preserve"> [min]</w:t>
+              <w:t>Tool wear [min]</w:t>
             </w:r>
           </w:p>
         </w:tc>
@@ -9540,23 +8540,10 @@
         <w:t xml:space="preserve">Hay muy pocas fallas en los datos: de 10.000 registros, 9.661 (96,61 %) son “sin falla” y apenas 339 (3,39 %) son “con falla”. Con este desbalance, un modelo podría predecir siempre “sin falla”, acertar el 96,6 % de las veces y aun así no servir de nada, porque nunca aprendería a reconocer una falla. Por eso, </w:t>
       </w:r>
       <w:r>
-        <w:t xml:space="preserve">más adelante se comparan tres técnicas de balanceo, utilizando además un escenario sin balanceo como </w:t>
-      </w:r>
-      <w:proofErr w:type="spellStart"/>
-      <w:r>
-        <w:t>baseline</w:t>
-      </w:r>
-      <w:proofErr w:type="spellEnd"/>
-      <w:r>
-        <w:t xml:space="preserve"> (sección 3.6) y la evaluación se fija sobre todo en el </w:t>
-      </w:r>
-      <w:proofErr w:type="spellStart"/>
-      <w:r>
-        <w:t>Recall</w:t>
-      </w:r>
-      <w:proofErr w:type="spellEnd"/>
-      <w:r>
-        <w:t xml:space="preserve"> y el F1 de la clase minoritaria.</w:t>
+        <w:t>más adelante se comparan tres técnicas de balanceo, utilizando además un escenario sin balanceo como baseline</w:t>
+      </w:r>
+      <w:r>
+        <w:t xml:space="preserve"> (sección 3.6) y la evaluación se fija sobre todo en el Recall y el F1 de la clase minoritaria.</w:t>
       </w:r>
     </w:p>
     <w:p>
@@ -9621,29 +8608,7 @@
           <w:sz w:val="18"/>
           <w:szCs w:val="18"/>
         </w:rPr>
-        <w:t xml:space="preserve">Figura 4. Distribución de la variable objetivo Machine </w:t>
-      </w:r>
-      <w:proofErr w:type="spellStart"/>
-      <w:r>
-        <w:rPr>
-          <w:i/>
-          <w:iCs/>
-          <w:color w:val="555555"/>
-          <w:sz w:val="18"/>
-          <w:szCs w:val="18"/>
-        </w:rPr>
-        <w:t>failure</w:t>
-      </w:r>
-      <w:proofErr w:type="spellEnd"/>
-      <w:r>
-        <w:rPr>
-          <w:i/>
-          <w:iCs/>
-          <w:color w:val="555555"/>
-          <w:sz w:val="18"/>
-          <w:szCs w:val="18"/>
-        </w:rPr>
-        <w:t>.</w:t>
+        <w:t>Figura 4. Distribución de la variable objetivo Machine failure.</w:t>
       </w:r>
     </w:p>
     <w:p>
@@ -9705,15 +8670,7 @@
         <w:jc w:val="both"/>
       </w:pPr>
       <w:r>
-        <w:t xml:space="preserve">Hay un requisito de </w:t>
-      </w:r>
-      <w:proofErr w:type="spellStart"/>
-      <w:r>
-        <w:t>explicabilidad</w:t>
-      </w:r>
-      <w:proofErr w:type="spellEnd"/>
-      <w:r>
-        <w:t>, por lo que se prioriza que la técnica admita interpretación (importancia de variables, SHAP).</w:t>
+        <w:t>Hay un requisito de explicabilidad, por lo que se prioriza que la técnica admita interpretación (importancia de variables, SHAP).</w:t>
       </w:r>
     </w:p>
     <w:p>
@@ -9736,63 +8693,7 @@
         <w:jc w:val="both"/>
       </w:pPr>
       <w:r>
-        <w:t xml:space="preserve">Los trabajos previos revisados apuntan en la misma dirección. Guidotti et al. (2025), en su revisión sistemática de aprendizaje automático supervisado para mantenimiento predictivo, reportan que los métodos basados en árboles (Random Forest, </w:t>
-      </w:r>
-      <w:proofErr w:type="spellStart"/>
-      <w:r>
-        <w:t>Gradient</w:t>
-      </w:r>
-      <w:proofErr w:type="spellEnd"/>
-      <w:r>
-        <w:t xml:space="preserve"> </w:t>
-      </w:r>
-      <w:proofErr w:type="spellStart"/>
-      <w:r>
-        <w:t>Boosting</w:t>
-      </w:r>
-      <w:proofErr w:type="spellEnd"/>
-      <w:r>
-        <w:t xml:space="preserve">) y las redes neuronales son los más usados y los que mejor rinden con datos tabulares de sensores. </w:t>
-      </w:r>
-      <w:proofErr w:type="spellStart"/>
-      <w:r>
-        <w:t>Benhanifia</w:t>
-      </w:r>
-      <w:proofErr w:type="spellEnd"/>
-      <w:r>
-        <w:t xml:space="preserve"> et al. (2025) confirman que en la industria manufacturera predominan los ensambles de árboles, por lo robustos que son y lo barato que resulta ajustarlos. Aminzadeh et al. (2025), en su caso aplicado en compresores, muestran que </w:t>
-      </w:r>
-      <w:proofErr w:type="spellStart"/>
-      <w:r>
-        <w:t>XGBoost</w:t>
-      </w:r>
-      <w:proofErr w:type="spellEnd"/>
-      <w:r>
-        <w:t xml:space="preserve"> y Random Forest le ganan a los modelos lineales y a las redes simples. Matzka (2020), autor del </w:t>
-      </w:r>
-      <w:proofErr w:type="spellStart"/>
-      <w:r>
-        <w:t>dataset</w:t>
-      </w:r>
-      <w:proofErr w:type="spellEnd"/>
-      <w:r>
-        <w:t xml:space="preserve">, usa un árbol de decisión y recalca la importancia de la </w:t>
-      </w:r>
-      <w:proofErr w:type="spellStart"/>
-      <w:r>
-        <w:t>explicabilidad</w:t>
-      </w:r>
-      <w:proofErr w:type="spellEnd"/>
-      <w:r>
-        <w:t xml:space="preserve">, lo que motivó incluir un modelo lineal interpretable como referencia. </w:t>
-      </w:r>
-      <w:proofErr w:type="spellStart"/>
-      <w:r>
-        <w:t>Hamasha</w:t>
-      </w:r>
-      <w:proofErr w:type="spellEnd"/>
-      <w:r>
-        <w:t xml:space="preserve"> et al. (2025) suman redes neuronales a su marco, útiles cuando las relaciones entre variables no son lineales.</w:t>
+        <w:t>Los trabajos previos revisados apuntan en la misma dirección. Guidotti et al. (2025), en su revisión sistemática de aprendizaje automático supervisado para mantenimiento predictivo, reportan que los métodos basados en árboles (Random Forest, Gradient Boosting) y las redes neuronales son los más usados y los que mejor rinden con datos tabulares de sensores. Benhanifia et al. (2025) confirman que en la industria manufacturera predominan los ensambles de árboles, por lo robustos que son y lo barato que resulta ajustarlos. Aminzadeh et al. (2025), en su caso aplicado en compresores, muestran que XGBoost y Random Forest le ganan a los modelos lineales y a las redes simples. Matzka (2020), autor del dataset, usa un árbol de decisión y recalca la importancia de la explicabilidad, lo que motivó incluir un modelo lineal interpretable como referencia. Hamasha et al. (2025) suman redes neuronales a su marco, útiles cuando las relaciones entre variables no son lineales.</w:t>
       </w:r>
     </w:p>
     <w:p>
@@ -9822,23 +8723,7 @@
         <w:t xml:space="preserve">Random Forest </w:t>
       </w:r>
       <w:r>
-        <w:t>(</w:t>
-      </w:r>
-      <w:proofErr w:type="spellStart"/>
-      <w:r>
-        <w:t>Breiman</w:t>
-      </w:r>
-      <w:proofErr w:type="spellEnd"/>
-      <w:r>
-        <w:t xml:space="preserve">, 2001): ensamble por </w:t>
-      </w:r>
-      <w:proofErr w:type="spellStart"/>
-      <w:r>
-        <w:t>bagging</w:t>
-      </w:r>
-      <w:proofErr w:type="spellEnd"/>
-      <w:r>
-        <w:t>, robusto al ruido y a los valores atípicos (relevante porque no se eliminaron), entrega importancia de variables.</w:t>
+        <w:t>(Breiman, 2001): ensamble por bagging, robusto al ruido y a los valores atípicos (relevante porque no se eliminaron), entrega importancia de variables.</w:t>
       </w:r>
     </w:p>
     <w:p>
@@ -9851,48 +8736,15 @@
         <w:spacing w:after="60" w:line="276" w:lineRule="auto"/>
         <w:jc w:val="both"/>
       </w:pPr>
-      <w:proofErr w:type="spellStart"/>
       <w:r>
         <w:rPr>
           <w:b/>
           <w:bCs/>
         </w:rPr>
-        <w:t>XGBoost</w:t>
-      </w:r>
-      <w:proofErr w:type="spellEnd"/>
-      <w:r>
-        <w:rPr>
-          <w:b/>
-          <w:bCs/>
-        </w:rPr>
-        <w:t xml:space="preserve"> </w:t>
-      </w:r>
-      <w:r>
-        <w:t xml:space="preserve">(Chen &amp; </w:t>
-      </w:r>
-      <w:proofErr w:type="spellStart"/>
-      <w:r>
-        <w:t>Guestrin</w:t>
-      </w:r>
-      <w:proofErr w:type="spellEnd"/>
-      <w:r>
-        <w:t xml:space="preserve">, 2016): ensamble por </w:t>
-      </w:r>
-      <w:proofErr w:type="spellStart"/>
-      <w:r>
-        <w:t>boosting</w:t>
-      </w:r>
-      <w:proofErr w:type="spellEnd"/>
-      <w:r>
-        <w:t xml:space="preserve">, suele ser el de mejor desempeño en datos tabulares y es compatible con SHAP mediante </w:t>
-      </w:r>
-      <w:proofErr w:type="spellStart"/>
-      <w:r>
-        <w:t>TreeExplainer</w:t>
-      </w:r>
-      <w:proofErr w:type="spellEnd"/>
-      <w:r>
-        <w:t>.</w:t>
+        <w:t xml:space="preserve">XGBoost </w:t>
+      </w:r>
+      <w:r>
+        <w:t>(Chen &amp; Guestrin, 2016): ensamble por boosting, suele ser el de mejor desempeño en datos tabulares y es compatible con SHAP mediante TreeExplainer.</w:t>
       </w:r>
     </w:p>
     <w:p>
@@ -10043,7 +8895,6 @@
             <w:pPr>
               <w:jc w:val="center"/>
             </w:pPr>
-            <w:proofErr w:type="spellStart"/>
             <w:r>
               <w:rPr>
                 <w:b/>
@@ -10054,7 +8905,6 @@
               </w:rPr>
               <w:t>Accuracy</w:t>
             </w:r>
-            <w:proofErr w:type="spellEnd"/>
           </w:p>
         </w:tc>
         <w:tc>
@@ -10072,7 +8922,6 @@
             <w:pPr>
               <w:jc w:val="center"/>
             </w:pPr>
-            <w:proofErr w:type="spellStart"/>
             <w:r>
               <w:rPr>
                 <w:b/>
@@ -10083,7 +8932,6 @@
               </w:rPr>
               <w:t>Precision</w:t>
             </w:r>
-            <w:proofErr w:type="spellEnd"/>
           </w:p>
         </w:tc>
         <w:tc>
@@ -10101,7 +8949,6 @@
             <w:pPr>
               <w:jc w:val="center"/>
             </w:pPr>
-            <w:proofErr w:type="spellStart"/>
             <w:r>
               <w:rPr>
                 <w:b/>
@@ -10112,7 +8959,6 @@
               </w:rPr>
               <w:t>Recall</w:t>
             </w:r>
-            <w:proofErr w:type="spellEnd"/>
           </w:p>
         </w:tc>
         <w:tc>
@@ -10215,17 +9061,8 @@
                 <w:sz w:val="18"/>
                 <w:szCs w:val="18"/>
               </w:rPr>
-              <w:t xml:space="preserve">ML – </w:t>
-            </w:r>
-            <w:proofErr w:type="spellStart"/>
-            <w:r>
-              <w:rPr>
-                <w:sz w:val="18"/>
-                <w:szCs w:val="18"/>
-              </w:rPr>
-              <w:t>Bagging</w:t>
-            </w:r>
-            <w:proofErr w:type="spellEnd"/>
+              <w:t>ML – Bagging</w:t>
+            </w:r>
           </w:p>
         </w:tc>
         <w:tc>
@@ -10376,7 +9213,6 @@
             </w:tcMar>
           </w:tcPr>
           <w:p>
-            <w:proofErr w:type="spellStart"/>
             <w:r>
               <w:rPr>
                 <w:color w:val="000000"/>
@@ -10385,7 +9221,6 @@
               </w:rPr>
               <w:t>XGBoost</w:t>
             </w:r>
-            <w:proofErr w:type="spellEnd"/>
           </w:p>
         </w:tc>
         <w:tc>
@@ -10411,17 +9246,8 @@
                 <w:sz w:val="18"/>
                 <w:szCs w:val="18"/>
               </w:rPr>
-              <w:t xml:space="preserve">ML – </w:t>
-            </w:r>
-            <w:proofErr w:type="spellStart"/>
-            <w:r>
-              <w:rPr>
-                <w:sz w:val="18"/>
-                <w:szCs w:val="18"/>
-              </w:rPr>
-              <w:t>Boosting</w:t>
-            </w:r>
-            <w:proofErr w:type="spellEnd"/>
+              <w:t>ML – Boosting</w:t>
+            </w:r>
           </w:p>
         </w:tc>
         <w:tc>
@@ -11343,37 +10169,8 @@
         <w:spacing w:after="120" w:line="276" w:lineRule="auto"/>
         <w:jc w:val="both"/>
       </w:pPr>
-      <w:proofErr w:type="spellStart"/>
-      <w:r>
-        <w:t>XGBoost</w:t>
-      </w:r>
-      <w:proofErr w:type="spellEnd"/>
-      <w:r>
-        <w:t xml:space="preserve"> presenta el mejor equilibrio general en validación (F1 0,678; AUC-ROC 0,979). La MLP superficial alcanza el mayor </w:t>
-      </w:r>
-      <w:proofErr w:type="spellStart"/>
-      <w:r>
-        <w:t>Recall</w:t>
-      </w:r>
-      <w:proofErr w:type="spellEnd"/>
-      <w:r>
-        <w:t xml:space="preserve"> (0,902), pero con una </w:t>
-      </w:r>
-      <w:proofErr w:type="spellStart"/>
-      <w:r>
-        <w:t>Precision</w:t>
-      </w:r>
-      <w:proofErr w:type="spellEnd"/>
-      <w:r>
-        <w:t xml:space="preserve"> baja (0,351), mientras que la MLP ancha obtiene un </w:t>
-      </w:r>
-      <w:proofErr w:type="spellStart"/>
-      <w:r>
-        <w:t>Recall</w:t>
-      </w:r>
-      <w:proofErr w:type="spellEnd"/>
-      <w:r>
-        <w:t xml:space="preserve"> de 0,863 y un AUC-ROC de 0,975. Random Forest queda en un nivel intermedio. La MLP profunda presenta un F1 de 0,633 y un AUC-ROC de 0,950, por debajo de las otras arquitecturas. Regresión Logística obtiene el menor desempeño general, con F1 de 0,243 y AUC-ROC de 0,878.</w:t>
+      <w:r>
+        <w:t>XGBoost presenta el mejor equilibrio general en validación (F1 0,678; AUC-ROC 0,979). La MLP superficial alcanza el mayor Recall (0,902), pero con una Precision baja (0,351), mientras que la MLP ancha obtiene un Recall de 0,863 y un AUC-ROC de 0,975. Random Forest queda en un nivel intermedio. La MLP profunda presenta un F1 de 0,633 y un AUC-ROC de 0,950, por debajo de las otras arquitecturas. Regresión Logística obtiene el menor desempeño general, con F1 de 0,243 y AUC-ROC de 0,878.</w:t>
       </w:r>
     </w:p>
     <w:p>
@@ -11382,23 +10179,7 @@
         <w:jc w:val="both"/>
       </w:pPr>
       <w:r>
-        <w:t xml:space="preserve">Restricciones computacionales. Todo se entrenó en computadores personales, sin GPU. Los modelos de ML tardaron segundos y las MLP se entrenaron en tiempos acotados; la búsqueda de </w:t>
-      </w:r>
-      <w:proofErr w:type="spellStart"/>
-      <w:r>
-        <w:t>hiperparámetros</w:t>
-      </w:r>
-      <w:proofErr w:type="spellEnd"/>
-      <w:r>
-        <w:t xml:space="preserve"> evaluó 108 combinaciones × 5 particiones. No se probaron arquitecturas más pesadas como CNN 1D o LSTM: el problema es tabular y el </w:t>
-      </w:r>
-      <w:proofErr w:type="spellStart"/>
-      <w:r>
-        <w:t>dataset</w:t>
-      </w:r>
-      <w:proofErr w:type="spellEnd"/>
-      <w:r>
-        <w:t xml:space="preserve"> no entrega secuencias temporales. Las máquinas de vectores de soporte quedaron fuera de esta comparación y se mantienen como posible trabajo futuro.</w:t>
+        <w:t>Restricciones computacionales. Todo se entrenó en computadores personales, sin GPU. Los modelos de ML tardaron segundos y las MLP se entrenaron en tiempos acotados; la búsqueda de hiperparámetros evaluó 108 combinaciones × 5 particiones. No se probaron arquitecturas más pesadas como CNN 1D o LSTM: el problema es tabular y el dataset no entrega secuencias temporales. Las máquinas de vectores de soporte quedaron fuera de esta comparación y se mantienen como posible trabajo futuro.</w:t>
       </w:r>
     </w:p>
     <w:p>
@@ -11407,31 +10188,7 @@
         <w:jc w:val="both"/>
       </w:pPr>
       <w:r>
-        <w:t xml:space="preserve">Efecto de la calidad de los datos. Con solo 3,39 % de casos positivos, la </w:t>
-      </w:r>
-      <w:proofErr w:type="spellStart"/>
-      <w:r>
-        <w:t>Accuracy</w:t>
-      </w:r>
-      <w:proofErr w:type="spellEnd"/>
-      <w:r>
-        <w:t xml:space="preserve"> por sí sola puede resultar engañosa. Por eso la comparación considera principalmente </w:t>
-      </w:r>
-      <w:proofErr w:type="spellStart"/>
-      <w:r>
-        <w:t>Precision</w:t>
-      </w:r>
-      <w:proofErr w:type="spellEnd"/>
-      <w:r>
-        <w:t xml:space="preserve">, </w:t>
-      </w:r>
-      <w:proofErr w:type="spellStart"/>
-      <w:r>
-        <w:t>Recall</w:t>
-      </w:r>
-      <w:proofErr w:type="spellEnd"/>
-      <w:r>
-        <w:t xml:space="preserve"> y F1 de la clase “con falla”, además del AUC-ROC.</w:t>
+        <w:t>Efecto de la calidad de los datos. Con solo 3,39 % de casos positivos, la Accuracy por sí sola puede resultar engañosa. Por eso la comparación considera principalmente Precision, Recall y F1 de la clase “con falla”, además del AUC-ROC.</w:t>
       </w:r>
     </w:p>
     <w:p>
@@ -11679,18 +10436,8 @@
                 <w:sz w:val="18"/>
                 <w:szCs w:val="18"/>
               </w:rPr>
-              <w:t>Predicción individual mediante POST /</w:t>
-            </w:r>
-            <w:proofErr w:type="spellStart"/>
-            <w:r>
-              <w:rPr>
-                <w:color w:val="000000"/>
-                <w:sz w:val="18"/>
-                <w:szCs w:val="18"/>
-              </w:rPr>
-              <w:t>predict</w:t>
-            </w:r>
-            <w:proofErr w:type="spellEnd"/>
+              <w:t>Predicción individual mediante POST /predict</w:t>
+            </w:r>
           </w:p>
         </w:tc>
         <w:tc>
@@ -11713,18 +10460,8 @@
                 <w:sz w:val="18"/>
                 <w:szCs w:val="18"/>
               </w:rPr>
-              <w:t xml:space="preserve">Implementado y conectado al </w:t>
-            </w:r>
-            <w:proofErr w:type="spellStart"/>
-            <w:r>
-              <w:rPr>
-                <w:color w:val="000000"/>
-                <w:sz w:val="18"/>
-                <w:szCs w:val="18"/>
-              </w:rPr>
-              <w:t>frontend</w:t>
-            </w:r>
-            <w:proofErr w:type="spellEnd"/>
+              <w:t>Implementado y conectado al frontend</w:t>
+            </w:r>
           </w:p>
         </w:tc>
       </w:tr>
@@ -11770,18 +10507,8 @@
                 <w:sz w:val="18"/>
                 <w:szCs w:val="18"/>
               </w:rPr>
-              <w:t>Predicción por lotes (CSV) mediante POST /</w:t>
-            </w:r>
-            <w:proofErr w:type="spellStart"/>
-            <w:r>
-              <w:rPr>
-                <w:color w:val="000000"/>
-                <w:sz w:val="18"/>
-                <w:szCs w:val="18"/>
-              </w:rPr>
-              <w:t>predict-batch</w:t>
-            </w:r>
-            <w:proofErr w:type="spellEnd"/>
+              <w:t>Predicción por lotes (CSV) mediante POST /predict-batch</w:t>
+            </w:r>
           </w:p>
         </w:tc>
         <w:tc>
@@ -11804,18 +10531,8 @@
                 <w:sz w:val="18"/>
                 <w:szCs w:val="18"/>
               </w:rPr>
-              <w:t xml:space="preserve">Implementado y conectado al </w:t>
-            </w:r>
-            <w:proofErr w:type="spellStart"/>
-            <w:r>
-              <w:rPr>
-                <w:color w:val="000000"/>
-                <w:sz w:val="18"/>
-                <w:szCs w:val="18"/>
-              </w:rPr>
-              <w:t>frontend</w:t>
-            </w:r>
-            <w:proofErr w:type="spellEnd"/>
+              <w:t>Implementado y conectado al frontend</w:t>
+            </w:r>
           </w:p>
         </w:tc>
       </w:tr>
@@ -11861,18 +10578,8 @@
                 <w:sz w:val="18"/>
                 <w:szCs w:val="18"/>
               </w:rPr>
-              <w:t xml:space="preserve">Validación de estructura y rangos de los datos con esquemas </w:t>
-            </w:r>
-            <w:proofErr w:type="spellStart"/>
-            <w:r>
-              <w:rPr>
-                <w:color w:val="000000"/>
-                <w:sz w:val="18"/>
-                <w:szCs w:val="18"/>
-              </w:rPr>
-              <w:t>Pydantic</w:t>
-            </w:r>
-            <w:proofErr w:type="spellEnd"/>
+              <w:t>Validación de estructura y rangos de los datos con esquemas Pydantic</w:t>
+            </w:r>
           </w:p>
         </w:tc>
         <w:tc>
@@ -11942,25 +10649,7 @@
                 <w:sz w:val="18"/>
                 <w:szCs w:val="18"/>
               </w:rPr>
-              <w:t xml:space="preserve">Preprocesamiento idéntico al de entrenamiento (One-Hot + </w:t>
-            </w:r>
-            <w:proofErr w:type="spellStart"/>
-            <w:r>
-              <w:rPr>
-                <w:color w:val="000000"/>
-                <w:sz w:val="18"/>
-                <w:szCs w:val="18"/>
-              </w:rPr>
-              <w:t>StandardScaler</w:t>
-            </w:r>
-            <w:proofErr w:type="spellEnd"/>
-            <w:r>
-              <w:rPr>
-                <w:color w:val="000000"/>
-                <w:sz w:val="18"/>
-                <w:szCs w:val="18"/>
-              </w:rPr>
-              <w:t>) en la inferencia</w:t>
+              <w:t>Preprocesamiento idéntico al de entrenamiento (One-Hot + StandardScaler) en la inferencia</w:t>
             </w:r>
           </w:p>
         </w:tc>
@@ -12031,25 +10720,7 @@
                 <w:sz w:val="18"/>
                 <w:szCs w:val="18"/>
               </w:rPr>
-              <w:t xml:space="preserve">Estimación de la probabilidad de falla con el modelo </w:t>
-            </w:r>
-            <w:proofErr w:type="spellStart"/>
-            <w:r>
-              <w:rPr>
-                <w:color w:val="000000"/>
-                <w:sz w:val="18"/>
-                <w:szCs w:val="18"/>
-              </w:rPr>
-              <w:t>XGBoost</w:t>
-            </w:r>
-            <w:proofErr w:type="spellEnd"/>
-            <w:r>
-              <w:rPr>
-                <w:color w:val="000000"/>
-                <w:sz w:val="18"/>
-                <w:szCs w:val="18"/>
-              </w:rPr>
-              <w:t xml:space="preserve"> servido</w:t>
+              <w:t>Estimación de la probabilidad de falla con el modelo XGBoost servido</w:t>
             </w:r>
           </w:p>
         </w:tc>
@@ -12144,18 +10815,8 @@
                 <w:sz w:val="18"/>
                 <w:szCs w:val="18"/>
               </w:rPr>
-              <w:t xml:space="preserve">Implementado y conectado al </w:t>
-            </w:r>
-            <w:proofErr w:type="spellStart"/>
-            <w:r>
-              <w:rPr>
-                <w:color w:val="000000"/>
-                <w:sz w:val="18"/>
-                <w:szCs w:val="18"/>
-              </w:rPr>
-              <w:t>frontend</w:t>
-            </w:r>
-            <w:proofErr w:type="spellEnd"/>
+              <w:t>Implementado y conectado al frontend</w:t>
+            </w:r>
           </w:p>
         </w:tc>
       </w:tr>
@@ -12343,25 +11004,7 @@
                 <w:sz w:val="18"/>
                 <w:szCs w:val="18"/>
               </w:rPr>
-              <w:t>Monitoreo del sistema y del modelo (GET /</w:t>
-            </w:r>
-            <w:proofErr w:type="spellStart"/>
-            <w:r>
-              <w:rPr>
-                <w:color w:val="000000"/>
-                <w:sz w:val="18"/>
-                <w:szCs w:val="18"/>
-              </w:rPr>
-              <w:t>health</w:t>
-            </w:r>
-            <w:proofErr w:type="spellEnd"/>
-            <w:r>
-              <w:rPr>
-                <w:color w:val="000000"/>
-                <w:sz w:val="18"/>
-                <w:szCs w:val="18"/>
-              </w:rPr>
-              <w:t>, GET /monitoreo)</w:t>
+              <w:t>Monitoreo del sistema y del modelo (GET /health, GET /monitoreo)</w:t>
             </w:r>
           </w:p>
         </w:tc>
@@ -12704,7 +11347,6 @@
             </w:tcMar>
           </w:tcPr>
           <w:p>
-            <w:proofErr w:type="spellStart"/>
             <w:r>
               <w:rPr>
                 <w:color w:val="000000"/>
@@ -12713,7 +11355,6 @@
               </w:rPr>
               <w:t>Explicabilidad</w:t>
             </w:r>
-            <w:proofErr w:type="spellEnd"/>
           </w:p>
         </w:tc>
         <w:tc>
@@ -12736,25 +11377,7 @@
                 <w:sz w:val="18"/>
                 <w:szCs w:val="18"/>
               </w:rPr>
-              <w:t xml:space="preserve">Cada predicción (individual o por lote) incluye el aporte de cada variable calculado con SHAP en el </w:t>
-            </w:r>
-            <w:proofErr w:type="spellStart"/>
-            <w:r>
-              <w:rPr>
-                <w:color w:val="000000"/>
-                <w:sz w:val="18"/>
-                <w:szCs w:val="18"/>
-              </w:rPr>
-              <w:t>backend</w:t>
-            </w:r>
-            <w:proofErr w:type="spellEnd"/>
-            <w:r>
-              <w:rPr>
-                <w:color w:val="000000"/>
-                <w:sz w:val="18"/>
-                <w:szCs w:val="18"/>
-              </w:rPr>
-              <w:t>. Cubre el alcance de “explicación de cada predicción”.</w:t>
+              <w:t>Cada predicción (individual o por lote) incluye el aporte de cada variable calculado con SHAP en el backend. Cubre el alcance de “explicación de cada predicción”.</w:t>
             </w:r>
           </w:p>
         </w:tc>
@@ -12795,41 +11418,13 @@
             <w:pPr>
               <w:jc w:val="center"/>
             </w:pPr>
-            <w:proofErr w:type="spellStart"/>
-            <w:r>
-              <w:rPr>
-                <w:color w:val="000000"/>
-                <w:sz w:val="18"/>
-                <w:szCs w:val="18"/>
-              </w:rPr>
-              <w:t>Backend</w:t>
-            </w:r>
-            <w:proofErr w:type="spellEnd"/>
-            <w:r>
-              <w:rPr>
-                <w:color w:val="000000"/>
-                <w:sz w:val="18"/>
-                <w:szCs w:val="18"/>
-              </w:rPr>
-              <w:t xml:space="preserve"> y modelo desacoplados del </w:t>
-            </w:r>
-            <w:proofErr w:type="spellStart"/>
-            <w:r>
-              <w:rPr>
-                <w:color w:val="000000"/>
-                <w:sz w:val="18"/>
-                <w:szCs w:val="18"/>
-              </w:rPr>
-              <w:t>frontend</w:t>
-            </w:r>
-            <w:proofErr w:type="spellEnd"/>
-            <w:r>
-              <w:rPr>
-                <w:color w:val="000000"/>
-                <w:sz w:val="18"/>
-                <w:szCs w:val="18"/>
-              </w:rPr>
-              <w:t>; el modelo se puede reemplazar sin tocar la interfaz, y el reentrenamiento actualiza el modelo en caliente sin reiniciar la API.</w:t>
+            <w:r>
+              <w:rPr>
+                <w:color w:val="000000"/>
+                <w:sz w:val="18"/>
+                <w:szCs w:val="18"/>
+              </w:rPr>
+              <w:t>Backend y modelo desacoplados del frontend; el modelo se puede reemplazar sin tocar la interfaz, y el reentrenamiento actualiza el modelo en caliente sin reiniciar la API.</w:t>
             </w:r>
           </w:p>
         </w:tc>
@@ -12876,25 +11471,7 @@
                 <w:sz w:val="18"/>
                 <w:szCs w:val="18"/>
               </w:rPr>
-              <w:t xml:space="preserve">Validación de todas las entradas con </w:t>
-            </w:r>
-            <w:proofErr w:type="spellStart"/>
-            <w:r>
-              <w:rPr>
-                <w:color w:val="000000"/>
-                <w:sz w:val="18"/>
-                <w:szCs w:val="18"/>
-              </w:rPr>
-              <w:t>Pydantic</w:t>
-            </w:r>
-            <w:proofErr w:type="spellEnd"/>
-            <w:r>
-              <w:rPr>
-                <w:color w:val="000000"/>
-                <w:sz w:val="18"/>
-                <w:szCs w:val="18"/>
-              </w:rPr>
-              <w:t xml:space="preserve"> (rangos físicos por sensor) antes de procesarlas; límite de registros por solicitud; CORS configurable.</w:t>
+              <w:t>Validación de todas las entradas con Pydantic (rangos físicos por sensor) antes de procesarlas; límite de registros por solicitud; CORS configurable.</w:t>
             </w:r>
           </w:p>
         </w:tc>
@@ -12958,7 +11535,6 @@
             </w:tcMar>
           </w:tcPr>
           <w:p>
-            <w:proofErr w:type="spellStart"/>
             <w:r>
               <w:rPr>
                 <w:color w:val="000000"/>
@@ -12967,7 +11543,6 @@
               </w:rPr>
               <w:t>Monitoreabilidad</w:t>
             </w:r>
-            <w:proofErr w:type="spellEnd"/>
           </w:p>
         </w:tc>
         <w:tc>
@@ -12984,41 +11559,13 @@
             <w:pPr>
               <w:jc w:val="center"/>
             </w:pPr>
-            <w:proofErr w:type="spellStart"/>
-            <w:r>
-              <w:rPr>
-                <w:color w:val="000000"/>
-                <w:sz w:val="18"/>
-                <w:szCs w:val="18"/>
-              </w:rPr>
-              <w:t>Endpoints</w:t>
-            </w:r>
-            <w:proofErr w:type="spellEnd"/>
-            <w:r>
-              <w:rPr>
-                <w:color w:val="000000"/>
-                <w:sz w:val="18"/>
-                <w:szCs w:val="18"/>
-              </w:rPr>
-              <w:t xml:space="preserve"> /</w:t>
-            </w:r>
-            <w:proofErr w:type="spellStart"/>
-            <w:r>
-              <w:rPr>
-                <w:color w:val="000000"/>
-                <w:sz w:val="18"/>
-                <w:szCs w:val="18"/>
-              </w:rPr>
-              <w:t>health</w:t>
-            </w:r>
-            <w:proofErr w:type="spellEnd"/>
-            <w:r>
-              <w:rPr>
-                <w:color w:val="000000"/>
-                <w:sz w:val="18"/>
-                <w:szCs w:val="18"/>
-              </w:rPr>
-              <w:t xml:space="preserve"> y /monitoreo; historial de predicciones y de reentrenamientos persistido en SQLite.</w:t>
+            <w:r>
+              <w:rPr>
+                <w:color w:val="000000"/>
+                <w:sz w:val="18"/>
+                <w:szCs w:val="18"/>
+              </w:rPr>
+              <w:t>Endpoints /health y /monitoreo; historial de predicciones y de reentrenamientos persistido en SQLite.</w:t>
             </w:r>
           </w:p>
         </w:tc>
@@ -13065,61 +11612,7 @@
                 <w:sz w:val="18"/>
                 <w:szCs w:val="18"/>
               </w:rPr>
-              <w:t>Estructura de carpetas estandarizada (</w:t>
-            </w:r>
-            <w:proofErr w:type="spellStart"/>
-            <w:r>
-              <w:rPr>
-                <w:color w:val="000000"/>
-                <w:sz w:val="18"/>
-                <w:szCs w:val="18"/>
-              </w:rPr>
-              <w:t>datasets</w:t>
-            </w:r>
-            <w:proofErr w:type="spellEnd"/>
-            <w:r>
-              <w:rPr>
-                <w:color w:val="000000"/>
-                <w:sz w:val="18"/>
-                <w:szCs w:val="18"/>
-              </w:rPr>
-              <w:t xml:space="preserve">, notebooks, modelos, </w:t>
-            </w:r>
-            <w:proofErr w:type="spellStart"/>
-            <w:r>
-              <w:rPr>
-                <w:color w:val="000000"/>
-                <w:sz w:val="18"/>
-                <w:szCs w:val="18"/>
-              </w:rPr>
-              <w:t>backend</w:t>
-            </w:r>
-            <w:proofErr w:type="spellEnd"/>
-            <w:r>
-              <w:rPr>
-                <w:color w:val="000000"/>
-                <w:sz w:val="18"/>
-                <w:szCs w:val="18"/>
-              </w:rPr>
-              <w:t xml:space="preserve">, </w:t>
-            </w:r>
-            <w:proofErr w:type="spellStart"/>
-            <w:r>
-              <w:rPr>
-                <w:color w:val="000000"/>
-                <w:sz w:val="18"/>
-                <w:szCs w:val="18"/>
-              </w:rPr>
-              <w:t>frontend</w:t>
-            </w:r>
-            <w:proofErr w:type="spellEnd"/>
-            <w:r>
-              <w:rPr>
-                <w:color w:val="000000"/>
-                <w:sz w:val="18"/>
-                <w:szCs w:val="18"/>
-              </w:rPr>
-              <w:t>) y rutas del pipeline independientes del directorio de ejecución.</w:t>
+              <w:t>Estructura de carpetas estandarizada (datasets, notebooks, modelos, backend, frontend) y rutas del pipeline independientes del directorio de ejecución.</w:t>
             </w:r>
           </w:p>
         </w:tc>
@@ -13167,25 +11660,7 @@
                 <w:sz w:val="18"/>
                 <w:szCs w:val="18"/>
               </w:rPr>
-              <w:t xml:space="preserve">Entorno reproducible mediante </w:t>
-            </w:r>
-            <w:proofErr w:type="spellStart"/>
-            <w:r>
-              <w:rPr>
-                <w:color w:val="000000"/>
-                <w:sz w:val="18"/>
-                <w:szCs w:val="18"/>
-              </w:rPr>
-              <w:t>environment.yml</w:t>
-            </w:r>
-            <w:proofErr w:type="spellEnd"/>
-            <w:r>
-              <w:rPr>
-                <w:color w:val="000000"/>
-                <w:sz w:val="18"/>
-                <w:szCs w:val="18"/>
-              </w:rPr>
-              <w:t xml:space="preserve"> (Conda), documentado en el README.</w:t>
+              <w:t>Entorno reproducible mediante environment.yml (Conda), documentado en el README.</w:t>
             </w:r>
           </w:p>
         </w:tc>
@@ -13223,45 +11698,8 @@
         <w:jc w:val="both"/>
       </w:pPr>
       <w:r>
-        <w:t xml:space="preserve">El modelo elegido para continuar hacia producción es </w:t>
-      </w:r>
-      <w:proofErr w:type="spellStart"/>
-      <w:r>
-        <w:t>XGBoost</w:t>
-      </w:r>
-      <w:proofErr w:type="spellEnd"/>
-      <w:r>
-        <w:t xml:space="preserve">, utilizando Random </w:t>
-      </w:r>
-      <w:proofErr w:type="spellStart"/>
-      <w:r>
-        <w:t>Oversampling</w:t>
-      </w:r>
-      <w:proofErr w:type="spellEnd"/>
-      <w:r>
-        <w:t xml:space="preserve"> y la configuración obtenida mediante </w:t>
-      </w:r>
-      <w:proofErr w:type="spellStart"/>
-      <w:r>
-        <w:t>GridSearchCV</w:t>
-      </w:r>
-      <w:proofErr w:type="spellEnd"/>
-      <w:r>
-        <w:t xml:space="preserve">. Esta alternativa presentó el mejor equilibrio entre F1 y AUC-ROC en la comparación sobre validación y, además, permite aplicar SHAP mediante </w:t>
-      </w:r>
-      <w:proofErr w:type="spellStart"/>
-      <w:r>
-        <w:t>TreeExplainer</w:t>
-      </w:r>
-      <w:proofErr w:type="spellEnd"/>
-      <w:r>
-        <w:t xml:space="preserve">, cumpliendo el requisito de </w:t>
-      </w:r>
-      <w:proofErr w:type="spellStart"/>
-      <w:r>
-        <w:t>explicabilidad</w:t>
-      </w:r>
-      <w:proofErr w:type="spellEnd"/>
+        <w:t>El modelo elegido para continuar hacia producción es XGBoost, utilizando Random Oversampling y la configuración obtenida mediante GridSearchCV. Esta alternativa presentó el mejor equilibrio entre F1 y AUC-ROC en la comparación sobre validación y, además, permite aplicar SHAP mediante TreeExplainer, cumpliendo el requisito de explicabilidad</w:t>
+      </w:r>
       <w:r>
         <w:t>.</w:t>
       </w:r>
@@ -13279,31 +11717,7 @@
         <w:t xml:space="preserve">Entradas y salida. </w:t>
       </w:r>
       <w:r>
-        <w:t xml:space="preserve">El modelo recibe siete entradas: temperatura del aire, temperatura del proceso, velocidad de rotación, torque, desgaste de herramienta y el tipo de producto (codificado en </w:t>
-      </w:r>
-      <w:proofErr w:type="spellStart"/>
-      <w:r>
-        <w:t>Type_L</w:t>
-      </w:r>
-      <w:proofErr w:type="spellEnd"/>
-      <w:r>
-        <w:t xml:space="preserve"> y </w:t>
-      </w:r>
-      <w:proofErr w:type="spellStart"/>
-      <w:r>
-        <w:t>Type_M</w:t>
-      </w:r>
-      <w:proofErr w:type="spellEnd"/>
-      <w:r>
-        <w:t xml:space="preserve">). Entrega una sola salida: la probabilidad de falla, un número entre 0 y 1. Con un umbral de 0,5 esa probabilidad pasa a ser una etiqueta (falla / no falla); el </w:t>
-      </w:r>
-      <w:proofErr w:type="spellStart"/>
-      <w:r>
-        <w:t>frontend</w:t>
-      </w:r>
-      <w:proofErr w:type="spellEnd"/>
-      <w:r>
-        <w:t>, además, usa los cortes 0,34 y 0,67 para mostrar tres niveles: No falla, Riesgo medio y Falla.</w:t>
+        <w:t>El modelo recibe siete entradas: temperatura del aire, temperatura del proceso, velocidad de rotación, torque, desgaste de herramienta y el tipo de producto (codificado en Type_L y Type_M). Entrega una sola salida: la probabilidad de falla, un número entre 0 y 1. Con un umbral de 0,5 esa probabilidad pasa a ser una etiqueta (falla / no falla); el frontend, además, usa los cortes 0,34 y 0,67 para mostrar tres niveles: No falla, Riesgo medio y Falla.</w:t>
       </w:r>
     </w:p>
     <w:p>
@@ -13312,15 +11726,7 @@
       </w:pPr>
       <w:bookmarkStart w:id="22" w:name="_Toc239405791"/>
       <w:r>
-        <w:t xml:space="preserve">3.5.1 Arquitecturas de Deep </w:t>
-      </w:r>
-      <w:proofErr w:type="spellStart"/>
-      <w:r>
-        <w:t>Learning</w:t>
-      </w:r>
-      <w:proofErr w:type="spellEnd"/>
-      <w:r>
-        <w:t xml:space="preserve"> y análisis de convergencia</w:t>
+        <w:t>3.5.1 Arquitecturas de Deep Learning y análisis de convergencia</w:t>
       </w:r>
       <w:bookmarkEnd w:id="22"/>
     </w:p>
@@ -13625,7 +12031,6 @@
             <w:pPr>
               <w:jc w:val="center"/>
             </w:pPr>
-            <w:proofErr w:type="spellStart"/>
             <w:r>
               <w:rPr>
                 <w:color w:val="000000"/>
@@ -13634,7 +12039,6 @@
               </w:rPr>
               <w:t>ReLU</w:t>
             </w:r>
-            <w:proofErr w:type="spellEnd"/>
           </w:p>
         </w:tc>
         <w:tc>
@@ -13802,7 +12206,6 @@
             <w:pPr>
               <w:jc w:val="center"/>
             </w:pPr>
-            <w:proofErr w:type="spellStart"/>
             <w:r>
               <w:rPr>
                 <w:color w:val="000000"/>
@@ -13811,7 +12214,6 @@
               </w:rPr>
               <w:t>ReLU</w:t>
             </w:r>
-            <w:proofErr w:type="spellEnd"/>
           </w:p>
         </w:tc>
         <w:tc>
@@ -13979,7 +12381,6 @@
             <w:pPr>
               <w:jc w:val="center"/>
             </w:pPr>
-            <w:proofErr w:type="spellStart"/>
             <w:r>
               <w:rPr>
                 <w:color w:val="000000"/>
@@ -13988,7 +12389,6 @@
               </w:rPr>
               <w:t>ReLU</w:t>
             </w:r>
-            <w:proofErr w:type="spellEnd"/>
           </w:p>
         </w:tc>
         <w:tc>
@@ -14086,51 +12486,7 @@
           <w:sz w:val="18"/>
           <w:szCs w:val="18"/>
         </w:rPr>
-        <w:t>Tabla 9. Configuración de las tres arquitecturas de DL (</w:t>
-      </w:r>
-      <w:proofErr w:type="spellStart"/>
-      <w:r>
-        <w:rPr>
-          <w:i/>
-          <w:iCs/>
-          <w:color w:val="555555"/>
-          <w:sz w:val="18"/>
-          <w:szCs w:val="18"/>
-        </w:rPr>
-        <w:t>MLPClassifier</w:t>
-      </w:r>
-      <w:proofErr w:type="spellEnd"/>
-      <w:r>
-        <w:rPr>
-          <w:i/>
-          <w:iCs/>
-          <w:color w:val="555555"/>
-          <w:sz w:val="18"/>
-          <w:szCs w:val="18"/>
-        </w:rPr>
-        <w:t xml:space="preserve"> de </w:t>
-      </w:r>
-      <w:proofErr w:type="spellStart"/>
-      <w:r>
-        <w:rPr>
-          <w:i/>
-          <w:iCs/>
-          <w:color w:val="555555"/>
-          <w:sz w:val="18"/>
-          <w:szCs w:val="18"/>
-        </w:rPr>
-        <w:t>scikit-learn</w:t>
-      </w:r>
-      <w:proofErr w:type="spellEnd"/>
-      <w:r>
-        <w:rPr>
-          <w:i/>
-          <w:iCs/>
-          <w:color w:val="555555"/>
-          <w:sz w:val="18"/>
-          <w:szCs w:val="18"/>
-        </w:rPr>
-        <w:t>; Pedregosa et al., 2011).</w:t>
+        <w:t>Tabla 9. Configuración de las tres arquitecturas de DL (MLPClassifier de scikit-learn; Pedregosa et al., 2011).</w:t>
       </w:r>
     </w:p>
     <w:p>
@@ -14139,23 +12495,7 @@
         <w:jc w:val="both"/>
       </w:pPr>
       <w:r>
-        <w:t>Las tres redes usan la misma activación (</w:t>
-      </w:r>
-      <w:proofErr w:type="spellStart"/>
-      <w:r>
-        <w:t>ReLU</w:t>
-      </w:r>
-      <w:proofErr w:type="spellEnd"/>
-      <w:r>
-        <w:t>) y el mismo optimizador (Adam); lo único que cambia es la profundidad y el ancho. La Figura 6 muestra la curva de pérdida (log-</w:t>
-      </w:r>
-      <w:proofErr w:type="spellStart"/>
-      <w:r>
-        <w:t>loss</w:t>
-      </w:r>
-      <w:proofErr w:type="spellEnd"/>
-      <w:r>
-        <w:t>) de entrenamiento. La red profunda (B) baja la pérdida más rápido y converge en la iteración 170, con la pérdida de entrenamiento más baja de las tres (0,0278). Sin embargo, su AUC-ROC en validación es el menor de las tres redes (0,9499). La red superficial (A) no alcanza a converger en 500 iteraciones y obtiene un AUC-ROC de 0,9701, mientras que la red ancha (C) converge en 467 iteraciones y alcanza el mejor AUC-ROC entre las tres, con 0,9754. Esto muestra que una mayor profundidad no garantiza un mejor desempeño para este problema tabular</w:t>
+        <w:t>Las tres redes usan la misma activación (ReLU) y el mismo optimizador (Adam); lo único que cambia es la profundidad y el ancho. La Figura 6 muestra la curva de pérdida (log-loss) de entrenamiento. La red profunda (B) baja la pérdida más rápido y converge en la iteración 170, con la pérdida de entrenamiento más baja de las tres (0,0278). Sin embargo, su AUC-ROC en validación es el menor de las tres redes (0,9499). La red superficial (A) no alcanza a converger en 500 iteraciones y obtiene un AUC-ROC de 0,9701, mientras que la red ancha (C) converge en 467 iteraciones y alcanza el mejor AUC-ROC entre las tres, con 0,9754. Esto muestra que una mayor profundidad no garantiza un mejor desempeño para este problema tabular</w:t>
       </w:r>
       <w:r>
         <w:t>.</w:t>
@@ -14243,122 +12583,10 @@
         <w:jc w:val="both"/>
       </w:pPr>
       <w:r>
-        <w:t xml:space="preserve">Después de seleccionar </w:t>
-      </w:r>
-      <w:proofErr w:type="spellStart"/>
-      <w:r>
-        <w:t>XGBoost</w:t>
-      </w:r>
-      <w:proofErr w:type="spellEnd"/>
-      <w:r>
-        <w:t xml:space="preserve"> como candidato, se realizó un ajuste mediante </w:t>
-      </w:r>
-      <w:proofErr w:type="spellStart"/>
-      <w:r>
-        <w:t>GridSearchCV</w:t>
-      </w:r>
-      <w:proofErr w:type="spellEnd"/>
-      <w:r>
-        <w:t xml:space="preserve"> con 108 combinaciones de </w:t>
-      </w:r>
-      <w:proofErr w:type="spellStart"/>
-      <w:r>
-        <w:t>n_estimators</w:t>
-      </w:r>
-      <w:proofErr w:type="spellEnd"/>
-      <w:r>
-        <w:t xml:space="preserve">, </w:t>
-      </w:r>
-      <w:proofErr w:type="spellStart"/>
-      <w:r>
-        <w:t>max_depth</w:t>
-      </w:r>
-      <w:proofErr w:type="spellEnd"/>
-      <w:r>
-        <w:t xml:space="preserve">, </w:t>
-      </w:r>
-      <w:proofErr w:type="spellStart"/>
-      <w:r>
-        <w:t>learning_rate</w:t>
-      </w:r>
-      <w:proofErr w:type="spellEnd"/>
-      <w:r>
-        <w:t xml:space="preserve">, </w:t>
-      </w:r>
-      <w:proofErr w:type="spellStart"/>
-      <w:r>
-        <w:t>subsample</w:t>
-      </w:r>
-      <w:proofErr w:type="spellEnd"/>
-      <w:r>
-        <w:t xml:space="preserve"> y </w:t>
-      </w:r>
-      <w:proofErr w:type="spellStart"/>
-      <w:r>
-        <w:t>colsample_bytree</w:t>
-      </w:r>
-      <w:proofErr w:type="spellEnd"/>
-      <w:r>
-        <w:t xml:space="preserve">, utilizando validación cruzada estratificada de 5 particiones y optimizando el F1-Score. La mejor configuración fue </w:t>
-      </w:r>
-      <w:proofErr w:type="spellStart"/>
-      <w:r>
-        <w:t>n_estimators</w:t>
-      </w:r>
-      <w:proofErr w:type="spellEnd"/>
-      <w:r>
-        <w:t xml:space="preserve"> = 300, </w:t>
-      </w:r>
-      <w:proofErr w:type="spellStart"/>
-      <w:r>
-        <w:t>max_depth</w:t>
-      </w:r>
-      <w:proofErr w:type="spellEnd"/>
-      <w:r>
-        <w:t xml:space="preserve"> = 7, </w:t>
-      </w:r>
-      <w:proofErr w:type="spellStart"/>
-      <w:r>
-        <w:t>learning_rate</w:t>
-      </w:r>
-      <w:proofErr w:type="spellEnd"/>
-      <w:r>
-        <w:t xml:space="preserve"> = 0,1, </w:t>
-      </w:r>
-      <w:proofErr w:type="spellStart"/>
-      <w:r>
-        <w:t>subsample</w:t>
-      </w:r>
-      <w:proofErr w:type="spellEnd"/>
-      <w:r>
-        <w:t xml:space="preserve"> = 0,8 y </w:t>
-      </w:r>
-      <w:proofErr w:type="spellStart"/>
-      <w:r>
-        <w:t>colsample_bytree</w:t>
-      </w:r>
-      <w:proofErr w:type="spellEnd"/>
-      <w:r>
-        <w:t xml:space="preserve"> = 1,0, con un F1 promedio de 0,7323 durante la validación cruzada. </w:t>
-      </w:r>
-      <w:r>
-        <w:t xml:space="preserve">El refinamiento se realizó sobre la alternativa seleccionada, </w:t>
-      </w:r>
-      <w:proofErr w:type="spellStart"/>
-      <w:r>
-        <w:t>XGBoost</w:t>
-      </w:r>
-      <w:proofErr w:type="spellEnd"/>
-      <w:r>
-        <w:t xml:space="preserve">, ajustando sus principales </w:t>
-      </w:r>
-      <w:proofErr w:type="spellStart"/>
-      <w:r>
-        <w:t>hiperparámetros</w:t>
-      </w:r>
-      <w:proofErr w:type="spellEnd"/>
-      <w:r>
-        <w:t xml:space="preserve"> y manteniendo fija la estructura de entrada y salida definida previamente. De esta manera, el refinamiento posterior permitió mejorar la configuración del modelo seleccionado sin modificar el problema ni incorporar información del conjunto de prueba.</w:t>
+        <w:t xml:space="preserve">Después de seleccionar XGBoost como candidato, se realizó un ajuste mediante GridSearchCV con 108 combinaciones de n_estimators, max_depth, learning_rate, subsample y colsample_bytree, utilizando validación cruzada estratificada de 5 particiones y optimizando el F1-Score. La mejor configuración fue n_estimators = 300, max_depth = 7, learning_rate = 0,1, subsample = 0,8 y colsample_bytree = 1,0, con un F1 promedio de 0,7323 durante la validación cruzada. </w:t>
+      </w:r>
+      <w:r>
+        <w:t>El refinamiento se realizó sobre la alternativa seleccionada, XGBoost, ajustando sus principales hiperparámetros y manteniendo fija la estructura de entrada y salida definida previamente. De esta manera, el refinamiento posterior permitió mejorar la configuración del modelo seleccionado sin modificar el problema ni incorporar información del conjunto de prueba.</w:t>
       </w:r>
       <w:r>
         <w:t>.</w:t>
@@ -14430,7 +12658,6 @@
             <w:pPr>
               <w:jc w:val="center"/>
             </w:pPr>
-            <w:proofErr w:type="spellStart"/>
             <w:r>
               <w:rPr>
                 <w:b/>
@@ -14439,9 +12666,25 @@
                 <w:sz w:val="18"/>
                 <w:szCs w:val="18"/>
               </w:rPr>
-              <w:t>XGBoost</w:t>
-            </w:r>
-            <w:proofErr w:type="spellEnd"/>
+              <w:t>XGBoost base</w:t>
+            </w:r>
+          </w:p>
+        </w:tc>
+        <w:tc>
+          <w:tcPr>
+            <w:tcW w:w="2000" w:type="dxa"/>
+            <w:shd w:val="clear" w:color="auto" w:fill="1D6FE0"/>
+            <w:tcMar>
+              <w:top w:w="60" w:type="dxa"/>
+              <w:left w:w="90" w:type="dxa"/>
+              <w:bottom w:w="60" w:type="dxa"/>
+              <w:right w:w="90" w:type="dxa"/>
+            </w:tcMar>
+          </w:tcPr>
+          <w:p>
+            <w:pPr>
+              <w:jc w:val="center"/>
+            </w:pPr>
             <w:r>
               <w:rPr>
                 <w:b/>
@@ -14450,7 +12693,7 @@
                 <w:sz w:val="18"/>
                 <w:szCs w:val="18"/>
               </w:rPr>
-              <w:t xml:space="preserve"> base</w:t>
+              <w:t>XGBoost optimizado</w:t>
             </w:r>
           </w:p>
         </w:tc>
@@ -14469,7 +12712,6 @@
             <w:pPr>
               <w:jc w:val="center"/>
             </w:pPr>
-            <w:proofErr w:type="spellStart"/>
             <w:r>
               <w:rPr>
                 <w:b/>
@@ -14478,44 +12720,6 @@
                 <w:sz w:val="18"/>
                 <w:szCs w:val="18"/>
               </w:rPr>
-              <w:t>XGBoost</w:t>
-            </w:r>
-            <w:proofErr w:type="spellEnd"/>
-            <w:r>
-              <w:rPr>
-                <w:b/>
-                <w:bCs/>
-                <w:color w:val="FFFFFF"/>
-                <w:sz w:val="18"/>
-                <w:szCs w:val="18"/>
-              </w:rPr>
-              <w:t xml:space="preserve"> optimizado</w:t>
-            </w:r>
-          </w:p>
-        </w:tc>
-        <w:tc>
-          <w:tcPr>
-            <w:tcW w:w="2000" w:type="dxa"/>
-            <w:shd w:val="clear" w:color="auto" w:fill="1D6FE0"/>
-            <w:tcMar>
-              <w:top w:w="60" w:type="dxa"/>
-              <w:left w:w="90" w:type="dxa"/>
-              <w:bottom w:w="60" w:type="dxa"/>
-              <w:right w:w="90" w:type="dxa"/>
-            </w:tcMar>
-          </w:tcPr>
-          <w:p>
-            <w:pPr>
-              <w:jc w:val="center"/>
-            </w:pPr>
-            <w:r>
-              <w:rPr>
-                <w:b/>
-                <w:bCs/>
-                <w:color w:val="FFFFFF"/>
-                <w:sz w:val="18"/>
-                <w:szCs w:val="18"/>
-              </w:rPr>
               <w:t>Diferencia</w:t>
             </w:r>
           </w:p>
@@ -14533,7 +12737,6 @@
             </w:tcMar>
           </w:tcPr>
           <w:p>
-            <w:proofErr w:type="spellStart"/>
             <w:r>
               <w:rPr>
                 <w:color w:val="000000"/>
@@ -14542,7 +12745,6 @@
               </w:rPr>
               <w:t>Accuracy</w:t>
             </w:r>
-            <w:proofErr w:type="spellEnd"/>
           </w:p>
         </w:tc>
         <w:tc>
@@ -14639,23 +12841,13 @@
             </w:tcMar>
           </w:tcPr>
           <w:p>
-            <w:proofErr w:type="spellStart"/>
-            <w:r>
-              <w:rPr>
-                <w:color w:val="000000"/>
-                <w:sz w:val="18"/>
-                <w:szCs w:val="18"/>
-              </w:rPr>
-              <w:t>Precision</w:t>
-            </w:r>
-            <w:proofErr w:type="spellEnd"/>
-            <w:r>
-              <w:rPr>
-                <w:color w:val="000000"/>
-                <w:sz w:val="18"/>
-                <w:szCs w:val="18"/>
-              </w:rPr>
-              <w:t xml:space="preserve"> (clase Con falla)</w:t>
+            <w:r>
+              <w:rPr>
+                <w:color w:val="000000"/>
+                <w:sz w:val="18"/>
+                <w:szCs w:val="18"/>
+              </w:rPr>
+              <w:t>Precision (clase Con falla)</w:t>
             </w:r>
           </w:p>
         </w:tc>
@@ -14753,23 +12945,13 @@
             </w:tcMar>
           </w:tcPr>
           <w:p>
-            <w:proofErr w:type="spellStart"/>
-            <w:r>
-              <w:rPr>
-                <w:color w:val="000000"/>
-                <w:sz w:val="18"/>
-                <w:szCs w:val="18"/>
-              </w:rPr>
-              <w:t>Recall</w:t>
-            </w:r>
-            <w:proofErr w:type="spellEnd"/>
-            <w:r>
-              <w:rPr>
-                <w:color w:val="000000"/>
-                <w:sz w:val="18"/>
-                <w:szCs w:val="18"/>
-              </w:rPr>
-              <w:t xml:space="preserve"> (clase Con falla)</w:t>
+            <w:r>
+              <w:rPr>
+                <w:color w:val="000000"/>
+                <w:sz w:val="18"/>
+                <w:szCs w:val="18"/>
+              </w:rPr>
+              <w:t>Recall (clase Con falla)</w:t>
             </w:r>
           </w:p>
         </w:tc>
@@ -15079,7 +13261,6 @@
         </w:rPr>
         <w:t xml:space="preserve">Tabla 10. </w:t>
       </w:r>
-      <w:proofErr w:type="spellStart"/>
       <w:r>
         <w:rPr>
           <w:i/>
@@ -15088,40 +13269,7 @@
           <w:sz w:val="18"/>
           <w:szCs w:val="18"/>
         </w:rPr>
-        <w:t>XGBoost</w:t>
-      </w:r>
-      <w:proofErr w:type="spellEnd"/>
-      <w:r>
-        <w:rPr>
-          <w:i/>
-          <w:iCs/>
-          <w:color w:val="555555"/>
-          <w:sz w:val="18"/>
-          <w:szCs w:val="18"/>
-        </w:rPr>
-        <w:t xml:space="preserve"> base vs. optimizado con </w:t>
-      </w:r>
-      <w:proofErr w:type="spellStart"/>
-      <w:r>
-        <w:rPr>
-          <w:i/>
-          <w:iCs/>
-          <w:color w:val="555555"/>
-          <w:sz w:val="18"/>
-          <w:szCs w:val="18"/>
-        </w:rPr>
-        <w:t>GridSearchCV</w:t>
-      </w:r>
-      <w:proofErr w:type="spellEnd"/>
-      <w:r>
-        <w:rPr>
-          <w:i/>
-          <w:iCs/>
-          <w:color w:val="555555"/>
-          <w:sz w:val="18"/>
-          <w:szCs w:val="18"/>
-        </w:rPr>
-        <w:t xml:space="preserve"> sobre el conjunto de validación</w:t>
+        <w:t>XGBoost base vs. optimizado con GridSearchCV sobre el conjunto de validación</w:t>
       </w:r>
       <w:r>
         <w:rPr>
@@ -15140,47 +13288,7 @@
         <w:jc w:val="both"/>
       </w:pPr>
       <w:r>
-        <w:t xml:space="preserve">El ajuste produjo una mejora moderada: el F1-Score aumentó de 0,7400 a 0,7451 y el AUC-ROC de 0,9835 a 0,9847. El </w:t>
-      </w:r>
-      <w:proofErr w:type="spellStart"/>
-      <w:r>
-        <w:t>Recall</w:t>
-      </w:r>
-      <w:proofErr w:type="spellEnd"/>
-      <w:r>
-        <w:t xml:space="preserve"> pasó de 0,7255 a 0,7451, mientras que la </w:t>
-      </w:r>
-      <w:proofErr w:type="spellStart"/>
-      <w:r>
-        <w:t>Precision</w:t>
-      </w:r>
-      <w:proofErr w:type="spellEnd"/>
-      <w:r>
-        <w:t xml:space="preserve"> disminuyó levemente de 0,7551 a 0,7451 y la </w:t>
-      </w:r>
-      <w:proofErr w:type="spellStart"/>
-      <w:r>
-        <w:t>Accuracy</w:t>
-      </w:r>
-      <w:proofErr w:type="spellEnd"/>
-      <w:r>
-        <w:t xml:space="preserve"> se mantuvo en 0,9827. Con base en esta comparación, se seleccionó el </w:t>
-      </w:r>
-      <w:proofErr w:type="spellStart"/>
-      <w:r>
-        <w:t>XGBoost</w:t>
-      </w:r>
-      <w:proofErr w:type="spellEnd"/>
-      <w:r>
-        <w:t xml:space="preserve"> optimizado con Random </w:t>
-      </w:r>
-      <w:proofErr w:type="spellStart"/>
-      <w:r>
-        <w:t>Oversampling</w:t>
-      </w:r>
-      <w:proofErr w:type="spellEnd"/>
-      <w:r>
-        <w:t xml:space="preserve"> para la evaluación final. Esta decisión se tomó antes de utilizar el conjunto de prueba.</w:t>
+        <w:t>El ajuste produjo una mejora moderada: el F1-Score aumentó de 0,7400 a 0,7451 y el AUC-ROC de 0,9835 a 0,9847. El Recall pasó de 0,7255 a 0,7451, mientras que la Precision disminuyó levemente de 0,7551 a 0,7451 y la Accuracy se mantuvo en 0,9827. Con base en esta comparación, se seleccionó el XGBoost optimizado con Random Oversampling para la evaluación final. Esta decisión se tomó antes de utilizar el conjunto de prueba.</w:t>
       </w:r>
     </w:p>
     <w:p>
@@ -15200,31 +13308,7 @@
       </w:pPr>
       <w:r>
         <w:lastRenderedPageBreak/>
-        <w:t xml:space="preserve">El </w:t>
-      </w:r>
-      <w:proofErr w:type="spellStart"/>
-      <w:r>
-        <w:t>dataset</w:t>
-      </w:r>
-      <w:proofErr w:type="spellEnd"/>
-      <w:r>
-        <w:t xml:space="preserve"> se dividió en 70 % para entrenamiento (7.000 registros), 15 % para validación (1.500 registros) y 15 % para prueba (1.500 registros), con muestreo estratificado. Aproximadamente 237 registros con falla quedaron en entrenamiento y 51 en cada uno de los conjuntos de validación y prueba. El conjunto de prueba se mantuvo reservado y no se utilizó para seleccionar modelos, comparar técnicas de balanceo ni ajustar </w:t>
-      </w:r>
-      <w:proofErr w:type="spellStart"/>
-      <w:r>
-        <w:t>hiperparámetros</w:t>
-      </w:r>
-      <w:proofErr w:type="spellEnd"/>
-      <w:r>
-        <w:t xml:space="preserve">. Las comparaciones se realizaron con el conjunto de validación y la búsqueda de </w:t>
-      </w:r>
-      <w:proofErr w:type="spellStart"/>
-      <w:r>
-        <w:t>hiperparámetros</w:t>
-      </w:r>
-      <w:proofErr w:type="spellEnd"/>
-      <w:r>
-        <w:t xml:space="preserve"> incorporó validación cruzada estratificada de 5 particiones sobre entrenamiento.</w:t>
+        <w:t>El dataset se dividió en 70 % para entrenamiento (7.000 registros), 15 % para validación (1.500 registros) y 15 % para prueba (1.500 registros), con muestreo estratificado. Aproximadamente 237 registros con falla quedaron en entrenamiento y 51 en cada uno de los conjuntos de validación y prueba. El conjunto de prueba se mantuvo reservado y no se utilizó para seleccionar modelos, comparar técnicas de balanceo ni ajustar hiperparámetros. Las comparaciones se realizaron con el conjunto de validación y la búsqueda de hiperparámetros incorporó validación cruzada estratificada de 5 particiones sobre entrenamiento.</w:t>
       </w:r>
     </w:p>
     <w:p>
@@ -15360,7 +13444,6 @@
             <w:pPr>
               <w:jc w:val="center"/>
             </w:pPr>
-            <w:proofErr w:type="spellStart"/>
             <w:r>
               <w:rPr>
                 <w:b/>
@@ -15371,7 +13454,6 @@
               </w:rPr>
               <w:t>Accuracy</w:t>
             </w:r>
-            <w:proofErr w:type="spellEnd"/>
           </w:p>
         </w:tc>
         <w:tc>
@@ -15389,7 +13471,6 @@
             <w:pPr>
               <w:jc w:val="center"/>
             </w:pPr>
-            <w:proofErr w:type="spellStart"/>
             <w:r>
               <w:rPr>
                 <w:b/>
@@ -15400,7 +13481,6 @@
               </w:rPr>
               <w:t>Precision</w:t>
             </w:r>
-            <w:proofErr w:type="spellEnd"/>
           </w:p>
         </w:tc>
         <w:tc>
@@ -15418,7 +13498,6 @@
             <w:pPr>
               <w:jc w:val="center"/>
             </w:pPr>
-            <w:proofErr w:type="spellStart"/>
             <w:r>
               <w:rPr>
                 <w:b/>
@@ -15429,7 +13508,6 @@
               </w:rPr>
               <w:t>Recall</w:t>
             </w:r>
-            <w:proofErr w:type="spellEnd"/>
           </w:p>
         </w:tc>
         <w:tc>
@@ -15727,23 +13805,7 @@
                 <w:sz w:val="18"/>
                 <w:szCs w:val="18"/>
               </w:rPr>
-              <w:t>Submuestreo (</w:t>
-            </w:r>
-            <w:proofErr w:type="spellStart"/>
-            <w:r>
-              <w:rPr>
-                <w:sz w:val="18"/>
-                <w:szCs w:val="18"/>
-              </w:rPr>
-              <w:t>undersampling</w:t>
-            </w:r>
-            <w:proofErr w:type="spellEnd"/>
-            <w:r>
-              <w:rPr>
-                <w:sz w:val="18"/>
-                <w:szCs w:val="18"/>
-              </w:rPr>
-              <w:t>)</w:t>
+              <w:t>Submuestreo (undersampling)</w:t>
             </w:r>
           </w:p>
         </w:tc>
@@ -15955,37 +14017,12 @@
                 <w:szCs w:val="18"/>
               </w:rPr>
             </w:pPr>
-            <w:proofErr w:type="spellStart"/>
-            <w:r>
-              <w:rPr>
-                <w:sz w:val="18"/>
-                <w:szCs w:val="18"/>
-              </w:rPr>
-              <w:t>Sobremuestreo</w:t>
-            </w:r>
-            <w:proofErr w:type="spellEnd"/>
-            <w:r>
-              <w:rPr>
-                <w:sz w:val="18"/>
-                <w:szCs w:val="18"/>
-              </w:rPr>
-              <w:t xml:space="preserve"> aleatorio (Random </w:t>
-            </w:r>
-            <w:proofErr w:type="spellStart"/>
-            <w:r>
-              <w:rPr>
-                <w:sz w:val="18"/>
-                <w:szCs w:val="18"/>
-              </w:rPr>
-              <w:t>Oversampling</w:t>
-            </w:r>
-            <w:proofErr w:type="spellEnd"/>
-            <w:r>
-              <w:rPr>
-                <w:sz w:val="18"/>
-                <w:szCs w:val="18"/>
-              </w:rPr>
-              <w:t>)</w:t>
+            <w:r>
+              <w:rPr>
+                <w:sz w:val="18"/>
+                <w:szCs w:val="18"/>
+              </w:rPr>
+              <w:t>Sobremuestreo aleatorio (Random Oversampling)</w:t>
             </w:r>
           </w:p>
         </w:tc>
@@ -16203,23 +14240,7 @@
                 <w:sz w:val="18"/>
                 <w:szCs w:val="18"/>
               </w:rPr>
-              <w:t>SMOTE (</w:t>
-            </w:r>
-            <w:proofErr w:type="spellStart"/>
-            <w:r>
-              <w:rPr>
-                <w:sz w:val="18"/>
-                <w:szCs w:val="18"/>
-              </w:rPr>
-              <w:t>oversampling</w:t>
-            </w:r>
-            <w:proofErr w:type="spellEnd"/>
-            <w:r>
-              <w:rPr>
-                <w:sz w:val="18"/>
-                <w:szCs w:val="18"/>
-              </w:rPr>
-              <w:t xml:space="preserve"> sintético)</w:t>
+              <w:t>SMOTE (oversampling sintético)</w:t>
             </w:r>
           </w:p>
         </w:tc>
@@ -16434,9 +14455,8 @@
           <w:sz w:val="18"/>
           <w:szCs w:val="18"/>
         </w:rPr>
-        <w:t xml:space="preserve">Tabla 11. </w:t>
-      </w:r>
-      <w:proofErr w:type="spellStart"/>
+        <w:t>Tabla 11. Ef</w:t>
+      </w:r>
       <w:r>
         <w:rPr>
           <w:i/>
@@ -16445,63 +14465,8 @@
           <w:sz w:val="18"/>
           <w:szCs w:val="18"/>
         </w:rPr>
-        <w:t>Ef</w:t>
-      </w:r>
-      <w:r>
-        <w:rPr>
-          <w:i/>
-          <w:iCs/>
-          <w:color w:val="555555"/>
-          <w:sz w:val="18"/>
-          <w:szCs w:val="18"/>
-        </w:rPr>
-        <w:t>Comparación</w:t>
-      </w:r>
-      <w:proofErr w:type="spellEnd"/>
-      <w:r>
-        <w:rPr>
-          <w:i/>
-          <w:iCs/>
-          <w:color w:val="555555"/>
-          <w:sz w:val="18"/>
-          <w:szCs w:val="18"/>
-        </w:rPr>
-        <w:t xml:space="preserve"> de tres técnicas de balanceo y un escenario </w:t>
-      </w:r>
-      <w:proofErr w:type="spellStart"/>
-      <w:r>
-        <w:rPr>
-          <w:i/>
-          <w:iCs/>
-          <w:color w:val="555555"/>
-          <w:sz w:val="18"/>
-          <w:szCs w:val="18"/>
-        </w:rPr>
-        <w:t>baseline</w:t>
-      </w:r>
-      <w:proofErr w:type="spellEnd"/>
-      <w:r>
-        <w:rPr>
-          <w:i/>
-          <w:iCs/>
-          <w:color w:val="555555"/>
-          <w:sz w:val="18"/>
-          <w:szCs w:val="18"/>
-        </w:rPr>
-        <w:t xml:space="preserve"> sobre </w:t>
-      </w:r>
-      <w:proofErr w:type="spellStart"/>
-      <w:r>
-        <w:rPr>
-          <w:i/>
-          <w:iCs/>
-          <w:color w:val="555555"/>
-          <w:sz w:val="18"/>
-          <w:szCs w:val="18"/>
-        </w:rPr>
-        <w:t>XGBoost</w:t>
-      </w:r>
-      <w:proofErr w:type="spellEnd"/>
+        <w:t>Comparación de tres técnicas de balanceo y un escenario baseline sobre XGBoost</w:t>
+      </w:r>
       <w:r>
         <w:rPr>
           <w:i/>
@@ -16519,85 +14484,8 @@
         <w:jc w:val="both"/>
       </w:pPr>
       <w:r>
-        <w:t xml:space="preserve">Sin balanceo, el modelo obtiene una </w:t>
-      </w:r>
-      <w:proofErr w:type="spellStart"/>
-      <w:r>
-        <w:t>Precision</w:t>
-      </w:r>
-      <w:proofErr w:type="spellEnd"/>
-      <w:r>
-        <w:t xml:space="preserve"> de 0,7727 y </w:t>
-      </w:r>
-      <w:proofErr w:type="spellStart"/>
-      <w:r>
-        <w:t>Accuracy</w:t>
-      </w:r>
-      <w:proofErr w:type="spellEnd"/>
-      <w:r>
-        <w:t xml:space="preserve"> de 0,9820, pero su </w:t>
-      </w:r>
-      <w:proofErr w:type="spellStart"/>
-      <w:r>
-        <w:t>Recall</w:t>
-      </w:r>
-      <w:proofErr w:type="spellEnd"/>
-      <w:r>
-        <w:t xml:space="preserve"> baja a 0,6667. El submuestreo alcanza el mayor </w:t>
-      </w:r>
-      <w:proofErr w:type="spellStart"/>
-      <w:r>
-        <w:t>Recall</w:t>
-      </w:r>
-      <w:proofErr w:type="spellEnd"/>
-      <w:r>
-        <w:t xml:space="preserve"> (0,9608), pero reduce fuertemente la </w:t>
-      </w:r>
-      <w:proofErr w:type="spellStart"/>
-      <w:r>
-        <w:t>Precision</w:t>
-      </w:r>
-      <w:proofErr w:type="spellEnd"/>
-      <w:r>
-        <w:t xml:space="preserve"> a 0,2649 y el F1 a 0,4153, debido a la pérdida de registros de la clase mayoritaria. El </w:t>
-      </w:r>
-      <w:proofErr w:type="spellStart"/>
-      <w:r>
-        <w:t>sobremuestreo</w:t>
-      </w:r>
-      <w:proofErr w:type="spellEnd"/>
-      <w:r>
-        <w:t xml:space="preserve"> aleatorio presenta el mejor equilibrio, con F1 de 0,7400 y AUC-ROC de 0,9835, además de </w:t>
-      </w:r>
-      <w:proofErr w:type="spellStart"/>
-      <w:r>
-        <w:t>Precision</w:t>
-      </w:r>
-      <w:proofErr w:type="spellEnd"/>
-      <w:r>
-        <w:t xml:space="preserve"> de 0,7551 y </w:t>
-      </w:r>
-      <w:proofErr w:type="spellStart"/>
-      <w:r>
-        <w:t>Recall</w:t>
-      </w:r>
-      <w:proofErr w:type="spellEnd"/>
-      <w:r>
-        <w:t xml:space="preserve"> de 0,7255. SMOTE obtiene F1 de 0,6783 y AUC-ROC de 0,9792. Por estos resultados, Random </w:t>
-      </w:r>
-      <w:proofErr w:type="spellStart"/>
-      <w:r>
-        <w:t>Oversampling</w:t>
-      </w:r>
-      <w:proofErr w:type="spellEnd"/>
-      <w:r>
-        <w:t xml:space="preserve"> fue la estrategia seleccionada para la optimización posterior de </w:t>
-      </w:r>
-      <w:proofErr w:type="spellStart"/>
-      <w:r>
-        <w:t>XGBoost</w:t>
-      </w:r>
-      <w:proofErr w:type="spellEnd"/>
+        <w:t>Sin balanceo, el modelo obtiene una Precision de 0,7727 y Accuracy de 0,9820, pero su Recall baja a 0,6667. El submuestreo alcanza el mayor Recall (0,9608), pero reduce fuertemente la Precision a 0,2649 y el F1 a 0,4153, debido a la pérdida de registros de la clase mayoritaria. El sobremuestreo aleatorio presenta el mejor equilibrio, con F1 de 0,7400 y AUC-ROC de 0,9835, además de Precision de 0,7551 y Recall de 0,7255. SMOTE obtiene F1 de 0,6783 y AUC-ROC de 0,9792. Por estos resultados, Random Oversampling fue la estrategia seleccionada para la optimización posterior de XGBoost</w:t>
+      </w:r>
       <w:r>
         <w:t>.</w:t>
       </w:r>
@@ -16623,185 +14511,41 @@
         <w:spacing w:after="120" w:line="276" w:lineRule="auto"/>
         <w:jc w:val="both"/>
       </w:pPr>
-      <w:proofErr w:type="spellStart"/>
+      <w:r>
+        <w:rPr>
+          <w:b/>
+          <w:bCs/>
+          <w:lang w:val="en-US"/>
+        </w:rPr>
+        <w:t xml:space="preserve">Backend. </w:t>
+      </w:r>
+      <w:r>
+        <w:t xml:space="preserve">Es un servicio REST hecho con FastAPI (backend/main.py). Al arrancar carga el modelo XGBoost serializado, el StandardScaler y el orden de columnas que se fijó en el entrenamiento. </w:t>
+      </w:r>
+      <w:r>
+        <w:rPr>
+          <w:lang w:val="en-US"/>
+        </w:rPr>
+        <w:t xml:space="preserve">Los endpoints son: POST /predict (predicción individual), POST /predict-batch (por lotes, hasta 5.000 registros), GET /historial, GET /monitoreo, GET /health, POST /reentrenar y GET /reentrenamientos. </w:t>
+      </w:r>
+      <w:r>
+        <w:t>Cada entrada se valida con Pydantic contra los rangos físicos de cada sensor, y el preprocesamiento durante la predicción es idéntico al del entrenamiento. El historial de predicciones y de reentrenamientos se guarda en SQLite.</w:t>
+      </w:r>
+    </w:p>
+    <w:p>
+      <w:pPr>
+        <w:spacing w:after="120" w:line="276" w:lineRule="auto"/>
+        <w:jc w:val="both"/>
+      </w:pPr>
       <w:r>
         <w:rPr>
           <w:b/>
           <w:bCs/>
         </w:rPr>
-        <w:t>Backend</w:t>
-      </w:r>
-      <w:proofErr w:type="spellEnd"/>
-      <w:r>
-        <w:rPr>
-          <w:b/>
-          <w:bCs/>
-        </w:rPr>
-        <w:t xml:space="preserve">. </w:t>
-      </w:r>
-      <w:r>
-        <w:t xml:space="preserve">Es un servicio REST hecho con </w:t>
-      </w:r>
-      <w:proofErr w:type="spellStart"/>
-      <w:r>
-        <w:t>FastAPI</w:t>
-      </w:r>
-      <w:proofErr w:type="spellEnd"/>
-      <w:r>
-        <w:t xml:space="preserve"> (</w:t>
-      </w:r>
-      <w:proofErr w:type="spellStart"/>
-      <w:r>
-        <w:t>backend</w:t>
-      </w:r>
-      <w:proofErr w:type="spellEnd"/>
-      <w:r>
-        <w:t xml:space="preserve">/main.py). Al arrancar carga el modelo </w:t>
-      </w:r>
-      <w:proofErr w:type="spellStart"/>
-      <w:r>
-        <w:t>XGBoost</w:t>
-      </w:r>
-      <w:proofErr w:type="spellEnd"/>
-      <w:r>
-        <w:t xml:space="preserve"> serializado, el </w:t>
-      </w:r>
-      <w:proofErr w:type="spellStart"/>
-      <w:r>
-        <w:t>StandardScaler</w:t>
-      </w:r>
-      <w:proofErr w:type="spellEnd"/>
-      <w:r>
-        <w:t xml:space="preserve"> y el orden de columnas que se fijó en el entrenamiento. </w:t>
-      </w:r>
-      <w:r>
-        <w:rPr>
-          <w:lang w:val="en-US"/>
-        </w:rPr>
-        <w:t>Los endpoints son: POST /predict (</w:t>
-      </w:r>
-      <w:proofErr w:type="spellStart"/>
-      <w:r>
-        <w:rPr>
-          <w:lang w:val="en-US"/>
-        </w:rPr>
-        <w:t>predicción</w:t>
-      </w:r>
-      <w:proofErr w:type="spellEnd"/>
-      <w:r>
-        <w:rPr>
-          <w:lang w:val="en-US"/>
-        </w:rPr>
-        <w:t xml:space="preserve"> individual), POST /predict-batch (</w:t>
-      </w:r>
-      <w:proofErr w:type="spellStart"/>
-      <w:r>
-        <w:rPr>
-          <w:lang w:val="en-US"/>
-        </w:rPr>
-        <w:t>por</w:t>
-      </w:r>
-      <w:proofErr w:type="spellEnd"/>
-      <w:r>
-        <w:rPr>
-          <w:lang w:val="en-US"/>
-        </w:rPr>
-        <w:t xml:space="preserve"> </w:t>
-      </w:r>
-      <w:proofErr w:type="spellStart"/>
-      <w:r>
-        <w:rPr>
-          <w:lang w:val="en-US"/>
-        </w:rPr>
-        <w:t>lotes</w:t>
-      </w:r>
-      <w:proofErr w:type="spellEnd"/>
-      <w:r>
-        <w:rPr>
-          <w:lang w:val="en-US"/>
-        </w:rPr>
-        <w:t xml:space="preserve">, hasta 5.000 </w:t>
-      </w:r>
-      <w:proofErr w:type="spellStart"/>
-      <w:r>
-        <w:rPr>
-          <w:lang w:val="en-US"/>
-        </w:rPr>
-        <w:t>registros</w:t>
-      </w:r>
-      <w:proofErr w:type="spellEnd"/>
-      <w:r>
-        <w:rPr>
-          <w:lang w:val="en-US"/>
-        </w:rPr>
-        <w:t>), GET /</w:t>
-      </w:r>
-      <w:proofErr w:type="spellStart"/>
-      <w:r>
-        <w:rPr>
-          <w:lang w:val="en-US"/>
-        </w:rPr>
-        <w:t>historial</w:t>
-      </w:r>
-      <w:proofErr w:type="spellEnd"/>
-      <w:r>
-        <w:rPr>
-          <w:lang w:val="en-US"/>
-        </w:rPr>
-        <w:t>, GET /</w:t>
-      </w:r>
-      <w:proofErr w:type="spellStart"/>
-      <w:r>
-        <w:rPr>
-          <w:lang w:val="en-US"/>
-        </w:rPr>
-        <w:t>monitoreo</w:t>
-      </w:r>
-      <w:proofErr w:type="spellEnd"/>
-      <w:r>
-        <w:rPr>
-          <w:lang w:val="en-US"/>
-        </w:rPr>
-        <w:t>, GET /health, POST /</w:t>
-      </w:r>
-      <w:proofErr w:type="spellStart"/>
-      <w:r>
-        <w:rPr>
-          <w:lang w:val="en-US"/>
-        </w:rPr>
-        <w:t>reentrenar</w:t>
-      </w:r>
-      <w:proofErr w:type="spellEnd"/>
-      <w:r>
-        <w:rPr>
-          <w:lang w:val="en-US"/>
-        </w:rPr>
-        <w:t xml:space="preserve"> y GET /</w:t>
-      </w:r>
-      <w:proofErr w:type="spellStart"/>
-      <w:r>
-        <w:rPr>
-          <w:lang w:val="en-US"/>
-        </w:rPr>
-        <w:t>reentrenamientos</w:t>
-      </w:r>
-      <w:proofErr w:type="spellEnd"/>
-      <w:r>
-        <w:rPr>
-          <w:lang w:val="en-US"/>
-        </w:rPr>
-        <w:t xml:space="preserve">. </w:t>
-      </w:r>
-      <w:r>
-        <w:t xml:space="preserve">Cada entrada se valida con </w:t>
-      </w:r>
-      <w:proofErr w:type="spellStart"/>
-      <w:r>
-        <w:t>Pydantic</w:t>
-      </w:r>
-      <w:proofErr w:type="spellEnd"/>
-      <w:r>
-        <w:t xml:space="preserve"> contra los rangos físicos de cada sensor, y el preprocesamiento durante la predicción es idéntico al del entrenamiento. El historial de predicciones y de reentrenamientos se guarda en SQLite.</w:t>
+        <w:t xml:space="preserve">Frontend. </w:t>
+      </w:r>
+      <w:r>
+        <w:t>La interfaz (frontend/index_1.html) está hecha con HTML, Bootstrap y Chart.js, sin framework. Tiene seis pantallas: Panel principal, Cargar archivo CSV, Predicción individual, Explicabilidad SHAP, Monitoreo e Historial. Todas piden los datos a la API con fetch. La pantalla de Explicabilidad SHAP muestra el aporte de cada variable que devuelve el backend; la de Monitoreo muestra cuántas predicciones se han hecho, cómo se reparten por nivel de riesgo y por origen, el estado del modelo y el historial de reentrenamientos.</w:t>
       </w:r>
     </w:p>
     <w:p>
@@ -16809,89 +14553,8 @@
         <w:spacing w:after="120" w:line="276" w:lineRule="auto"/>
         <w:jc w:val="both"/>
       </w:pPr>
-      <w:proofErr w:type="spellStart"/>
-      <w:r>
-        <w:rPr>
-          <w:b/>
-          <w:bCs/>
-        </w:rPr>
-        <w:t>Frontend</w:t>
-      </w:r>
-      <w:proofErr w:type="spellEnd"/>
-      <w:r>
-        <w:rPr>
-          <w:b/>
-          <w:bCs/>
-        </w:rPr>
-        <w:t xml:space="preserve">. </w:t>
-      </w:r>
-      <w:r>
-        <w:t>La interfaz (</w:t>
-      </w:r>
-      <w:proofErr w:type="spellStart"/>
-      <w:r>
-        <w:t>frontend</w:t>
-      </w:r>
-      <w:proofErr w:type="spellEnd"/>
-      <w:r>
-        <w:t xml:space="preserve">/index_1.html) está hecha con HTML, Bootstrap y Chart.js, sin </w:t>
-      </w:r>
-      <w:proofErr w:type="spellStart"/>
-      <w:r>
-        <w:t>framework</w:t>
-      </w:r>
-      <w:proofErr w:type="spellEnd"/>
-      <w:r>
-        <w:t xml:space="preserve">. Tiene seis pantallas: Panel principal, Cargar archivo CSV, Predicción individual, </w:t>
-      </w:r>
-      <w:proofErr w:type="spellStart"/>
-      <w:r>
-        <w:t>Explicabilidad</w:t>
-      </w:r>
-      <w:proofErr w:type="spellEnd"/>
-      <w:r>
-        <w:t xml:space="preserve"> SHAP, Monitoreo e Historial. Todas piden los datos a la API con </w:t>
-      </w:r>
-      <w:proofErr w:type="spellStart"/>
-      <w:r>
-        <w:t>fetch</w:t>
-      </w:r>
-      <w:proofErr w:type="spellEnd"/>
-      <w:r>
-        <w:t xml:space="preserve">. La pantalla de </w:t>
-      </w:r>
-      <w:proofErr w:type="spellStart"/>
-      <w:r>
-        <w:t>Explicabilidad</w:t>
-      </w:r>
-      <w:proofErr w:type="spellEnd"/>
-      <w:r>
-        <w:t xml:space="preserve"> SHAP muestra el aporte de cada variable que devuelve el </w:t>
-      </w:r>
-      <w:proofErr w:type="spellStart"/>
-      <w:r>
-        <w:t>backend</w:t>
-      </w:r>
-      <w:proofErr w:type="spellEnd"/>
-      <w:r>
-        <w:t>; la de Monitoreo muestra cuántas predicciones se han hecho, cómo se reparten por nivel de riesgo y por origen, el estado del modelo y el historial de reentrenamientos.</w:t>
-      </w:r>
-    </w:p>
-    <w:p>
-      <w:pPr>
-        <w:spacing w:after="120" w:line="276" w:lineRule="auto"/>
-        <w:jc w:val="both"/>
-      </w:pPr>
-      <w:r>
-        <w:t xml:space="preserve">Para mostrar que la integración funciona, esta es una petición directa al </w:t>
-      </w:r>
-      <w:proofErr w:type="spellStart"/>
-      <w:r>
-        <w:t>backend</w:t>
-      </w:r>
-      <w:proofErr w:type="spellEnd"/>
-      <w:r>
-        <w:t xml:space="preserve"> con los datos de una máquina en riesgo:</w:t>
+      <w:r>
+        <w:t>Para mostrar que la integración funciona, esta es una petición directa al backend con los datos de una máquina en riesgo:</w:t>
       </w:r>
     </w:p>
     <w:p>
@@ -16906,205 +14569,7 @@
           <w:szCs w:val="17"/>
         </w:rPr>
         <w:lastRenderedPageBreak/>
-        <w:t>POST /</w:t>
-      </w:r>
-      <w:proofErr w:type="spellStart"/>
-      <w:r>
-        <w:rPr>
-          <w:rFonts w:ascii="Consolas" w:eastAsia="Consolas" w:hAnsi="Consolas" w:cs="Consolas"/>
-          <w:sz w:val="17"/>
-          <w:szCs w:val="17"/>
-        </w:rPr>
-        <w:t>predict</w:t>
-      </w:r>
-      <w:proofErr w:type="spellEnd"/>
-      <w:r>
-        <w:rPr>
-          <w:rFonts w:ascii="Consolas" w:eastAsia="Consolas" w:hAnsi="Consolas" w:cs="Consolas"/>
-          <w:sz w:val="17"/>
-          <w:szCs w:val="17"/>
-        </w:rPr>
-        <w:t xml:space="preserve">  { </w:t>
-      </w:r>
-      <w:proofErr w:type="spellStart"/>
-      <w:r>
-        <w:rPr>
-          <w:rFonts w:ascii="Consolas" w:eastAsia="Consolas" w:hAnsi="Consolas" w:cs="Consolas"/>
-          <w:sz w:val="17"/>
-          <w:szCs w:val="17"/>
-        </w:rPr>
-        <w:t>air_temperature_k</w:t>
-      </w:r>
-      <w:proofErr w:type="spellEnd"/>
-      <w:r>
-        <w:rPr>
-          <w:rFonts w:ascii="Consolas" w:eastAsia="Consolas" w:hAnsi="Consolas" w:cs="Consolas"/>
-          <w:sz w:val="17"/>
-          <w:szCs w:val="17"/>
-        </w:rPr>
-        <w:t xml:space="preserve">: 303.5, </w:t>
-      </w:r>
-      <w:proofErr w:type="spellStart"/>
-      <w:r>
-        <w:rPr>
-          <w:rFonts w:ascii="Consolas" w:eastAsia="Consolas" w:hAnsi="Consolas" w:cs="Consolas"/>
-          <w:sz w:val="17"/>
-          <w:szCs w:val="17"/>
-        </w:rPr>
-        <w:t>process_temperature_k</w:t>
-      </w:r>
-      <w:proofErr w:type="spellEnd"/>
-      <w:r>
-        <w:rPr>
-          <w:rFonts w:ascii="Consolas" w:eastAsia="Consolas" w:hAnsi="Consolas" w:cs="Consolas"/>
-          <w:sz w:val="17"/>
-          <w:szCs w:val="17"/>
-        </w:rPr>
-        <w:t xml:space="preserve">: 312.0, </w:t>
-      </w:r>
-      <w:proofErr w:type="spellStart"/>
-      <w:r>
-        <w:rPr>
-          <w:rFonts w:ascii="Consolas" w:eastAsia="Consolas" w:hAnsi="Consolas" w:cs="Consolas"/>
-          <w:sz w:val="17"/>
-          <w:szCs w:val="17"/>
-        </w:rPr>
-        <w:t>rotational_speed_rpm</w:t>
-      </w:r>
-      <w:proofErr w:type="spellEnd"/>
-      <w:r>
-        <w:rPr>
-          <w:rFonts w:ascii="Consolas" w:eastAsia="Consolas" w:hAnsi="Consolas" w:cs="Consolas"/>
-          <w:sz w:val="17"/>
-          <w:szCs w:val="17"/>
-        </w:rPr>
-        <w:t xml:space="preserve">: 1350, </w:t>
-      </w:r>
-      <w:proofErr w:type="spellStart"/>
-      <w:r>
-        <w:rPr>
-          <w:rFonts w:ascii="Consolas" w:eastAsia="Consolas" w:hAnsi="Consolas" w:cs="Consolas"/>
-          <w:sz w:val="17"/>
-          <w:szCs w:val="17"/>
-        </w:rPr>
-        <w:t>torque_nm</w:t>
-      </w:r>
-      <w:proofErr w:type="spellEnd"/>
-      <w:r>
-        <w:rPr>
-          <w:rFonts w:ascii="Consolas" w:eastAsia="Consolas" w:hAnsi="Consolas" w:cs="Consolas"/>
-          <w:sz w:val="17"/>
-          <w:szCs w:val="17"/>
-        </w:rPr>
-        <w:t xml:space="preserve">: 68.5, </w:t>
-      </w:r>
-      <w:proofErr w:type="spellStart"/>
-      <w:r>
-        <w:rPr>
-          <w:rFonts w:ascii="Consolas" w:eastAsia="Consolas" w:hAnsi="Consolas" w:cs="Consolas"/>
-          <w:sz w:val="17"/>
-          <w:szCs w:val="17"/>
-        </w:rPr>
-        <w:t>tool_wear_min</w:t>
-      </w:r>
-      <w:proofErr w:type="spellEnd"/>
-      <w:r>
-        <w:rPr>
-          <w:rFonts w:ascii="Consolas" w:eastAsia="Consolas" w:hAnsi="Consolas" w:cs="Consolas"/>
-          <w:sz w:val="17"/>
-          <w:szCs w:val="17"/>
-        </w:rPr>
-        <w:t xml:space="preserve">: 220, </w:t>
-      </w:r>
-      <w:proofErr w:type="spellStart"/>
-      <w:r>
-        <w:rPr>
-          <w:rFonts w:ascii="Consolas" w:eastAsia="Consolas" w:hAnsi="Consolas" w:cs="Consolas"/>
-          <w:sz w:val="17"/>
-          <w:szCs w:val="17"/>
-        </w:rPr>
-        <w:t>type</w:t>
-      </w:r>
-      <w:proofErr w:type="spellEnd"/>
-      <w:r>
-        <w:rPr>
-          <w:rFonts w:ascii="Consolas" w:eastAsia="Consolas" w:hAnsi="Consolas" w:cs="Consolas"/>
-          <w:sz w:val="17"/>
-          <w:szCs w:val="17"/>
-        </w:rPr>
-        <w:t xml:space="preserve">: "L" }  →  200 OK  { </w:t>
-      </w:r>
-      <w:proofErr w:type="spellStart"/>
-      <w:r>
-        <w:rPr>
-          <w:rFonts w:ascii="Consolas" w:eastAsia="Consolas" w:hAnsi="Consolas" w:cs="Consolas"/>
-          <w:sz w:val="17"/>
-          <w:szCs w:val="17"/>
-        </w:rPr>
-        <w:t>prediccion</w:t>
-      </w:r>
-      <w:proofErr w:type="spellEnd"/>
-      <w:r>
-        <w:rPr>
-          <w:rFonts w:ascii="Consolas" w:eastAsia="Consolas" w:hAnsi="Consolas" w:cs="Consolas"/>
-          <w:sz w:val="17"/>
-          <w:szCs w:val="17"/>
-        </w:rPr>
-        <w:t xml:space="preserve">: 1, etiqueta: "Falla", </w:t>
-      </w:r>
-      <w:proofErr w:type="spellStart"/>
-      <w:r>
-        <w:rPr>
-          <w:rFonts w:ascii="Consolas" w:eastAsia="Consolas" w:hAnsi="Consolas" w:cs="Consolas"/>
-          <w:sz w:val="17"/>
-          <w:szCs w:val="17"/>
-        </w:rPr>
-        <w:t>probabilidad_porcentaje</w:t>
-      </w:r>
-      <w:proofErr w:type="spellEnd"/>
-      <w:r>
-        <w:rPr>
-          <w:rFonts w:ascii="Consolas" w:eastAsia="Consolas" w:hAnsi="Consolas" w:cs="Consolas"/>
-          <w:sz w:val="17"/>
-          <w:szCs w:val="17"/>
-        </w:rPr>
-        <w:t xml:space="preserve">: ~100, </w:t>
-      </w:r>
-      <w:proofErr w:type="spellStart"/>
-      <w:r>
-        <w:rPr>
-          <w:rFonts w:ascii="Consolas" w:eastAsia="Consolas" w:hAnsi="Consolas" w:cs="Consolas"/>
-          <w:sz w:val="17"/>
-          <w:szCs w:val="17"/>
-        </w:rPr>
-        <w:t>nivel_riesgo</w:t>
-      </w:r>
-      <w:proofErr w:type="spellEnd"/>
-      <w:r>
-        <w:rPr>
-          <w:rFonts w:ascii="Consolas" w:eastAsia="Consolas" w:hAnsi="Consolas" w:cs="Consolas"/>
-          <w:sz w:val="17"/>
-          <w:szCs w:val="17"/>
-        </w:rPr>
-        <w:t xml:space="preserve">: "Falla", </w:t>
-      </w:r>
-      <w:proofErr w:type="spellStart"/>
-      <w:r>
-        <w:rPr>
-          <w:rFonts w:ascii="Consolas" w:eastAsia="Consolas" w:hAnsi="Consolas" w:cs="Consolas"/>
-          <w:sz w:val="17"/>
-          <w:szCs w:val="17"/>
-        </w:rPr>
-        <w:t>factor_principal</w:t>
-      </w:r>
-      <w:proofErr w:type="spellEnd"/>
-      <w:r>
-        <w:rPr>
-          <w:rFonts w:ascii="Consolas" w:eastAsia="Consolas" w:hAnsi="Consolas" w:cs="Consolas"/>
-          <w:sz w:val="17"/>
-          <w:szCs w:val="17"/>
-        </w:rPr>
-        <w:t>: "Torque" }</w:t>
+        <w:t>POST /predict  { air_temperature_k: 303.5, process_temperature_k: 312.0, rotational_speed_rpm: 1350, torque_nm: 68.5, tool_wear_min: 220, type: "L" }  →  200 OK  { prediccion: 1, etiqueta: "Falla", probabilidad_porcentaje: ~100, nivel_riesgo: "Falla", factor_principal: "Torque" }</w:t>
       </w:r>
     </w:p>
     <w:p>
@@ -17113,15 +14578,7 @@
         <w:jc w:val="both"/>
       </w:pPr>
       <w:r>
-        <w:t xml:space="preserve">Si se le pasan valores normales de operación, el mismo </w:t>
-      </w:r>
-      <w:proofErr w:type="spellStart"/>
-      <w:r>
-        <w:t>endpoint</w:t>
-      </w:r>
-      <w:proofErr w:type="spellEnd"/>
-      <w:r>
-        <w:t xml:space="preserve"> responde “No falla” con una probabilidad cercana a 0 %. O sea, el modelo distingue los dos casos y no devuelve siempre lo mismo.</w:t>
+        <w:t>Si se le pasan valores normales de operación, el mismo endpoint responde “No falla” con una probabilidad cercana a 0 %. O sea, el modelo distingue los dos casos y no devuelve siempre lo mismo.</w:t>
       </w:r>
     </w:p>
     <w:p>
@@ -17137,55 +14594,7 @@
         <w:t xml:space="preserve">Cómo se cumplen los requisitos. </w:t>
       </w:r>
       <w:r>
-        <w:t xml:space="preserve">La usabilidad se apoya en la navegación por pantallas y en los colores de riesgo; la </w:t>
-      </w:r>
-      <w:proofErr w:type="spellStart"/>
-      <w:r>
-        <w:t>explicabilidad</w:t>
-      </w:r>
-      <w:proofErr w:type="spellEnd"/>
-      <w:r>
-        <w:t xml:space="preserve">, en el desglose SHAP que acompaña a cada predicción (Figura 8); la escalabilidad, en que </w:t>
-      </w:r>
-      <w:proofErr w:type="spellStart"/>
-      <w:r>
-        <w:t>frontend</w:t>
-      </w:r>
-      <w:proofErr w:type="spellEnd"/>
-      <w:r>
-        <w:t xml:space="preserve">, </w:t>
-      </w:r>
-      <w:proofErr w:type="spellStart"/>
-      <w:r>
-        <w:t>backend</w:t>
-      </w:r>
-      <w:proofErr w:type="spellEnd"/>
-      <w:r>
-        <w:t xml:space="preserve"> y modelo están desacoplados y en que el reentrenamiento reemplaza el modelo sin reiniciar la API; la </w:t>
-      </w:r>
-      <w:proofErr w:type="spellStart"/>
-      <w:r>
-        <w:t>monitoreabilidad</w:t>
-      </w:r>
-      <w:proofErr w:type="spellEnd"/>
-      <w:r>
-        <w:t xml:space="preserve">, en los </w:t>
-      </w:r>
-      <w:proofErr w:type="spellStart"/>
-      <w:r>
-        <w:t>endpoints</w:t>
-      </w:r>
-      <w:proofErr w:type="spellEnd"/>
-      <w:r>
-        <w:t xml:space="preserve"> /</w:t>
-      </w:r>
-      <w:proofErr w:type="spellStart"/>
-      <w:r>
-        <w:t>health</w:t>
-      </w:r>
-      <w:proofErr w:type="spellEnd"/>
-      <w:r>
-        <w:t xml:space="preserve"> y /monitoreo y en el historial persistente (Figura 9). El historial se puede exportar como CSV descargable o como vista imprimible para guardar en PDF.</w:t>
+        <w:t>La usabilidad se apoya en la navegación por pantallas y en los colores de riesgo; la explicabilidad, en el desglose SHAP que acompaña a cada predicción (Figura 8); la escalabilidad, en que frontend, backend y modelo están desacoplados y en que el reentrenamiento reemplaza el modelo sin reiniciar la API; la monitoreabilidad, en los endpoints /health y /monitoreo y en el historial persistente (Figura 9). El historial se puede exportar como CSV descargable o como vista imprimible para guardar en PDF.</w:t>
       </w:r>
     </w:p>
     <w:p>
@@ -17204,23 +14613,7 @@
         <w:jc w:val="both"/>
       </w:pPr>
       <w:r>
-        <w:t xml:space="preserve">Las siguientes capturas muestran el sistema funcionando, con el </w:t>
-      </w:r>
-      <w:proofErr w:type="spellStart"/>
-      <w:r>
-        <w:t>backend</w:t>
-      </w:r>
-      <w:proofErr w:type="spellEnd"/>
-      <w:r>
-        <w:t xml:space="preserve"> y el </w:t>
-      </w:r>
-      <w:proofErr w:type="spellStart"/>
-      <w:r>
-        <w:t>frontend</w:t>
-      </w:r>
-      <w:proofErr w:type="spellEnd"/>
-      <w:r>
-        <w:t xml:space="preserve"> conectados y datos reales que vienen de la API.</w:t>
+        <w:t>Las siguientes capturas muestran el sistema funcionando, con el backend y el frontend conectados y datos reales que vienen de la API.</w:t>
       </w:r>
     </w:p>
     <w:p>
@@ -17351,29 +14744,7 @@
           <w:sz w:val="18"/>
           <w:szCs w:val="18"/>
         </w:rPr>
-        <w:t xml:space="preserve">Figura 8. Pantalla de </w:t>
-      </w:r>
-      <w:proofErr w:type="spellStart"/>
-      <w:r>
-        <w:rPr>
-          <w:i/>
-          <w:iCs/>
-          <w:color w:val="555555"/>
-          <w:sz w:val="18"/>
-          <w:szCs w:val="18"/>
-        </w:rPr>
-        <w:t>explicabilidad</w:t>
-      </w:r>
-      <w:proofErr w:type="spellEnd"/>
-      <w:r>
-        <w:rPr>
-          <w:i/>
-          <w:iCs/>
-          <w:color w:val="555555"/>
-          <w:sz w:val="18"/>
-          <w:szCs w:val="18"/>
-        </w:rPr>
-        <w:t xml:space="preserve"> SHAP: aporte de cada variable a la predicción seleccionada, con el detalle en lenguaje natural.</w:t>
+        <w:t>Figura 8. Pantalla de explicabilidad SHAP: aporte de cada variable a la predicción seleccionada, con el detalle en lenguaje natural.</w:t>
       </w:r>
     </w:p>
     <w:p>
@@ -17463,23 +14834,7 @@
         <w:jc w:val="both"/>
       </w:pPr>
       <w:r>
-        <w:t xml:space="preserve">El modelo final, </w:t>
-      </w:r>
-      <w:proofErr w:type="spellStart"/>
-      <w:r>
-        <w:t>XGBoost</w:t>
-      </w:r>
-      <w:proofErr w:type="spellEnd"/>
-      <w:r>
-        <w:t xml:space="preserve"> optimizado con Random </w:t>
-      </w:r>
-      <w:proofErr w:type="spellStart"/>
-      <w:r>
-        <w:t>Oversampling</w:t>
-      </w:r>
-      <w:proofErr w:type="spellEnd"/>
-      <w:r>
-        <w:t>, se evaluó una única vez sobre los 1.500 registros del conjunto de prueba, que permaneció reservado durante el proceso de selección. La Tabla 12 resume las métricas obtenidas</w:t>
+        <w:t>El modelo final, XGBoost optimizado con Random Oversampling, se evaluó una única vez sobre los 1.500 registros del conjunto de prueba, que permaneció reservado durante el proceso de selección. La Tabla 12 resume las métricas obtenidas</w:t>
       </w:r>
       <w:r>
         <w:t>.</w:t>
@@ -17549,7 +14904,6 @@
             <w:pPr>
               <w:jc w:val="center"/>
             </w:pPr>
-            <w:proofErr w:type="spellStart"/>
             <w:r>
               <w:rPr>
                 <w:b/>
@@ -17558,18 +14912,7 @@
                 <w:sz w:val="18"/>
                 <w:szCs w:val="18"/>
               </w:rPr>
-              <w:t>XGBoost</w:t>
-            </w:r>
-            <w:proofErr w:type="spellEnd"/>
-            <w:r>
-              <w:rPr>
-                <w:b/>
-                <w:bCs/>
-                <w:color w:val="FFFFFF"/>
-                <w:sz w:val="18"/>
-                <w:szCs w:val="18"/>
-              </w:rPr>
-              <w:t xml:space="preserve"> final</w:t>
+              <w:t>XGBoost final</w:t>
             </w:r>
           </w:p>
         </w:tc>
@@ -17592,7 +14935,6 @@
                 <w:szCs w:val="18"/>
               </w:rPr>
             </w:pPr>
-            <w:proofErr w:type="spellStart"/>
             <w:r>
               <w:rPr>
                 <w:sz w:val="18"/>
@@ -17600,7 +14942,6 @@
               </w:rPr>
               <w:t>Accuracy</w:t>
             </w:r>
-            <w:proofErr w:type="spellEnd"/>
           </w:p>
         </w:tc>
         <w:tc>
@@ -17649,21 +14990,12 @@
                 <w:szCs w:val="18"/>
               </w:rPr>
             </w:pPr>
-            <w:proofErr w:type="spellStart"/>
-            <w:r>
-              <w:rPr>
-                <w:sz w:val="18"/>
-                <w:szCs w:val="18"/>
-              </w:rPr>
-              <w:t>Precision</w:t>
-            </w:r>
-            <w:proofErr w:type="spellEnd"/>
-            <w:r>
-              <w:rPr>
-                <w:sz w:val="18"/>
-                <w:szCs w:val="18"/>
-              </w:rPr>
-              <w:t xml:space="preserve"> (clase Con falla)</w:t>
+            <w:r>
+              <w:rPr>
+                <w:sz w:val="18"/>
+                <w:szCs w:val="18"/>
+              </w:rPr>
+              <w:t>Precision (clase Con falla)</w:t>
             </w:r>
           </w:p>
         </w:tc>
@@ -17713,21 +15045,12 @@
                 <w:szCs w:val="18"/>
               </w:rPr>
             </w:pPr>
-            <w:proofErr w:type="spellStart"/>
-            <w:r>
-              <w:rPr>
-                <w:sz w:val="18"/>
-                <w:szCs w:val="18"/>
-              </w:rPr>
-              <w:t>Recall</w:t>
-            </w:r>
-            <w:proofErr w:type="spellEnd"/>
-            <w:r>
-              <w:rPr>
-                <w:sz w:val="18"/>
-                <w:szCs w:val="18"/>
-              </w:rPr>
-              <w:t xml:space="preserve"> (clase Con falla)</w:t>
+            <w:r>
+              <w:rPr>
+                <w:sz w:val="18"/>
+                <w:szCs w:val="18"/>
+              </w:rPr>
+              <w:t>Recall (clase Con falla)</w:t>
             </w:r>
           </w:p>
         </w:tc>
@@ -17893,51 +15216,7 @@
           <w:sz w:val="18"/>
           <w:szCs w:val="18"/>
         </w:rPr>
-        <w:t xml:space="preserve">Métricas finales del modelo </w:t>
-      </w:r>
-      <w:proofErr w:type="spellStart"/>
-      <w:r>
-        <w:rPr>
-          <w:i/>
-          <w:iCs/>
-          <w:color w:val="555555"/>
-          <w:sz w:val="18"/>
-          <w:szCs w:val="18"/>
-        </w:rPr>
-        <w:t>XGBoost</w:t>
-      </w:r>
-      <w:proofErr w:type="spellEnd"/>
-      <w:r>
-        <w:rPr>
-          <w:i/>
-          <w:iCs/>
-          <w:color w:val="555555"/>
-          <w:sz w:val="18"/>
-          <w:szCs w:val="18"/>
-        </w:rPr>
-        <w:t xml:space="preserve"> optimizado con Random </w:t>
-      </w:r>
-      <w:proofErr w:type="spellStart"/>
-      <w:r>
-        <w:rPr>
-          <w:i/>
-          <w:iCs/>
-          <w:color w:val="555555"/>
-          <w:sz w:val="18"/>
-          <w:szCs w:val="18"/>
-        </w:rPr>
-        <w:t>Oversampling</w:t>
-      </w:r>
-      <w:proofErr w:type="spellEnd"/>
-      <w:r>
-        <w:rPr>
-          <w:i/>
-          <w:iCs/>
-          <w:color w:val="555555"/>
-          <w:sz w:val="18"/>
-          <w:szCs w:val="18"/>
-        </w:rPr>
-        <w:t xml:space="preserve"> sobre el conjunto de prueba</w:t>
+        <w:t>Métricas finales del modelo XGBoost optimizado con Random Oversampling sobre el conjunto de prueba</w:t>
       </w:r>
       <w:r>
         <w:rPr>
@@ -18039,29 +15318,7 @@
           <w:sz w:val="18"/>
           <w:szCs w:val="18"/>
         </w:rPr>
-        <w:t xml:space="preserve">Figura 10. Matriz de confusión del modelo </w:t>
-      </w:r>
-      <w:proofErr w:type="spellStart"/>
-      <w:r>
-        <w:rPr>
-          <w:i/>
-          <w:iCs/>
-          <w:color w:val="555555"/>
-          <w:sz w:val="18"/>
-          <w:szCs w:val="18"/>
-        </w:rPr>
-        <w:t>XGBoost</w:t>
-      </w:r>
-      <w:proofErr w:type="spellEnd"/>
-      <w:r>
-        <w:rPr>
-          <w:i/>
-          <w:iCs/>
-          <w:color w:val="555555"/>
-          <w:sz w:val="18"/>
-          <w:szCs w:val="18"/>
-        </w:rPr>
-        <w:t xml:space="preserve"> (conjunto de prueba).</w:t>
+        <w:t>Figura 10. Matriz de confusión del modelo XGBoost (conjunto de prueba).</w:t>
       </w:r>
     </w:p>
     <w:p>
@@ -18080,79 +15337,7 @@
         <w:jc w:val="both"/>
       </w:pPr>
       <w:r>
-        <w:t xml:space="preserve">Se aplicó SHAP (Lundberg &amp; Lee, 2017) con </w:t>
-      </w:r>
-      <w:proofErr w:type="spellStart"/>
-      <w:r>
-        <w:t>TreeExplainer</w:t>
-      </w:r>
-      <w:proofErr w:type="spellEnd"/>
-      <w:r>
-        <w:t xml:space="preserve"> sobre el </w:t>
-      </w:r>
-      <w:proofErr w:type="spellStart"/>
-      <w:r>
-        <w:t>XGBoost</w:t>
-      </w:r>
-      <w:proofErr w:type="spellEnd"/>
-      <w:r>
-        <w:t xml:space="preserve"> optimizado. En el análisis global (Figura 11), las variables con mayor influencia fueron, en orden, </w:t>
-      </w:r>
-      <w:proofErr w:type="spellStart"/>
-      <w:r>
-        <w:t>Torque_Nm</w:t>
-      </w:r>
-      <w:proofErr w:type="spellEnd"/>
-      <w:r>
-        <w:t xml:space="preserve">, </w:t>
-      </w:r>
-      <w:proofErr w:type="spellStart"/>
-      <w:r>
-        <w:t>Tool_wear_min</w:t>
-      </w:r>
-      <w:proofErr w:type="spellEnd"/>
-      <w:r>
-        <w:t xml:space="preserve"> y </w:t>
-      </w:r>
-      <w:proofErr w:type="spellStart"/>
-      <w:r>
-        <w:t>Rotational_speed_rpm</w:t>
-      </w:r>
-      <w:proofErr w:type="spellEnd"/>
-      <w:r>
-        <w:t xml:space="preserve">, seguidas por </w:t>
-      </w:r>
-      <w:proofErr w:type="spellStart"/>
-      <w:r>
-        <w:t>Air_temperature_K</w:t>
-      </w:r>
-      <w:proofErr w:type="spellEnd"/>
-      <w:r>
-        <w:t xml:space="preserve"> y </w:t>
-      </w:r>
-      <w:proofErr w:type="spellStart"/>
-      <w:r>
-        <w:t>Process_temperature_K</w:t>
-      </w:r>
-      <w:proofErr w:type="spellEnd"/>
-      <w:r>
-        <w:t xml:space="preserve">. </w:t>
-      </w:r>
-      <w:proofErr w:type="spellStart"/>
-      <w:r>
-        <w:t>Type_L</w:t>
-      </w:r>
-      <w:proofErr w:type="spellEnd"/>
-      <w:r>
-        <w:t xml:space="preserve"> y </w:t>
-      </w:r>
-      <w:proofErr w:type="spellStart"/>
-      <w:r>
-        <w:t>Type_M</w:t>
-      </w:r>
-      <w:proofErr w:type="spellEnd"/>
-      <w:r>
-        <w:t xml:space="preserve"> presentaron una influencia menor. Esto permite interpretar las predicciones y aportar trazabilidad al resultado del modelo</w:t>
+        <w:t>Se aplicó SHAP (Lundberg &amp; Lee, 2017) con TreeExplainer sobre el XGBoost optimizado. En el análisis global (Figura 11), las variables con mayor influencia fueron, en orden, Torque_Nm, Tool_wear_min y Rotational_speed_rpm, seguidas por Air_temperature_K y Process_temperature_K. Type_L y Type_M presentaron una influencia menor. Esto permite interpretar las predicciones y aportar trazabilidad al resultado del modelo</w:t>
       </w:r>
       <w:r>
         <w:t>.</w:t>
@@ -18226,29 +15411,7 @@
           <w:sz w:val="18"/>
           <w:szCs w:val="18"/>
         </w:rPr>
-        <w:t xml:space="preserve">Figura 11. Importancia global de las variables (valores SHAP, modelo </w:t>
-      </w:r>
-      <w:proofErr w:type="spellStart"/>
-      <w:r>
-        <w:rPr>
-          <w:i/>
-          <w:iCs/>
-          <w:color w:val="555555"/>
-          <w:sz w:val="18"/>
-          <w:szCs w:val="18"/>
-        </w:rPr>
-        <w:t>XGBoost</w:t>
-      </w:r>
-      <w:proofErr w:type="spellEnd"/>
-      <w:r>
-        <w:rPr>
-          <w:i/>
-          <w:iCs/>
-          <w:color w:val="555555"/>
-          <w:sz w:val="18"/>
-          <w:szCs w:val="18"/>
-        </w:rPr>
-        <w:t>).</w:t>
+        <w:t>Figura 11. Importancia global de las variables (valores SHAP, modelo XGBoost).</w:t>
       </w:r>
     </w:p>
     <w:p>
@@ -18564,23 +15727,7 @@
           <w:b/>
           <w:bCs/>
         </w:rPr>
-        <w:t xml:space="preserve">Objetivo 1: analizar el </w:t>
-      </w:r>
-      <w:proofErr w:type="spellStart"/>
-      <w:r>
-        <w:rPr>
-          <w:b/>
-          <w:bCs/>
-        </w:rPr>
-        <w:t>dataset</w:t>
-      </w:r>
-      <w:proofErr w:type="spellEnd"/>
-      <w:r>
-        <w:rPr>
-          <w:b/>
-          <w:bCs/>
-        </w:rPr>
-        <w:t xml:space="preserve"> y evaluar su calidad antes del modelado.</w:t>
+        <w:t>Objetivo 1: analizar el dataset y evaluar su calidad antes del modelado.</w:t>
       </w:r>
     </w:p>
     <w:p>
@@ -18589,15 +15736,7 @@
         <w:jc w:val="both"/>
       </w:pPr>
       <w:r>
-        <w:t xml:space="preserve">Este objetivo se cumplió mediante el análisis exploratorio del </w:t>
-      </w:r>
-      <w:proofErr w:type="spellStart"/>
-      <w:r>
-        <w:t>dataset</w:t>
-      </w:r>
-      <w:proofErr w:type="spellEnd"/>
-      <w:r>
-        <w:t xml:space="preserve"> AI4I 2020. Se revisaron las variables, su completitud, consistencia y rangos, además de las estadísticas descriptivas, valores atípicos, correlaciones y distribución de las clases. Se identificó un fuerte desbalance, con solo un 3,39 % de </w:t>
+        <w:t xml:space="preserve">Este objetivo se cumplió mediante el análisis exploratorio del dataset AI4I 2020. Se revisaron las variables, su completitud, consistencia y rangos, además de las estadísticas descriptivas, valores atípicos, correlaciones y distribución de las clases. Se identificó un fuerte desbalance, con solo un 3,39 % de </w:t>
       </w:r>
       <w:r>
         <w:lastRenderedPageBreak/>
@@ -18627,55 +15766,7 @@
         <w:jc w:val="both"/>
       </w:pPr>
       <w:r>
-        <w:t xml:space="preserve">Se compararon tres técnicas de Machine </w:t>
-      </w:r>
-      <w:proofErr w:type="spellStart"/>
-      <w:r>
-        <w:t>Learning</w:t>
-      </w:r>
-      <w:proofErr w:type="spellEnd"/>
-      <w:r>
-        <w:t xml:space="preserve"> y tres arquitecturas MLP de Deep </w:t>
-      </w:r>
-      <w:proofErr w:type="spellStart"/>
-      <w:r>
-        <w:t>Learning</w:t>
-      </w:r>
-      <w:proofErr w:type="spellEnd"/>
-      <w:r>
-        <w:t xml:space="preserve"> utilizando el conjunto de validación. </w:t>
-      </w:r>
-      <w:proofErr w:type="spellStart"/>
-      <w:r>
-        <w:t>XGBoost</w:t>
-      </w:r>
-      <w:proofErr w:type="spellEnd"/>
-      <w:r>
-        <w:t xml:space="preserve"> obtuvo el mejor equilibrio general entre las métricas consideradas, con un F1-Score de 0,6783 y un AUC-ROC de 0,9792. Aunque la MLP superficial alcanzó un </w:t>
-      </w:r>
-      <w:proofErr w:type="spellStart"/>
-      <w:r>
-        <w:t>Recall</w:t>
-      </w:r>
-      <w:proofErr w:type="spellEnd"/>
-      <w:r>
-        <w:t xml:space="preserve"> mayor, su </w:t>
-      </w:r>
-      <w:proofErr w:type="spellStart"/>
-      <w:r>
-        <w:t>Precision</w:t>
-      </w:r>
-      <w:proofErr w:type="spellEnd"/>
-      <w:r>
-        <w:t xml:space="preserve"> fue considerablemente menor, generando un mayor número de falsas alarmas. Estos resultados permitieron seleccionar </w:t>
-      </w:r>
-      <w:proofErr w:type="spellStart"/>
-      <w:r>
-        <w:t>XGBoost</w:t>
-      </w:r>
-      <w:proofErr w:type="spellEnd"/>
-      <w:r>
-        <w:t xml:space="preserve"> como candidato para las etapas posteriores de balanceo y optimización.</w:t>
+        <w:t>Se compararon tres técnicas de Machine Learning y tres arquitecturas MLP de Deep Learning utilizando el conjunto de validación. XGBoost obtuvo el mejor equilibrio general entre las métricas consideradas, con un F1-Score de 0,6783 y un AUC-ROC de 0,9792. Aunque la MLP superficial alcanzó un Recall mayor, su Precision fue considerablemente menor, generando un mayor número de falsas alarmas. Estos resultados permitieron seleccionar XGBoost como candidato para las etapas posteriores de balanceo y optimización.</w:t>
       </w:r>
     </w:p>
     <w:p>
@@ -18701,63 +15792,7 @@
         <w:jc w:val="both"/>
       </w:pPr>
       <w:r>
-        <w:t xml:space="preserve">Se compararon un escenario sin balanceo y tres técnicas de tratamiento del desbalance: </w:t>
-      </w:r>
-      <w:proofErr w:type="spellStart"/>
-      <w:r>
-        <w:t>Undersampling</w:t>
-      </w:r>
-      <w:proofErr w:type="spellEnd"/>
-      <w:r>
-        <w:t xml:space="preserve">, Random </w:t>
-      </w:r>
-      <w:proofErr w:type="spellStart"/>
-      <w:r>
-        <w:t>Oversampling</w:t>
-      </w:r>
-      <w:proofErr w:type="spellEnd"/>
-      <w:r>
-        <w:t xml:space="preserve"> y SMOTE. Random </w:t>
-      </w:r>
-      <w:proofErr w:type="spellStart"/>
-      <w:r>
-        <w:t>Oversampling</w:t>
-      </w:r>
-      <w:proofErr w:type="spellEnd"/>
-      <w:r>
-        <w:t xml:space="preserve"> presentó el mejor equilibrio sobre el conjunto de validación, con un F1-Score de 0,7400 y un AUC-ROC de 0,9835. El submuestreo alcanzó el mayor </w:t>
-      </w:r>
-      <w:proofErr w:type="spellStart"/>
-      <w:r>
-        <w:t>Recall</w:t>
-      </w:r>
-      <w:proofErr w:type="spellEnd"/>
-      <w:r>
-        <w:t xml:space="preserve">, pero con una disminución importante de la </w:t>
-      </w:r>
-      <w:proofErr w:type="spellStart"/>
-      <w:r>
-        <w:t>Precision</w:t>
-      </w:r>
-      <w:proofErr w:type="spellEnd"/>
-      <w:r>
-        <w:t xml:space="preserve"> y del F1-Score, mientras que SMOTE obtuvo un desempeño inferior al </w:t>
-      </w:r>
-      <w:proofErr w:type="spellStart"/>
-      <w:r>
-        <w:t>sobremuestreo</w:t>
-      </w:r>
-      <w:proofErr w:type="spellEnd"/>
-      <w:r>
-        <w:t xml:space="preserve"> aleatorio. Por estos resultados, Random </w:t>
-      </w:r>
-      <w:proofErr w:type="spellStart"/>
-      <w:r>
-        <w:t>Oversampling</w:t>
-      </w:r>
-      <w:proofErr w:type="spellEnd"/>
-      <w:r>
-        <w:t xml:space="preserve"> fue seleccionado para la optimización posterior del modelo.</w:t>
+        <w:t>Se compararon un escenario sin balanceo y tres técnicas de tratamiento del desbalance: Undersampling, Random Oversampling y SMOTE. Random Oversampling presentó el mejor equilibrio sobre el conjunto de validación, con un F1-Score de 0,7400 y un AUC-ROC de 0,9835. El submuestreo alcanzó el mayor Recall, pero con una disminución importante de la Precision y del F1-Score, mientras que SMOTE obtuvo un desempeño inferior al sobremuestreo aleatorio. Por estos resultados, Random Oversampling fue seleccionado para la optimización posterior del modelo.</w:t>
       </w:r>
     </w:p>
     <w:p>
@@ -18783,55 +15818,7 @@
         <w:jc w:val="both"/>
       </w:pPr>
       <w:r>
-        <w:t xml:space="preserve">El </w:t>
-      </w:r>
-      <w:proofErr w:type="spellStart"/>
-      <w:r>
-        <w:t>XGBoost</w:t>
-      </w:r>
-      <w:proofErr w:type="spellEnd"/>
-      <w:r>
-        <w:t xml:space="preserve"> seleccionado fue optimizado mediante </w:t>
-      </w:r>
-      <w:proofErr w:type="spellStart"/>
-      <w:r>
-        <w:t>GridSearchCV</w:t>
-      </w:r>
-      <w:proofErr w:type="spellEnd"/>
-      <w:r>
-        <w:t xml:space="preserve"> con validación cruzada estratificada de cinco particiones, evaluando 108 combinaciones de </w:t>
-      </w:r>
-      <w:proofErr w:type="spellStart"/>
-      <w:r>
-        <w:t>hiperparámetros</w:t>
-      </w:r>
-      <w:proofErr w:type="spellEnd"/>
-      <w:r>
-        <w:t xml:space="preserve"> y utilizando F1-Score como criterio de selección. La configuración final incorporó 300 estimadores, profundidad máxima de 7, </w:t>
-      </w:r>
-      <w:proofErr w:type="spellStart"/>
-      <w:r>
-        <w:t>learning_rate</w:t>
-      </w:r>
-      <w:proofErr w:type="spellEnd"/>
-      <w:r>
-        <w:t xml:space="preserve"> de 0,1, </w:t>
-      </w:r>
-      <w:proofErr w:type="spellStart"/>
-      <w:r>
-        <w:t>subsample</w:t>
-      </w:r>
-      <w:proofErr w:type="spellEnd"/>
-      <w:r>
-        <w:t xml:space="preserve"> de 0,8 y </w:t>
-      </w:r>
-      <w:proofErr w:type="spellStart"/>
-      <w:r>
-        <w:t>colsample_bytree</w:t>
-      </w:r>
-      <w:proofErr w:type="spellEnd"/>
-      <w:r>
-        <w:t xml:space="preserve"> de 1,0. Sobre el conjunto de validación, el modelo optimizado alcanzó un F1-Score de 0,7451 y un AUC-ROC de 0,9847. La decisión del modelo se tomó antes de utilizar el conjunto de prueba.</w:t>
+        <w:t>El XGBoost seleccionado fue optimizado mediante GridSearchCV con validación cruzada estratificada de cinco particiones, evaluando 108 combinaciones de hiperparámetros y utilizando F1-Score como criterio de selección. La configuración final incorporó 300 estimadores, profundidad máxima de 7, learning_rate de 0,1, subsample de 0,8 y colsample_bytree de 1,0. Sobre el conjunto de validación, el modelo optimizado alcanzó un F1-Score de 0,7451 y un AUC-ROC de 0,9847. La decisión del modelo se tomó antes de utilizar el conjunto de prueba.</w:t>
       </w:r>
     </w:p>
     <w:p>
@@ -18840,47 +15827,7 @@
         <w:jc w:val="both"/>
       </w:pPr>
       <w:r>
-        <w:t xml:space="preserve">Una vez congeladas las decisiones de modelado, se realizó una única evaluación sobre el conjunto de prueba. El modelo final, compuesto por </w:t>
-      </w:r>
-      <w:proofErr w:type="spellStart"/>
-      <w:r>
-        <w:t>XGBoost</w:t>
-      </w:r>
-      <w:proofErr w:type="spellEnd"/>
-      <w:r>
-        <w:t xml:space="preserve"> optimizado con Random </w:t>
-      </w:r>
-      <w:proofErr w:type="spellStart"/>
-      <w:r>
-        <w:t>Oversampling</w:t>
-      </w:r>
-      <w:proofErr w:type="spellEnd"/>
-      <w:r>
-        <w:t xml:space="preserve">, obtuvo una </w:t>
-      </w:r>
-      <w:proofErr w:type="spellStart"/>
-      <w:r>
-        <w:t>Accuracy</w:t>
-      </w:r>
-      <w:proofErr w:type="spellEnd"/>
-      <w:r>
-        <w:t xml:space="preserve"> de 0,9840, </w:t>
-      </w:r>
-      <w:proofErr w:type="spellStart"/>
-      <w:r>
-        <w:t>Precision</w:t>
-      </w:r>
-      <w:proofErr w:type="spellEnd"/>
-      <w:r>
-        <w:t xml:space="preserve"> de 0,7755, </w:t>
-      </w:r>
-      <w:proofErr w:type="spellStart"/>
-      <w:r>
-        <w:t>Recall</w:t>
-      </w:r>
-      <w:proofErr w:type="spellEnd"/>
-      <w:r>
-        <w:t xml:space="preserve"> de 0,7451, F1-Score de 0,7600 y AUC-ROC de 0,9770. La matriz de confusión registró 1.438 verdaderos negativos, 38 verdaderos positivos, 11 falsos positivos y 13 falsos negativos. La curva ROC final confirmó una elevada capacidad de discriminación entre las clases.</w:t>
+        <w:t>Una vez congeladas las decisiones de modelado, se realizó una única evaluación sobre el conjunto de prueba. El modelo final, compuesto por XGBoost optimizado con Random Oversampling, obtuvo una Accuracy de 0,9840, Precision de 0,7755, Recall de 0,7451, F1-Score de 0,7600 y AUC-ROC de 0,9770. La matriz de confusión registró 1.438 verdaderos negativos, 38 verdaderos positivos, 11 falsos positivos y 13 falsos negativos. La curva ROC final confirmó una elevada capacidad de discriminación entre las clases.</w:t>
       </w:r>
     </w:p>
     <w:p>
@@ -18906,47 +15853,7 @@
         <w:jc w:val="both"/>
       </w:pPr>
       <w:r>
-        <w:t xml:space="preserve">Este objetivo se cumplió mediante el análisis global y de casos particulares. El análisis global identificó a </w:t>
-      </w:r>
-      <w:proofErr w:type="spellStart"/>
-      <w:r>
-        <w:t>Torque_Nm</w:t>
-      </w:r>
-      <w:proofErr w:type="spellEnd"/>
-      <w:r>
-        <w:t xml:space="preserve">, </w:t>
-      </w:r>
-      <w:proofErr w:type="spellStart"/>
-      <w:r>
-        <w:t>Tool_wear_min</w:t>
-      </w:r>
-      <w:proofErr w:type="spellEnd"/>
-      <w:r>
-        <w:t xml:space="preserve"> y </w:t>
-      </w:r>
-      <w:proofErr w:type="spellStart"/>
-      <w:r>
-        <w:t>Rotational_speed_rpm</w:t>
-      </w:r>
-      <w:proofErr w:type="spellEnd"/>
-      <w:r>
-        <w:t xml:space="preserve"> como las variables con mayor influencia en las predicciones, mientras que </w:t>
-      </w:r>
-      <w:proofErr w:type="spellStart"/>
-      <w:r>
-        <w:t>Type_L</w:t>
-      </w:r>
-      <w:proofErr w:type="spellEnd"/>
-      <w:r>
-        <w:t xml:space="preserve"> y </w:t>
-      </w:r>
-      <w:proofErr w:type="spellStart"/>
-      <w:r>
-        <w:t>Type_M</w:t>
-      </w:r>
-      <w:proofErr w:type="spellEnd"/>
-      <w:r>
-        <w:t xml:space="preserve"> presentaron una contribución menor. Los casos particulares permitieron observar cómo las variables pueden contribuir en sentidos diferentes según la combinación de valores de cada máquina. El análisis del falso negativo fue especialmente relevante, ya que mostró que una falla puede ocurrir sin que las lecturas puntuales presenten un patrón suficientemente claro para anticiparla.</w:t>
+        <w:t>Este objetivo se cumplió mediante el análisis global y de casos particulares. El análisis global identificó a Torque_Nm, Tool_wear_min y Rotational_speed_rpm como las variables con mayor influencia en las predicciones, mientras que Type_L y Type_M presentaron una contribución menor. Los casos particulares permitieron observar cómo las variables pueden contribuir en sentidos diferentes según la combinación de valores de cada máquina. El análisis del falso negativo fue especialmente relevante, ya que mostró que una falla puede ocurrir sin que las lecturas puntuales presenten un patrón suficientemente claro para anticiparla.</w:t>
       </w:r>
     </w:p>
     <w:p>
@@ -18963,39 +15870,7 @@
           <w:b/>
           <w:bCs/>
         </w:rPr>
-        <w:t xml:space="preserve">Objetivo 6: integrar el modelo en un sistema con </w:t>
-      </w:r>
-      <w:proofErr w:type="spellStart"/>
-      <w:r>
-        <w:rPr>
-          <w:b/>
-          <w:bCs/>
-        </w:rPr>
-        <w:t>frontend</w:t>
-      </w:r>
-      <w:proofErr w:type="spellEnd"/>
-      <w:r>
-        <w:rPr>
-          <w:b/>
-          <w:bCs/>
-        </w:rPr>
-        <w:t xml:space="preserve"> y </w:t>
-      </w:r>
-      <w:proofErr w:type="spellStart"/>
-      <w:r>
-        <w:rPr>
-          <w:b/>
-          <w:bCs/>
-        </w:rPr>
-        <w:t>backend</w:t>
-      </w:r>
-      <w:proofErr w:type="spellEnd"/>
-      <w:r>
-        <w:rPr>
-          <w:b/>
-          <w:bCs/>
-        </w:rPr>
-        <w:t>.</w:t>
+        <w:t>Objetivo 6: integrar el modelo en un sistema con frontend y backend.</w:t>
       </w:r>
     </w:p>
     <w:p>
@@ -19005,15 +15880,7 @@
       </w:pPr>
       <w:r>
         <w:lastRenderedPageBreak/>
-        <w:t xml:space="preserve">El modelo fue integrado mediante una API desarrollada con </w:t>
-      </w:r>
-      <w:proofErr w:type="spellStart"/>
-      <w:r>
-        <w:t>FastAPI</w:t>
-      </w:r>
-      <w:proofErr w:type="spellEnd"/>
-      <w:r>
-        <w:t xml:space="preserve"> y una interfaz web para el usuario. El sistema permite realizar predicciones individuales y por lotes, consultar el historial, visualizar explicaciones SHAP, monitorear el estado del sistema y ejecutar procesos de reentrenamiento. Además, se mantienen el mismo escalado y el mismo orden de variables utilizados durante el entrenamiento, favoreciendo la consistencia entre el desarrollo y la inferencia.</w:t>
+        <w:t>El modelo fue integrado mediante una API desarrollada con FastAPI y una interfaz web para el usuario. El sistema permite realizar predicciones individuales y por lotes, consultar el historial, visualizar explicaciones SHAP, monitorear el estado del sistema y ejecutar procesos de reentrenamiento. Además, se mantienen el mismo escalado y el mismo orden de variables utilizados durante el entrenamiento, favoreciendo la consistencia entre el desarrollo y la inferencia.</w:t>
       </w:r>
     </w:p>
     <w:p>
@@ -19039,15 +15906,7 @@
         <w:jc w:val="both"/>
       </w:pPr>
       <w:r>
-        <w:t xml:space="preserve">En relación con los requisitos funcionales, se implementaron las funciones definidas al inicio del proyecto: predicción individual y por lotes, validación de entradas, aplicación del preprocesamiento, estimación de probabilidad de falla, </w:t>
-      </w:r>
-      <w:proofErr w:type="spellStart"/>
-      <w:r>
-        <w:t>explicabilidad</w:t>
-      </w:r>
-      <w:proofErr w:type="spellEnd"/>
-      <w:r>
-        <w:t xml:space="preserve"> mediante SHAP, clasificación por nivel de riesgo, historial de predicciones, monitoreo, reentrenamiento y exportación del historial.</w:t>
+        <w:t>En relación con los requisitos funcionales, se implementaron las funciones definidas al inicio del proyecto: predicción individual y por lotes, validación de entradas, aplicación del preprocesamiento, estimación de probabilidad de falla, explicabilidad mediante SHAP, clasificación por nivel de riesgo, historial de predicciones, monitoreo, reentrenamiento y exportación del historial.</w:t>
       </w:r>
     </w:p>
     <w:p>
@@ -19056,39 +15915,7 @@
         <w:jc w:val="both"/>
       </w:pPr>
       <w:r>
-        <w:t xml:space="preserve">Respecto de los requisitos no funcionales, la solución incorpora mecanismos orientados a la usabilidad, </w:t>
-      </w:r>
-      <w:proofErr w:type="spellStart"/>
-      <w:r>
-        <w:t>explicabilidad</w:t>
-      </w:r>
-      <w:proofErr w:type="spellEnd"/>
-      <w:r>
-        <w:t xml:space="preserve">, escalabilidad, seguridad, confiabilidad y </w:t>
-      </w:r>
-      <w:proofErr w:type="spellStart"/>
-      <w:r>
-        <w:t>monitoreabilidad</w:t>
-      </w:r>
-      <w:proofErr w:type="spellEnd"/>
-      <w:r>
-        <w:t xml:space="preserve">. La interfaz facilita la interpretación mediante indicadores de riesgo y explicaciones de las variables; el </w:t>
-      </w:r>
-      <w:proofErr w:type="spellStart"/>
-      <w:r>
-        <w:t>backend</w:t>
-      </w:r>
-      <w:proofErr w:type="spellEnd"/>
-      <w:r>
-        <w:t xml:space="preserve"> valida las entradas antes de procesarlas; el modelo y el </w:t>
-      </w:r>
-      <w:proofErr w:type="spellStart"/>
-      <w:r>
-        <w:t>frontend</w:t>
-      </w:r>
-      <w:proofErr w:type="spellEnd"/>
-      <w:r>
-        <w:t xml:space="preserve"> se mantienen desacoplados; y el sistema registra información de predicciones y reentrenamientos para facilitar el seguimiento.</w:t>
+        <w:t>Respecto de los requisitos no funcionales, la solución incorpora mecanismos orientados a la usabilidad, explicabilidad, escalabilidad, seguridad, confiabilidad y monitoreabilidad. La interfaz facilita la interpretación mediante indicadores de riesgo y explicaciones de las variables; el backend valida las entradas antes de procesarlas; el modelo y el frontend se mantienen desacoplados; y el sistema registra información de predicciones y reentrenamientos para facilitar el seguimiento.</w:t>
       </w:r>
     </w:p>
     <w:p>
@@ -19097,15 +15924,7 @@
         <w:jc w:val="both"/>
       </w:pPr>
       <w:r>
-        <w:t xml:space="preserve">En conjunto, los resultados muestran que los objetivos técnicos y funcionales planteados fueron alcanzados. El principal aspecto pendiente de mejora corresponde a la detección de todas las fallas: el </w:t>
-      </w:r>
-      <w:proofErr w:type="spellStart"/>
-      <w:r>
-        <w:t>Recall</w:t>
-      </w:r>
-      <w:proofErr w:type="spellEnd"/>
-      <w:r>
-        <w:t xml:space="preserve"> final de 0,7451 implica que 13 de las 51 fallas presentes en el conjunto de prueba no fueron detectadas. Este resultado no invalida el funcionamiento del sistema, pero sí establece un límite relevante para una eventual implementación en un entorno industrial real y fundamenta las mejoras propuestas en la siguiente sección.</w:t>
+        <w:t>En conjunto, los resultados muestran que los objetivos técnicos y funcionales planteados fueron alcanzados. El principal aspecto pendiente de mejora corresponde a la detección de todas las fallas: el Recall final de 0,7451 implica que 13 de las 51 fallas presentes en el conjunto de prueba no fueron detectadas. Este resultado no invalida el funcionamiento del sistema, pero sí establece un límite relevante para una eventual implementación en un entorno industrial real y fundamenta las mejoras propuestas en la siguiente sección.</w:t>
       </w:r>
     </w:p>
     <w:p>
@@ -19176,29 +15995,7 @@
           <w:sz w:val="18"/>
           <w:szCs w:val="18"/>
         </w:rPr>
-        <w:t xml:space="preserve">Figura 15. Curva ROC final del </w:t>
-      </w:r>
-      <w:proofErr w:type="spellStart"/>
-      <w:r>
-        <w:rPr>
-          <w:i/>
-          <w:iCs/>
-          <w:color w:val="A6A6A6" w:themeColor="background1" w:themeShade="A6"/>
-          <w:sz w:val="18"/>
-          <w:szCs w:val="18"/>
-        </w:rPr>
-        <w:t>XGBoost</w:t>
-      </w:r>
-      <w:proofErr w:type="spellEnd"/>
-      <w:r>
-        <w:rPr>
-          <w:i/>
-          <w:iCs/>
-          <w:color w:val="A6A6A6" w:themeColor="background1" w:themeShade="A6"/>
-          <w:sz w:val="18"/>
-          <w:szCs w:val="18"/>
-        </w:rPr>
-        <w:t xml:space="preserve"> sobre el conjunto de prueba.</w:t>
+        <w:t>Figura 15. Curva ROC final del XGBoost sobre el conjunto de prueba.</w:t>
       </w:r>
     </w:p>
     <w:p>
@@ -19244,15 +16041,7 @@
         <w:jc w:val="both"/>
       </w:pPr>
       <w:r>
-        <w:t xml:space="preserve">Datos de un solo instante: el </w:t>
-      </w:r>
-      <w:proofErr w:type="spellStart"/>
-      <w:r>
-        <w:t>dataset</w:t>
-      </w:r>
-      <w:proofErr w:type="spellEnd"/>
-      <w:r>
-        <w:t xml:space="preserve"> entrega mediciones sueltas, sin historia. El modelo no ve cómo evolucionó el desgaste antes de la falla. El falso negativo de la sección 4.2 es el ejemplo: la falla llegó sin que la lectura de ese momento mostrara nada anómalo.</w:t>
+        <w:t>Datos de un solo instante: el dataset entrega mediciones sueltas, sin historia. El modelo no ve cómo evolucionó el desgaste antes de la falla. El falso negativo de la sección 4.2 es el ejemplo: la falla llegó sin que la lectura de ese momento mostrara nada anómalo.</w:t>
       </w:r>
     </w:p>
     <w:p>
@@ -19279,13 +16068,8 @@
         <w:spacing w:after="60" w:line="276" w:lineRule="auto"/>
         <w:jc w:val="both"/>
       </w:pPr>
-      <w:proofErr w:type="spellStart"/>
-      <w:r>
-        <w:t>Recall</w:t>
-      </w:r>
-      <w:proofErr w:type="spellEnd"/>
-      <w:r>
-        <w:t xml:space="preserve"> del 74,5 %: de las 51 fallas del conjunto de prueba, 13 no fueron detectadas. En una planta real, estas fallas no anticipadas seguirían representando un riesgo de detención no planificada.</w:t>
+      <w:r>
+        <w:t>Recall del 74,5 %: de las 51 fallas del conjunto de prueba, 13 no fueron detectadas. En una planta real, estas fallas no anticipadas seguirían representando un riesgo de detención no planificada.</w:t>
       </w:r>
     </w:p>
     <w:p>
@@ -19298,13 +16082,8 @@
         <w:spacing w:after="60" w:line="276" w:lineRule="auto"/>
         <w:jc w:val="both"/>
       </w:pPr>
-      <w:proofErr w:type="spellStart"/>
-      <w:r>
-        <w:t>Dataset</w:t>
-      </w:r>
-      <w:proofErr w:type="spellEnd"/>
-      <w:r>
-        <w:t xml:space="preserve"> simulado: AI4I 2020 es un conjunto generado, no datos reales de una planta. Antes de usar el sistema en producción habría que revalidar todo con mediciones reales..</w:t>
+      <w:r>
+        <w:t>Dataset simulado: AI4I 2020 es un conjunto generado, no datos reales de una planta. Antes de usar el sistema en producción habría que revalidar todo con mediciones reales..</w:t>
       </w:r>
     </w:p>
     <w:p>
@@ -19346,31 +16125,7 @@
         <w:t xml:space="preserve">Mejora 2 – Ajuste del umbral de decisión y aprendizaje activo. </w:t>
       </w:r>
       <w:r>
-        <w:t xml:space="preserve">Bajar el umbral de decisión de 0,5 a, por ejemplo, 0,3, para subir el </w:t>
-      </w:r>
-      <w:proofErr w:type="spellStart"/>
-      <w:r>
-        <w:t>Recall</w:t>
-      </w:r>
-      <w:proofErr w:type="spellEnd"/>
-      <w:r>
-        <w:t xml:space="preserve"> aunque aumenten las falsas alarmas, y mandar las predicciones dudosas (probabilidad entre 0,3 y 0,7) al supervisor para que confirme lo que realmente pasó, alimentando el reentrenamiento. Ataca la limitación 3. El </w:t>
-      </w:r>
-      <w:proofErr w:type="spellStart"/>
-      <w:r>
-        <w:t>endpoint</w:t>
-      </w:r>
-      <w:proofErr w:type="spellEnd"/>
-      <w:r>
-        <w:t xml:space="preserve"> /reentrenar ya está hecho; falta la parte que elige los casos dudosos y el monitoreo de deriva de datos (data </w:t>
-      </w:r>
-      <w:proofErr w:type="spellStart"/>
-      <w:r>
-        <w:t>drift</w:t>
-      </w:r>
-      <w:proofErr w:type="spellEnd"/>
-      <w:r>
-        <w:t>).</w:t>
+        <w:t>Bajar el umbral de decisión de 0,5 a, por ejemplo, 0,3, para subir el Recall aunque aumenten las falsas alarmas, y mandar las predicciones dudosas (probabilidad entre 0,3 y 0,7) al supervisor para que confirme lo que realmente pasó, alimentando el reentrenamiento. Ataca la limitación 3. El endpoint /reentrenar ya está hecho; falta la parte que elige los casos dudosos y el monitoreo de deriva de datos (data drift).</w:t>
       </w:r>
     </w:p>
     <w:p>
@@ -19410,55 +16165,7 @@
         <w:jc w:val="both"/>
       </w:pPr>
       <w:r>
-        <w:t xml:space="preserve">De seis alternativas (3 de ML y 3 de DL), </w:t>
-      </w:r>
-      <w:proofErr w:type="spellStart"/>
-      <w:r>
-        <w:t>XGBoost</w:t>
-      </w:r>
-      <w:proofErr w:type="spellEnd"/>
-      <w:r>
-        <w:t xml:space="preserve"> presentó el mejor equilibrio sobre validación, mientras que la MLP superficial logró el mayor </w:t>
-      </w:r>
-      <w:proofErr w:type="spellStart"/>
-      <w:r>
-        <w:t>Recall</w:t>
-      </w:r>
-      <w:proofErr w:type="spellEnd"/>
-      <w:r>
-        <w:t xml:space="preserve">, pero con menor </w:t>
-      </w:r>
-      <w:proofErr w:type="spellStart"/>
-      <w:r>
-        <w:t>Precision</w:t>
-      </w:r>
-      <w:proofErr w:type="spellEnd"/>
-      <w:r>
-        <w:t xml:space="preserve">. El modelo final, después de considerar balanceo y ajuste de </w:t>
-      </w:r>
-      <w:proofErr w:type="spellStart"/>
-      <w:r>
-        <w:t>hiperparámetros</w:t>
-      </w:r>
-      <w:proofErr w:type="spellEnd"/>
-      <w:r>
-        <w:t xml:space="preserve">, fue </w:t>
-      </w:r>
-      <w:proofErr w:type="spellStart"/>
-      <w:r>
-        <w:t>XGBoost</w:t>
-      </w:r>
-      <w:proofErr w:type="spellEnd"/>
-      <w:r>
-        <w:t xml:space="preserve"> con Random </w:t>
-      </w:r>
-      <w:proofErr w:type="spellStart"/>
-      <w:r>
-        <w:t>Oversampling</w:t>
-      </w:r>
-      <w:proofErr w:type="spellEnd"/>
-      <w:r>
-        <w:t>. En el conjunto de prueba obtuvo AUC-ROC 0,977 y F1 0,760.</w:t>
+        <w:t>De seis alternativas (3 de ML y 3 de DL), XGBoost presentó el mejor equilibrio sobre validación, mientras que la MLP superficial logró el mayor Recall, pero con menor Precision. El modelo final, después de considerar balanceo y ajuste de hiperparámetros, fue XGBoost con Random Oversampling. En el conjunto de prueba obtuvo AUC-ROC 0,977 y F1 0,760.</w:t>
       </w:r>
     </w:p>
     <w:p>
@@ -19472,15 +16179,7 @@
         <w:jc w:val="both"/>
       </w:pPr>
       <w:r>
-        <w:t xml:space="preserve">La técnica de balanceo se eligió a partir de los resultados: Random </w:t>
-      </w:r>
-      <w:proofErr w:type="spellStart"/>
-      <w:r>
-        <w:t>Oversampling</w:t>
-      </w:r>
-      <w:proofErr w:type="spellEnd"/>
-      <w:r>
-        <w:t xml:space="preserve"> obtuvo el mejor F1 en validación (0,7400) y el mayor AUC-ROC (0,9835) entre los escenarios comparados, superando a SMOTE y evitando la pérdida de datos producida por el submuestreo.</w:t>
+        <w:t>La técnica de balanceo se eligió a partir de los resultados: Random Oversampling obtuvo el mejor F1 en validación (0,7400) y el mayor AUC-ROC (0,9835) entre los escenarios comparados, superando a SMOTE y evitando la pérdida de datos producida por el submuestreo.</w:t>
       </w:r>
     </w:p>
     <w:p>
@@ -19494,47 +16193,7 @@
         <w:jc w:val="both"/>
       </w:pPr>
       <w:r>
-        <w:t xml:space="preserve">El ajuste de </w:t>
-      </w:r>
-      <w:proofErr w:type="spellStart"/>
-      <w:r>
-        <w:t>hiperparámetros</w:t>
-      </w:r>
-      <w:proofErr w:type="spellEnd"/>
-      <w:r>
-        <w:t xml:space="preserve"> produjo una mejora moderada sobre validación: el F1 pasó de 0,7400 a 0,7451 y el AUC-ROC de 0,9835 a 0,9847. La configuración final incorporó 300 estimadores, profundidad 7, </w:t>
-      </w:r>
-      <w:proofErr w:type="spellStart"/>
-      <w:r>
-        <w:t>learning</w:t>
-      </w:r>
-      <w:proofErr w:type="spellEnd"/>
-      <w:r>
-        <w:t xml:space="preserve"> </w:t>
-      </w:r>
-      <w:proofErr w:type="spellStart"/>
-      <w:r>
-        <w:t>rate</w:t>
-      </w:r>
-      <w:proofErr w:type="spellEnd"/>
-      <w:r>
-        <w:t xml:space="preserve"> 0,1, </w:t>
-      </w:r>
-      <w:proofErr w:type="spellStart"/>
-      <w:r>
-        <w:t>subsample</w:t>
-      </w:r>
-      <w:proofErr w:type="spellEnd"/>
-      <w:r>
-        <w:t xml:space="preserve"> 0,8 y </w:t>
-      </w:r>
-      <w:proofErr w:type="spellStart"/>
-      <w:r>
-        <w:t>colsample_bytree</w:t>
-      </w:r>
-      <w:proofErr w:type="spellEnd"/>
-      <w:r>
-        <w:t xml:space="preserve"> 1,0.</w:t>
+        <w:t>El ajuste de hiperparámetros produjo una mejora moderada sobre validación: el F1 pasó de 0,7400 a 0,7451 y el AUC-ROC de 0,9835 a 0,9847. La configuración final incorporó 300 estimadores, profundidad 7, learning rate 0,1, subsample 0,8 y colsample_bytree 1,0.</w:t>
       </w:r>
     </w:p>
     <w:p>
@@ -19563,15 +16222,7 @@
         <w:jc w:val="both"/>
       </w:pPr>
       <w:r>
-        <w:t xml:space="preserve">Sobre la forma de trabajar: separar entrenamiento, validación y prueba y reservar el conjunto de prueba hasta el final permite tomar decisiones de modelado sin contaminar la evaluación final. En este proyecto, la comparación de modelos, estrategias de balanceo y ajuste de </w:t>
-      </w:r>
-      <w:proofErr w:type="spellStart"/>
-      <w:r>
-        <w:t>hiperparámetros</w:t>
-      </w:r>
-      <w:proofErr w:type="spellEnd"/>
-      <w:r>
-        <w:t xml:space="preserve"> se realizó antes de abrir el conjunto de prueba.</w:t>
+        <w:t>Sobre la forma de trabajar: separar entrenamiento, validación y prueba y reservar el conjunto de prueba hasta el final permite tomar decisiones de modelado sin contaminar la evaluación final. En este proyecto, la comparación de modelos, estrategias de balanceo y ajuste de hiperparámetros se realizó antes de abrir el conjunto de prueba.</w:t>
       </w:r>
     </w:p>
     <w:p>
@@ -19589,13 +16240,8 @@
         <w:spacing w:after="120" w:line="276" w:lineRule="auto"/>
         <w:jc w:val="both"/>
       </w:pPr>
-      <w:proofErr w:type="spellStart"/>
-      <w:r>
-        <w:t>Perfectime</w:t>
-      </w:r>
-      <w:proofErr w:type="spellEnd"/>
-      <w:r>
-        <w:t xml:space="preserve"> es un sistema de apoyo a la decisión y de gestión del conocimiento para el área de mantenimiento. No reemplaza al supervisor: le entrega, para cada máquina, una probabilidad de falla y las variables que la explican, de modo que pueda priorizar inspecciones con un criterio cuantitativo y trazable.</w:t>
+      <w:r>
+        <w:t>Perfectime es un sistema de apoyo a la decisión y de gestión del conocimiento para el área de mantenimiento. No reemplaza al supervisor: le entrega, para cada máquina, una probabilidad de falla y las variables que la explican, de modo que pueda priorizar inspecciones con un criterio cuantitativo y trazable.</w:t>
       </w:r>
     </w:p>
     <w:p>
@@ -19629,31 +16275,7 @@
         <w:jc w:val="both"/>
       </w:pPr>
       <w:r>
-        <w:t xml:space="preserve">El código fuente completo del proyecto (notebook de análisis y entrenamiento, </w:t>
-      </w:r>
-      <w:proofErr w:type="spellStart"/>
-      <w:r>
-        <w:t>backend</w:t>
-      </w:r>
-      <w:proofErr w:type="spellEnd"/>
-      <w:r>
-        <w:t xml:space="preserve">, </w:t>
-      </w:r>
-      <w:proofErr w:type="spellStart"/>
-      <w:r>
-        <w:t>frontend</w:t>
-      </w:r>
-      <w:proofErr w:type="spellEnd"/>
-      <w:r>
-        <w:t xml:space="preserve">, </w:t>
-      </w:r>
-      <w:proofErr w:type="spellStart"/>
-      <w:r>
-        <w:t>dataset</w:t>
-      </w:r>
-      <w:proofErr w:type="spellEnd"/>
-      <w:r>
-        <w:t>, modelos serializados y archivos de configuración) está disponible en el siguiente repositorio:</w:t>
+        <w:t>El código fuente completo del proyecto (notebook de análisis y entrenamiento, backend, frontend, dataset, modelos serializados y archivos de configuración) está disponible en el siguiente repositorio:</w:t>
       </w:r>
     </w:p>
     <w:p>
@@ -19676,111 +16298,7 @@
         <w:jc w:val="both"/>
       </w:pPr>
       <w:r>
-        <w:t xml:space="preserve">El repositorio está organizado en carpetas estandarizadas: </w:t>
-      </w:r>
-      <w:proofErr w:type="spellStart"/>
-      <w:r>
-        <w:t>datasets</w:t>
-      </w:r>
-      <w:proofErr w:type="spellEnd"/>
-      <w:r>
-        <w:t>/ (</w:t>
-      </w:r>
-      <w:proofErr w:type="spellStart"/>
-      <w:r>
-        <w:t>dataset</w:t>
-      </w:r>
-      <w:proofErr w:type="spellEnd"/>
-      <w:r>
-        <w:t xml:space="preserve"> AI4I 2020), notebooks/ (</w:t>
-      </w:r>
-      <w:proofErr w:type="spellStart"/>
-      <w:r>
-        <w:t>Sumativa.ipynb</w:t>
-      </w:r>
-      <w:proofErr w:type="spellEnd"/>
-      <w:r>
-        <w:t xml:space="preserve"> con el pipeline completo y sus resultados), modelos/ (artefactos serializados que genera el notebook: </w:t>
-      </w:r>
-      <w:proofErr w:type="spellStart"/>
-      <w:r>
-        <w:t>modelo_xgboost.pkl</w:t>
-      </w:r>
-      <w:proofErr w:type="spellEnd"/>
-      <w:r>
-        <w:t xml:space="preserve">, </w:t>
-      </w:r>
-      <w:proofErr w:type="spellStart"/>
-      <w:r>
-        <w:t>scaler.pkl</w:t>
-      </w:r>
-      <w:proofErr w:type="spellEnd"/>
-      <w:r>
-        <w:t xml:space="preserve"> y </w:t>
-      </w:r>
-      <w:proofErr w:type="spellStart"/>
-      <w:r>
-        <w:t>columnas.pkl</w:t>
-      </w:r>
-      <w:proofErr w:type="spellEnd"/>
-      <w:r>
-        <w:t xml:space="preserve">), </w:t>
-      </w:r>
-      <w:proofErr w:type="spellStart"/>
-      <w:r>
-        <w:t>backend</w:t>
-      </w:r>
-      <w:proofErr w:type="spellEnd"/>
-      <w:r>
-        <w:t xml:space="preserve">/ (servicio </w:t>
-      </w:r>
-      <w:proofErr w:type="spellStart"/>
-      <w:r>
-        <w:t>FastAPI</w:t>
-      </w:r>
-      <w:proofErr w:type="spellEnd"/>
-      <w:r>
-        <w:t xml:space="preserve">), </w:t>
-      </w:r>
-      <w:proofErr w:type="spellStart"/>
-      <w:r>
-        <w:t>frontend</w:t>
-      </w:r>
-      <w:proofErr w:type="spellEnd"/>
-      <w:r>
-        <w:t xml:space="preserve">/ (interfaz web) y </w:t>
-      </w:r>
-      <w:proofErr w:type="spellStart"/>
-      <w:r>
-        <w:t>Documentacion</w:t>
-      </w:r>
-      <w:proofErr w:type="spellEnd"/>
-      <w:r>
-        <w:t xml:space="preserve">/ (informes). El archivo README.md contiene las instrucciones para crear el entorno Conda desde </w:t>
-      </w:r>
-      <w:proofErr w:type="spellStart"/>
-      <w:r>
-        <w:t>environment.yml</w:t>
-      </w:r>
-      <w:proofErr w:type="spellEnd"/>
-      <w:r>
-        <w:t xml:space="preserve">, ejecutar el notebook para entrenar el modelo, y levantar el </w:t>
-      </w:r>
-      <w:proofErr w:type="spellStart"/>
-      <w:r>
-        <w:t>backend</w:t>
-      </w:r>
-      <w:proofErr w:type="spellEnd"/>
-      <w:r>
-        <w:t xml:space="preserve"> y el </w:t>
-      </w:r>
-      <w:proofErr w:type="spellStart"/>
-      <w:r>
-        <w:t>frontend</w:t>
-      </w:r>
-      <w:proofErr w:type="spellEnd"/>
-      <w:r>
-        <w:t>; existe además README_VSCode.md con el mismo flujo desde VS Code.</w:t>
+        <w:t>El repositorio está organizado en carpetas estandarizadas: datasets/ (dataset AI4I 2020), notebooks/ (Sumativa.ipynb con el pipeline completo y sus resultados), modelos/ (artefactos serializados que genera el notebook: modelo_xgboost.pkl, scaler.pkl y columnas.pkl), backend/ (servicio FastAPI), frontend/ (interfaz web) y Documentacion/ (informes). El archivo README.md contiene las instrucciones para crear el entorno Conda desde environment.yml, ejecutar el notebook para entrenar el modelo, y levantar el backend y el frontend; existe además README_VSCode.md con el mismo flujo desde VS Code.</w:t>
       </w:r>
     </w:p>
     <w:p>
@@ -19818,55 +16336,7 @@
         </w:rPr>
       </w:pPr>
       <w:r>
-        <w:t xml:space="preserve">Aminzadeh, A., </w:t>
-      </w:r>
-      <w:proofErr w:type="spellStart"/>
-      <w:r>
-        <w:t>Sattarpanah</w:t>
-      </w:r>
-      <w:proofErr w:type="spellEnd"/>
-      <w:r>
-        <w:t xml:space="preserve"> </w:t>
-      </w:r>
-      <w:proofErr w:type="spellStart"/>
-      <w:r>
-        <w:t>Karganroudi</w:t>
-      </w:r>
-      <w:proofErr w:type="spellEnd"/>
-      <w:r>
-        <w:t xml:space="preserve">, S., Majidi, S., </w:t>
-      </w:r>
-      <w:proofErr w:type="spellStart"/>
-      <w:r>
-        <w:t>Dabompre</w:t>
-      </w:r>
-      <w:proofErr w:type="spellEnd"/>
-      <w:r>
-        <w:t xml:space="preserve">, C., </w:t>
-      </w:r>
-      <w:proofErr w:type="spellStart"/>
-      <w:r>
-        <w:t>Azaiez</w:t>
-      </w:r>
-      <w:proofErr w:type="spellEnd"/>
-      <w:r>
-        <w:t xml:space="preserve">, K., </w:t>
-      </w:r>
-      <w:proofErr w:type="spellStart"/>
-      <w:r>
-        <w:t>Mitride</w:t>
-      </w:r>
-      <w:proofErr w:type="spellEnd"/>
-      <w:r>
-        <w:t xml:space="preserve">, C., &amp; </w:t>
-      </w:r>
-      <w:proofErr w:type="spellStart"/>
-      <w:r>
-        <w:t>Sénéchal</w:t>
-      </w:r>
-      <w:proofErr w:type="spellEnd"/>
-      <w:r>
-        <w:t xml:space="preserve">, E. (2025). </w:t>
+        <w:t xml:space="preserve">Aminzadeh, A., Sattarpanah Karganroudi, S., Majidi, S., Dabompre, C., Azaiez, K., Mitride, C., &amp; Sénéchal, E. (2025). </w:t>
       </w:r>
       <w:r>
         <w:rPr>
@@ -19898,19 +16368,11 @@
           <w:lang w:val="en-US"/>
         </w:rPr>
       </w:pPr>
-      <w:proofErr w:type="spellStart"/>
       <w:r>
         <w:rPr>
           <w:lang w:val="en-US"/>
         </w:rPr>
-        <w:t>Benhanifia</w:t>
-      </w:r>
-      <w:proofErr w:type="spellEnd"/>
-      <w:r>
-        <w:rPr>
-          <w:lang w:val="en-US"/>
-        </w:rPr>
-        <w:t xml:space="preserve">, A., Ben Cheikh, Z., Oliveira, P. M., Valente, A., &amp; Lima, J. (2025). Systematic review of predictive maintenance practices in the manufacturing sector. </w:t>
+        <w:t xml:space="preserve">Benhanifia, A., Ben Cheikh, Z., Oliveira, P. M., Valente, A., &amp; Lima, J. (2025). Systematic review of predictive maintenance practices in the manufacturing sector. </w:t>
       </w:r>
       <w:r>
         <w:rPr>
@@ -19936,19 +16398,11 @@
           <w:lang w:val="en-US"/>
         </w:rPr>
       </w:pPr>
-      <w:proofErr w:type="spellStart"/>
       <w:r>
         <w:rPr>
           <w:lang w:val="en-US"/>
         </w:rPr>
-        <w:t>Breiman</w:t>
-      </w:r>
-      <w:proofErr w:type="spellEnd"/>
-      <w:r>
-        <w:rPr>
-          <w:lang w:val="en-US"/>
-        </w:rPr>
-        <w:t xml:space="preserve">, L. (2001). Random forests. </w:t>
+        <w:t xml:space="preserve">Breiman, L. (2001). Random forests. </w:t>
       </w:r>
       <w:r>
         <w:rPr>
@@ -19978,21 +16432,7 @@
         <w:rPr>
           <w:lang w:val="en-US"/>
         </w:rPr>
-        <w:t xml:space="preserve">Chapman, P., Clinton, J., Kerber, R., </w:t>
-      </w:r>
-      <w:proofErr w:type="spellStart"/>
-      <w:r>
-        <w:rPr>
-          <w:lang w:val="en-US"/>
-        </w:rPr>
-        <w:t>Khabaza</w:t>
-      </w:r>
-      <w:proofErr w:type="spellEnd"/>
-      <w:r>
-        <w:rPr>
-          <w:lang w:val="en-US"/>
-        </w:rPr>
-        <w:t xml:space="preserve">, T., Reinartz, T., Shearer, C., &amp; Wirth, R. (2000). </w:t>
+        <w:t xml:space="preserve">Chapman, P., Clinton, J., Kerber, R., Khabaza, T., Reinartz, T., Shearer, C., &amp; Wirth, R. (2000). </w:t>
       </w:r>
       <w:r>
         <w:rPr>
@@ -20022,21 +16462,7 @@
         <w:rPr>
           <w:lang w:val="en-US"/>
         </w:rPr>
-        <w:t xml:space="preserve">Chawla, N. V., Bowyer, K. W., Hall, L. O., &amp; </w:t>
-      </w:r>
-      <w:proofErr w:type="spellStart"/>
-      <w:r>
-        <w:rPr>
-          <w:lang w:val="en-US"/>
-        </w:rPr>
-        <w:t>Kegelmeyer</w:t>
-      </w:r>
-      <w:proofErr w:type="spellEnd"/>
-      <w:r>
-        <w:rPr>
-          <w:lang w:val="en-US"/>
-        </w:rPr>
-        <w:t xml:space="preserve">, W. P. (2002). SMOTE: Synthetic minority over-sampling technique. </w:t>
+        <w:t xml:space="preserve">Chawla, N. V., Bowyer, K. W., Hall, L. O., &amp; Kegelmeyer, W. P. (2002). SMOTE: Synthetic minority over-sampling technique. </w:t>
       </w:r>
       <w:r>
         <w:rPr>
@@ -20066,35 +16492,7 @@
         <w:rPr>
           <w:lang w:val="en-US"/>
         </w:rPr>
-        <w:t xml:space="preserve">Chen, T., &amp; </w:t>
-      </w:r>
-      <w:proofErr w:type="spellStart"/>
-      <w:r>
-        <w:rPr>
-          <w:lang w:val="en-US"/>
-        </w:rPr>
-        <w:t>Guestrin</w:t>
-      </w:r>
-      <w:proofErr w:type="spellEnd"/>
-      <w:r>
-        <w:rPr>
-          <w:lang w:val="en-US"/>
-        </w:rPr>
-        <w:t xml:space="preserve">, C. (2016). </w:t>
-      </w:r>
-      <w:proofErr w:type="spellStart"/>
-      <w:r>
-        <w:rPr>
-          <w:lang w:val="en-US"/>
-        </w:rPr>
-        <w:t>XGBoost</w:t>
-      </w:r>
-      <w:proofErr w:type="spellEnd"/>
-      <w:r>
-        <w:rPr>
-          <w:lang w:val="en-US"/>
-        </w:rPr>
-        <w:t xml:space="preserve">: A scalable tree boosting system. En </w:t>
+        <w:t xml:space="preserve">Chen, T., &amp; Guestrin, C. (2016). XGBoost: A scalable tree boosting system. En </w:t>
       </w:r>
       <w:r>
         <w:rPr>
@@ -20124,21 +16522,7 @@
         <w:rPr>
           <w:lang w:val="en-US"/>
         </w:rPr>
-        <w:t xml:space="preserve">Cortes, C., &amp; </w:t>
-      </w:r>
-      <w:proofErr w:type="spellStart"/>
-      <w:r>
-        <w:rPr>
-          <w:lang w:val="en-US"/>
-        </w:rPr>
-        <w:t>Vapnik</w:t>
-      </w:r>
-      <w:proofErr w:type="spellEnd"/>
-      <w:r>
-        <w:rPr>
-          <w:lang w:val="en-US"/>
-        </w:rPr>
-        <w:t xml:space="preserve">, V. (1995). Support-vector networks. </w:t>
+        <w:t xml:space="preserve">Cortes, C., &amp; Vapnik, V. (1995). Support-vector networks. </w:t>
       </w:r>
       <w:r>
         <w:rPr>
@@ -20198,21 +16582,7 @@
         <w:rPr>
           <w:lang w:val="en-US"/>
         </w:rPr>
-        <w:t xml:space="preserve">Guidotti, D., Pandolfo, L., &amp; </w:t>
-      </w:r>
-      <w:proofErr w:type="spellStart"/>
-      <w:r>
-        <w:rPr>
-          <w:lang w:val="en-US"/>
-        </w:rPr>
-        <w:t>Pulina</w:t>
-      </w:r>
-      <w:proofErr w:type="spellEnd"/>
-      <w:r>
-        <w:rPr>
-          <w:lang w:val="en-US"/>
-        </w:rPr>
-        <w:t xml:space="preserve">, L. (2025). A systematic literature review of supervised machine learning techniques for predictive maintenance in Industry 4.0. </w:t>
+        <w:t xml:space="preserve">Guidotti, D., Pandolfo, L., &amp; Pulina, L. (2025). A systematic literature review of supervised machine learning techniques for predictive maintenance in Industry 4.0. </w:t>
       </w:r>
       <w:r>
         <w:rPr>
@@ -20238,47 +16608,11 @@
           <w:lang w:val="en-US"/>
         </w:rPr>
       </w:pPr>
-      <w:proofErr w:type="spellStart"/>
       <w:r>
         <w:rPr>
           <w:lang w:val="en-US"/>
         </w:rPr>
-        <w:t>Hamasha</w:t>
-      </w:r>
-      <w:proofErr w:type="spellEnd"/>
-      <w:r>
-        <w:rPr>
-          <w:lang w:val="en-US"/>
-        </w:rPr>
-        <w:t xml:space="preserve">, M. M., </w:t>
-      </w:r>
-      <w:proofErr w:type="spellStart"/>
-      <w:r>
-        <w:rPr>
-          <w:lang w:val="en-US"/>
-        </w:rPr>
-        <w:t>Albedoor</w:t>
-      </w:r>
-      <w:proofErr w:type="spellEnd"/>
-      <w:r>
-        <w:rPr>
-          <w:lang w:val="en-US"/>
-        </w:rPr>
-        <w:t xml:space="preserve">, Q., </w:t>
-      </w:r>
-      <w:proofErr w:type="spellStart"/>
-      <w:r>
-        <w:rPr>
-          <w:lang w:val="en-US"/>
-        </w:rPr>
-        <w:t>Hamasha</w:t>
-      </w:r>
-      <w:proofErr w:type="spellEnd"/>
-      <w:r>
-        <w:rPr>
-          <w:lang w:val="en-US"/>
-        </w:rPr>
-        <w:t xml:space="preserve">, S., Ali, H., Qamar, A., &amp; Berrah, F. (2025). A comprehensive framework for IoT-driven predictive maintenance: Leveraging AI and edge computing for enhanced equipment reliability. </w:t>
+        <w:t xml:space="preserve">Hamasha, M. M., Albedoor, Q., Hamasha, S., Ali, H., Qamar, A., &amp; Berrah, F. (2025). A comprehensive framework for IoT-driven predictive maintenance: Leveraging AI and edge computing for enhanced equipment reliability. </w:t>
       </w:r>
       <w:r>
         <w:rPr>
@@ -20338,21 +16672,7 @@
         <w:rPr>
           <w:lang w:val="en-US"/>
         </w:rPr>
-        <w:t xml:space="preserve">Lundberg, S. M., &amp; Lee, S.-I. (2017). A unified approach to interpreting model predictions. En I. Guyon, U. von </w:t>
-      </w:r>
-      <w:proofErr w:type="spellStart"/>
-      <w:r>
-        <w:rPr>
-          <w:lang w:val="en-US"/>
-        </w:rPr>
-        <w:t>Luxburg</w:t>
-      </w:r>
-      <w:proofErr w:type="spellEnd"/>
-      <w:r>
-        <w:rPr>
-          <w:lang w:val="en-US"/>
-        </w:rPr>
-        <w:t xml:space="preserve">, S. Bengio, H. Wallach, R. Fergus, S. Vishwanathan, &amp; R. Garnett (Eds.), </w:t>
+        <w:t xml:space="preserve">Lundberg, S. M., &amp; Lee, S.-I. (2017). A unified approach to interpreting model predictions. En I. Guyon, U. von Luxburg, S. Bengio, H. Wallach, R. Fergus, S. Vishwanathan, &amp; R. Garnett (Eds.), </w:t>
       </w:r>
       <w:r>
         <w:rPr>
@@ -20413,35 +16733,7 @@
           <w:lang w:val="en-US"/>
         </w:rPr>
         <w:lastRenderedPageBreak/>
-        <w:t xml:space="preserve">Meitz, L., Senge, J., Wagenhals, T., </w:t>
-      </w:r>
-      <w:proofErr w:type="spellStart"/>
-      <w:r>
-        <w:rPr>
-          <w:lang w:val="en-US"/>
-        </w:rPr>
-        <w:t>Schöler</w:t>
-      </w:r>
-      <w:proofErr w:type="spellEnd"/>
-      <w:r>
-        <w:rPr>
-          <w:lang w:val="en-US"/>
-        </w:rPr>
-        <w:t xml:space="preserve">, T., Hähner, J., Edinger, J., &amp; </w:t>
-      </w:r>
-      <w:proofErr w:type="spellStart"/>
-      <w:r>
-        <w:rPr>
-          <w:lang w:val="en-US"/>
-        </w:rPr>
-        <w:t>Krupitzer</w:t>
-      </w:r>
-      <w:proofErr w:type="spellEnd"/>
-      <w:r>
-        <w:rPr>
-          <w:lang w:val="en-US"/>
-        </w:rPr>
-        <w:t xml:space="preserve">, C. (2025). A literature review framework and open research challenges for predictive maintenance in Industry 4.0. </w:t>
+        <w:t xml:space="preserve">Meitz, L., Senge, J., Wagenhals, T., Schöler, T., Hähner, J., Edinger, J., &amp; Krupitzer, C. (2025). A literature review framework and open research challenges for predictive maintenance in Industry 4.0. </w:t>
       </w:r>
       <w:r>
         <w:rPr>
@@ -20501,63 +16793,7 @@
         <w:rPr>
           <w:lang w:val="en-US"/>
         </w:rPr>
-        <w:t xml:space="preserve">Pedregosa, F., </w:t>
-      </w:r>
-      <w:proofErr w:type="spellStart"/>
-      <w:r>
-        <w:rPr>
-          <w:lang w:val="en-US"/>
-        </w:rPr>
-        <w:t>Varoquaux</w:t>
-      </w:r>
-      <w:proofErr w:type="spellEnd"/>
-      <w:r>
-        <w:rPr>
-          <w:lang w:val="en-US"/>
-        </w:rPr>
-        <w:t xml:space="preserve">, G., </w:t>
-      </w:r>
-      <w:proofErr w:type="spellStart"/>
-      <w:r>
-        <w:rPr>
-          <w:lang w:val="en-US"/>
-        </w:rPr>
-        <w:t>Gramfort</w:t>
-      </w:r>
-      <w:proofErr w:type="spellEnd"/>
-      <w:r>
-        <w:rPr>
-          <w:lang w:val="en-US"/>
-        </w:rPr>
-        <w:t xml:space="preserve">, A., Michel, V., Thirion, B., Grisel, O., Blondel, M., </w:t>
-      </w:r>
-      <w:proofErr w:type="spellStart"/>
-      <w:r>
-        <w:rPr>
-          <w:lang w:val="en-US"/>
-        </w:rPr>
-        <w:t>Prettenhofer</w:t>
-      </w:r>
-      <w:proofErr w:type="spellEnd"/>
-      <w:r>
-        <w:rPr>
-          <w:lang w:val="en-US"/>
-        </w:rPr>
-        <w:t xml:space="preserve">, P., Weiss, R., Dubourg, V., Vanderplas, J., Passos, A., </w:t>
-      </w:r>
-      <w:proofErr w:type="spellStart"/>
-      <w:r>
-        <w:rPr>
-          <w:lang w:val="en-US"/>
-        </w:rPr>
-        <w:t>Cournapeau</w:t>
-      </w:r>
-      <w:proofErr w:type="spellEnd"/>
-      <w:r>
-        <w:rPr>
-          <w:lang w:val="en-US"/>
-        </w:rPr>
-        <w:t xml:space="preserve">, D., Brucher, M., Perrot, M., &amp; Duchesnay, É. (2011). Scikit-learn: Machine learning in Python. </w:t>
+        <w:t xml:space="preserve">Pedregosa, F., Varoquaux, G., Gramfort, A., Michel, V., Thirion, B., Grisel, O., Blondel, M., Prettenhofer, P., Weiss, R., Dubourg, V., Vanderplas, J., Passos, A., Cournapeau, D., Brucher, M., Perrot, M., &amp; Duchesnay, É. (2011). Scikit-learn: Machine learning in Python. </w:t>
       </w:r>
       <w:r>
         <w:rPr>

--- a/Documentacion/acif104_s12_grupo5.docx
+++ b/Documentacion/acif104_s12_grupo5.docx
@@ -90,17 +90,7 @@
           <w:sz w:val="52"/>
           <w:szCs w:val="52"/>
         </w:rPr>
-        <w:t xml:space="preserve">INFORME FASE 3 — SUMATIVA </w:t>
-      </w:r>
-      <w:r>
-        <w:rPr>
-          <w:b/>
-          <w:bCs/>
-          <w:color w:val="1A1A1A"/>
-          <w:sz w:val="52"/>
-          <w:szCs w:val="52"/>
-        </w:rPr>
-        <w:t>3</w:t>
+        <w:t xml:space="preserve">INFORME FASE 3 — SUMATIVA 3</w:t>
       </w:r>
     </w:p>
     <w:p>
@@ -197,11 +187,7 @@
           </w:pPr>
           <w:r>
             <w:fldChar w:fldCharType="begin"/>
-          </w:r>
-          <w:r>
             <w:instrText>TOC \h \o "1-3"</w:instrText>
-          </w:r>
-          <w:r>
             <w:fldChar w:fldCharType="separate"/>
           </w:r>
           <w:hyperlink w:anchor="_Toc239405769" w:history="1">
@@ -217,40 +203,10 @@
                 <w:noProof/>
               </w:rPr>
               <w:tab/>
-            </w:r>
-            <w:r>
-              <w:rPr>
-                <w:noProof/>
-              </w:rPr>
               <w:fldChar w:fldCharType="begin"/>
-            </w:r>
-            <w:r>
-              <w:rPr>
-                <w:noProof/>
-              </w:rPr>
               <w:instrText xml:space="preserve"> PAGEREF _Toc239405769 \h </w:instrText>
-            </w:r>
-            <w:r>
-              <w:rPr>
-                <w:noProof/>
-              </w:rPr>
-            </w:r>
-            <w:r>
-              <w:rPr>
-                <w:noProof/>
-              </w:rPr>
               <w:fldChar w:fldCharType="separate"/>
-            </w:r>
-            <w:r>
-              <w:rPr>
-                <w:noProof/>
-              </w:rPr>
               <w:t>4</w:t>
-            </w:r>
-            <w:r>
-              <w:rPr>
-                <w:noProof/>
-              </w:rPr>
               <w:fldChar w:fldCharType="end"/>
             </w:r>
           </w:hyperlink>
@@ -278,40 +234,10 @@
                 <w:noProof/>
               </w:rPr>
               <w:tab/>
-            </w:r>
-            <w:r>
-              <w:rPr>
-                <w:noProof/>
-              </w:rPr>
               <w:fldChar w:fldCharType="begin"/>
-            </w:r>
-            <w:r>
-              <w:rPr>
-                <w:noProof/>
-              </w:rPr>
               <w:instrText xml:space="preserve"> PAGEREF _Toc239405770 \h </w:instrText>
-            </w:r>
-            <w:r>
-              <w:rPr>
-                <w:noProof/>
-              </w:rPr>
-            </w:r>
-            <w:r>
-              <w:rPr>
-                <w:noProof/>
-              </w:rPr>
               <w:fldChar w:fldCharType="separate"/>
-            </w:r>
-            <w:r>
-              <w:rPr>
-                <w:noProof/>
-              </w:rPr>
               <w:t>4</w:t>
-            </w:r>
-            <w:r>
-              <w:rPr>
-                <w:noProof/>
-              </w:rPr>
               <w:fldChar w:fldCharType="end"/>
             </w:r>
           </w:hyperlink>
@@ -339,40 +265,10 @@
                 <w:noProof/>
               </w:rPr>
               <w:tab/>
-            </w:r>
-            <w:r>
-              <w:rPr>
-                <w:noProof/>
-              </w:rPr>
               <w:fldChar w:fldCharType="begin"/>
-            </w:r>
-            <w:r>
-              <w:rPr>
-                <w:noProof/>
-              </w:rPr>
               <w:instrText xml:space="preserve"> PAGEREF _Toc239405771 \h </w:instrText>
-            </w:r>
-            <w:r>
-              <w:rPr>
-                <w:noProof/>
-              </w:rPr>
-            </w:r>
-            <w:r>
-              <w:rPr>
-                <w:noProof/>
-              </w:rPr>
               <w:fldChar w:fldCharType="separate"/>
-            </w:r>
-            <w:r>
-              <w:rPr>
-                <w:noProof/>
-              </w:rPr>
               <w:t>5</w:t>
-            </w:r>
-            <w:r>
-              <w:rPr>
-                <w:noProof/>
-              </w:rPr>
               <w:fldChar w:fldCharType="end"/>
             </w:r>
           </w:hyperlink>
@@ -400,40 +296,10 @@
                 <w:noProof/>
               </w:rPr>
               <w:tab/>
-            </w:r>
-            <w:r>
-              <w:rPr>
-                <w:noProof/>
-              </w:rPr>
               <w:fldChar w:fldCharType="begin"/>
-            </w:r>
-            <w:r>
-              <w:rPr>
-                <w:noProof/>
-              </w:rPr>
               <w:instrText xml:space="preserve"> PAGEREF _Toc239405772 \h </w:instrText>
-            </w:r>
-            <w:r>
-              <w:rPr>
-                <w:noProof/>
-              </w:rPr>
-            </w:r>
-            <w:r>
-              <w:rPr>
-                <w:noProof/>
-              </w:rPr>
               <w:fldChar w:fldCharType="separate"/>
-            </w:r>
-            <w:r>
-              <w:rPr>
-                <w:noProof/>
-              </w:rPr>
               <w:t>6</w:t>
-            </w:r>
-            <w:r>
-              <w:rPr>
-                <w:noProof/>
-              </w:rPr>
               <w:fldChar w:fldCharType="end"/>
             </w:r>
           </w:hyperlink>
@@ -461,40 +327,10 @@
                 <w:noProof/>
               </w:rPr>
               <w:tab/>
-            </w:r>
-            <w:r>
-              <w:rPr>
-                <w:noProof/>
-              </w:rPr>
               <w:fldChar w:fldCharType="begin"/>
-            </w:r>
-            <w:r>
-              <w:rPr>
-                <w:noProof/>
-              </w:rPr>
               <w:instrText xml:space="preserve"> PAGEREF _Toc239405773 \h </w:instrText>
-            </w:r>
-            <w:r>
-              <w:rPr>
-                <w:noProof/>
-              </w:rPr>
-            </w:r>
-            <w:r>
-              <w:rPr>
-                <w:noProof/>
-              </w:rPr>
               <w:fldChar w:fldCharType="separate"/>
-            </w:r>
-            <w:r>
-              <w:rPr>
-                <w:noProof/>
-              </w:rPr>
               <w:t>6</w:t>
-            </w:r>
-            <w:r>
-              <w:rPr>
-                <w:noProof/>
-              </w:rPr>
               <w:fldChar w:fldCharType="end"/>
             </w:r>
           </w:hyperlink>
@@ -522,40 +358,10 @@
                 <w:noProof/>
               </w:rPr>
               <w:tab/>
-            </w:r>
-            <w:r>
-              <w:rPr>
-                <w:noProof/>
-              </w:rPr>
               <w:fldChar w:fldCharType="begin"/>
-            </w:r>
-            <w:r>
-              <w:rPr>
-                <w:noProof/>
-              </w:rPr>
               <w:instrText xml:space="preserve"> PAGEREF _Toc239405774 \h </w:instrText>
-            </w:r>
-            <w:r>
-              <w:rPr>
-                <w:noProof/>
-              </w:rPr>
-            </w:r>
-            <w:r>
-              <w:rPr>
-                <w:noProof/>
-              </w:rPr>
               <w:fldChar w:fldCharType="separate"/>
-            </w:r>
-            <w:r>
-              <w:rPr>
-                <w:noProof/>
-              </w:rPr>
               <w:t>6</w:t>
-            </w:r>
-            <w:r>
-              <w:rPr>
-                <w:noProof/>
-              </w:rPr>
               <w:fldChar w:fldCharType="end"/>
             </w:r>
           </w:hyperlink>
@@ -583,40 +389,10 @@
                 <w:noProof/>
               </w:rPr>
               <w:tab/>
-            </w:r>
-            <w:r>
-              <w:rPr>
-                <w:noProof/>
-              </w:rPr>
               <w:fldChar w:fldCharType="begin"/>
-            </w:r>
-            <w:r>
-              <w:rPr>
-                <w:noProof/>
-              </w:rPr>
               <w:instrText xml:space="preserve"> PAGEREF _Toc239405775 \h </w:instrText>
-            </w:r>
-            <w:r>
-              <w:rPr>
-                <w:noProof/>
-              </w:rPr>
-            </w:r>
-            <w:r>
-              <w:rPr>
-                <w:noProof/>
-              </w:rPr>
               <w:fldChar w:fldCharType="separate"/>
-            </w:r>
-            <w:r>
-              <w:rPr>
-                <w:noProof/>
-              </w:rPr>
               <w:t>7</w:t>
-            </w:r>
-            <w:r>
-              <w:rPr>
-                <w:noProof/>
-              </w:rPr>
               <w:fldChar w:fldCharType="end"/>
             </w:r>
           </w:hyperlink>
@@ -644,40 +420,10 @@
                 <w:noProof/>
               </w:rPr>
               <w:tab/>
-            </w:r>
-            <w:r>
-              <w:rPr>
-                <w:noProof/>
-              </w:rPr>
               <w:fldChar w:fldCharType="begin"/>
-            </w:r>
-            <w:r>
-              <w:rPr>
-                <w:noProof/>
-              </w:rPr>
               <w:instrText xml:space="preserve"> PAGEREF _Toc239405776 \h </w:instrText>
-            </w:r>
-            <w:r>
-              <w:rPr>
-                <w:noProof/>
-              </w:rPr>
-            </w:r>
-            <w:r>
-              <w:rPr>
-                <w:noProof/>
-              </w:rPr>
               <w:fldChar w:fldCharType="separate"/>
-            </w:r>
-            <w:r>
-              <w:rPr>
-                <w:noProof/>
-              </w:rPr>
               <w:t>8</w:t>
-            </w:r>
-            <w:r>
-              <w:rPr>
-                <w:noProof/>
-              </w:rPr>
               <w:fldChar w:fldCharType="end"/>
             </w:r>
           </w:hyperlink>
@@ -705,40 +451,10 @@
                 <w:noProof/>
               </w:rPr>
               <w:tab/>
-            </w:r>
-            <w:r>
-              <w:rPr>
-                <w:noProof/>
-              </w:rPr>
               <w:fldChar w:fldCharType="begin"/>
-            </w:r>
-            <w:r>
-              <w:rPr>
-                <w:noProof/>
-              </w:rPr>
               <w:instrText xml:space="preserve"> PAGEREF _Toc239405777 \h </w:instrText>
-            </w:r>
-            <w:r>
-              <w:rPr>
-                <w:noProof/>
-              </w:rPr>
-            </w:r>
-            <w:r>
-              <w:rPr>
-                <w:noProof/>
-              </w:rPr>
               <w:fldChar w:fldCharType="separate"/>
-            </w:r>
-            <w:r>
-              <w:rPr>
-                <w:noProof/>
-              </w:rPr>
               <w:t>9</w:t>
-            </w:r>
-            <w:r>
-              <w:rPr>
-                <w:noProof/>
-              </w:rPr>
               <w:fldChar w:fldCharType="end"/>
             </w:r>
           </w:hyperlink>
@@ -766,40 +482,10 @@
                 <w:noProof/>
               </w:rPr>
               <w:tab/>
-            </w:r>
-            <w:r>
-              <w:rPr>
-                <w:noProof/>
-              </w:rPr>
               <w:fldChar w:fldCharType="begin"/>
-            </w:r>
-            <w:r>
-              <w:rPr>
-                <w:noProof/>
-              </w:rPr>
               <w:instrText xml:space="preserve"> PAGEREF _Toc239405778 \h </w:instrText>
-            </w:r>
-            <w:r>
-              <w:rPr>
-                <w:noProof/>
-              </w:rPr>
-            </w:r>
-            <w:r>
-              <w:rPr>
-                <w:noProof/>
-              </w:rPr>
               <w:fldChar w:fldCharType="separate"/>
-            </w:r>
-            <w:r>
-              <w:rPr>
-                <w:noProof/>
-              </w:rPr>
               <w:t>9</w:t>
-            </w:r>
-            <w:r>
-              <w:rPr>
-                <w:noProof/>
-              </w:rPr>
               <w:fldChar w:fldCharType="end"/>
             </w:r>
           </w:hyperlink>
@@ -827,40 +513,10 @@
                 <w:noProof/>
               </w:rPr>
               <w:tab/>
-            </w:r>
-            <w:r>
-              <w:rPr>
-                <w:noProof/>
-              </w:rPr>
               <w:fldChar w:fldCharType="begin"/>
-            </w:r>
-            <w:r>
-              <w:rPr>
-                <w:noProof/>
-              </w:rPr>
               <w:instrText xml:space="preserve"> PAGEREF _Toc239405779 \h </w:instrText>
-            </w:r>
-            <w:r>
-              <w:rPr>
-                <w:noProof/>
-              </w:rPr>
-            </w:r>
-            <w:r>
-              <w:rPr>
-                <w:noProof/>
-              </w:rPr>
               <w:fldChar w:fldCharType="separate"/>
-            </w:r>
-            <w:r>
-              <w:rPr>
-                <w:noProof/>
-              </w:rPr>
               <w:t>9</w:t>
-            </w:r>
-            <w:r>
-              <w:rPr>
-                <w:noProof/>
-              </w:rPr>
               <w:fldChar w:fldCharType="end"/>
             </w:r>
           </w:hyperlink>
@@ -888,40 +544,10 @@
                 <w:noProof/>
               </w:rPr>
               <w:tab/>
-            </w:r>
-            <w:r>
-              <w:rPr>
-                <w:noProof/>
-              </w:rPr>
               <w:fldChar w:fldCharType="begin"/>
-            </w:r>
-            <w:r>
-              <w:rPr>
-                <w:noProof/>
-              </w:rPr>
               <w:instrText xml:space="preserve"> PAGEREF _Toc239405780 \h </w:instrText>
-            </w:r>
-            <w:r>
-              <w:rPr>
-                <w:noProof/>
-              </w:rPr>
-            </w:r>
-            <w:r>
-              <w:rPr>
-                <w:noProof/>
-              </w:rPr>
               <w:fldChar w:fldCharType="separate"/>
-            </w:r>
-            <w:r>
-              <w:rPr>
-                <w:noProof/>
-              </w:rPr>
               <w:t>9</w:t>
-            </w:r>
-            <w:r>
-              <w:rPr>
-                <w:noProof/>
-              </w:rPr>
               <w:fldChar w:fldCharType="end"/>
             </w:r>
           </w:hyperlink>
@@ -949,40 +575,10 @@
                 <w:noProof/>
               </w:rPr>
               <w:tab/>
-            </w:r>
-            <w:r>
-              <w:rPr>
-                <w:noProof/>
-              </w:rPr>
               <w:fldChar w:fldCharType="begin"/>
-            </w:r>
-            <w:r>
-              <w:rPr>
-                <w:noProof/>
-              </w:rPr>
               <w:instrText xml:space="preserve"> PAGEREF _Toc239405781 \h </w:instrText>
-            </w:r>
-            <w:r>
-              <w:rPr>
-                <w:noProof/>
-              </w:rPr>
-            </w:r>
-            <w:r>
-              <w:rPr>
-                <w:noProof/>
-              </w:rPr>
               <w:fldChar w:fldCharType="separate"/>
-            </w:r>
-            <w:r>
-              <w:rPr>
-                <w:noProof/>
-              </w:rPr>
               <w:t>9</w:t>
-            </w:r>
-            <w:r>
-              <w:rPr>
-                <w:noProof/>
-              </w:rPr>
               <w:fldChar w:fldCharType="end"/>
             </w:r>
           </w:hyperlink>
@@ -1010,40 +606,10 @@
                 <w:noProof/>
               </w:rPr>
               <w:tab/>
-            </w:r>
-            <w:r>
-              <w:rPr>
-                <w:noProof/>
-              </w:rPr>
               <w:fldChar w:fldCharType="begin"/>
-            </w:r>
-            <w:r>
-              <w:rPr>
-                <w:noProof/>
-              </w:rPr>
               <w:instrText xml:space="preserve"> PAGEREF _Toc239405782 \h </w:instrText>
-            </w:r>
-            <w:r>
-              <w:rPr>
-                <w:noProof/>
-              </w:rPr>
-            </w:r>
-            <w:r>
-              <w:rPr>
-                <w:noProof/>
-              </w:rPr>
               <w:fldChar w:fldCharType="separate"/>
-            </w:r>
-            <w:r>
-              <w:rPr>
-                <w:noProof/>
-              </w:rPr>
               <w:t>10</w:t>
-            </w:r>
-            <w:r>
-              <w:rPr>
-                <w:noProof/>
-              </w:rPr>
               <w:fldChar w:fldCharType="end"/>
             </w:r>
           </w:hyperlink>
@@ -1071,40 +637,10 @@
                 <w:noProof/>
               </w:rPr>
               <w:tab/>
-            </w:r>
-            <w:r>
-              <w:rPr>
-                <w:noProof/>
-              </w:rPr>
               <w:fldChar w:fldCharType="begin"/>
-            </w:r>
-            <w:r>
-              <w:rPr>
-                <w:noProof/>
-              </w:rPr>
               <w:instrText xml:space="preserve"> PAGEREF _Toc239405783 \h </w:instrText>
-            </w:r>
-            <w:r>
-              <w:rPr>
-                <w:noProof/>
-              </w:rPr>
-            </w:r>
-            <w:r>
-              <w:rPr>
-                <w:noProof/>
-              </w:rPr>
               <w:fldChar w:fldCharType="separate"/>
-            </w:r>
-            <w:r>
-              <w:rPr>
-                <w:noProof/>
-              </w:rPr>
               <w:t>11</w:t>
-            </w:r>
-            <w:r>
-              <w:rPr>
-                <w:noProof/>
-              </w:rPr>
               <w:fldChar w:fldCharType="end"/>
             </w:r>
           </w:hyperlink>
@@ -1132,40 +668,10 @@
                 <w:noProof/>
               </w:rPr>
               <w:tab/>
-            </w:r>
-            <w:r>
-              <w:rPr>
-                <w:noProof/>
-              </w:rPr>
               <w:fldChar w:fldCharType="begin"/>
-            </w:r>
-            <w:r>
-              <w:rPr>
-                <w:noProof/>
-              </w:rPr>
               <w:instrText xml:space="preserve"> PAGEREF _Toc239405784 \h </w:instrText>
-            </w:r>
-            <w:r>
-              <w:rPr>
-                <w:noProof/>
-              </w:rPr>
-            </w:r>
-            <w:r>
-              <w:rPr>
-                <w:noProof/>
-              </w:rPr>
               <w:fldChar w:fldCharType="separate"/>
-            </w:r>
-            <w:r>
-              <w:rPr>
-                <w:noProof/>
-              </w:rPr>
               <w:t>12</w:t>
-            </w:r>
-            <w:r>
-              <w:rPr>
-                <w:noProof/>
-              </w:rPr>
               <w:fldChar w:fldCharType="end"/>
             </w:r>
           </w:hyperlink>
@@ -1193,40 +699,10 @@
                 <w:noProof/>
               </w:rPr>
               <w:tab/>
-            </w:r>
-            <w:r>
-              <w:rPr>
-                <w:noProof/>
-              </w:rPr>
               <w:fldChar w:fldCharType="begin"/>
-            </w:r>
-            <w:r>
-              <w:rPr>
-                <w:noProof/>
-              </w:rPr>
               <w:instrText xml:space="preserve"> PAGEREF _Toc239405785 \h </w:instrText>
-            </w:r>
-            <w:r>
-              <w:rPr>
-                <w:noProof/>
-              </w:rPr>
-            </w:r>
-            <w:r>
-              <w:rPr>
-                <w:noProof/>
-              </w:rPr>
               <w:fldChar w:fldCharType="separate"/>
-            </w:r>
-            <w:r>
-              <w:rPr>
-                <w:noProof/>
-              </w:rPr>
               <w:t>13</w:t>
-            </w:r>
-            <w:r>
-              <w:rPr>
-                <w:noProof/>
-              </w:rPr>
               <w:fldChar w:fldCharType="end"/>
             </w:r>
           </w:hyperlink>
@@ -1254,40 +730,10 @@
                 <w:noProof/>
               </w:rPr>
               <w:tab/>
-            </w:r>
-            <w:r>
-              <w:rPr>
-                <w:noProof/>
-              </w:rPr>
               <w:fldChar w:fldCharType="begin"/>
-            </w:r>
-            <w:r>
-              <w:rPr>
-                <w:noProof/>
-              </w:rPr>
               <w:instrText xml:space="preserve"> PAGEREF _Toc239405786 \h </w:instrText>
-            </w:r>
-            <w:r>
-              <w:rPr>
-                <w:noProof/>
-              </w:rPr>
-            </w:r>
-            <w:r>
-              <w:rPr>
-                <w:noProof/>
-              </w:rPr>
               <w:fldChar w:fldCharType="separate"/>
-            </w:r>
-            <w:r>
-              <w:rPr>
-                <w:noProof/>
-              </w:rPr>
               <w:t>13</w:t>
-            </w:r>
-            <w:r>
-              <w:rPr>
-                <w:noProof/>
-              </w:rPr>
               <w:fldChar w:fldCharType="end"/>
             </w:r>
           </w:hyperlink>
@@ -1315,40 +761,10 @@
                 <w:noProof/>
               </w:rPr>
               <w:tab/>
-            </w:r>
-            <w:r>
-              <w:rPr>
-                <w:noProof/>
-              </w:rPr>
               <w:fldChar w:fldCharType="begin"/>
-            </w:r>
-            <w:r>
-              <w:rPr>
-                <w:noProof/>
-              </w:rPr>
               <w:instrText xml:space="preserve"> PAGEREF _Toc239405787 \h </w:instrText>
-            </w:r>
-            <w:r>
-              <w:rPr>
-                <w:noProof/>
-              </w:rPr>
-            </w:r>
-            <w:r>
-              <w:rPr>
-                <w:noProof/>
-              </w:rPr>
               <w:fldChar w:fldCharType="separate"/>
-            </w:r>
-            <w:r>
-              <w:rPr>
-                <w:noProof/>
-              </w:rPr>
               <w:t>15</w:t>
-            </w:r>
-            <w:r>
-              <w:rPr>
-                <w:noProof/>
-              </w:rPr>
               <w:fldChar w:fldCharType="end"/>
             </w:r>
           </w:hyperlink>
@@ -1376,40 +792,10 @@
                 <w:noProof/>
               </w:rPr>
               <w:tab/>
-            </w:r>
-            <w:r>
-              <w:rPr>
-                <w:noProof/>
-              </w:rPr>
               <w:fldChar w:fldCharType="begin"/>
-            </w:r>
-            <w:r>
-              <w:rPr>
-                <w:noProof/>
-              </w:rPr>
               <w:instrText xml:space="preserve"> PAGEREF _Toc239405788 \h </w:instrText>
-            </w:r>
-            <w:r>
-              <w:rPr>
-                <w:noProof/>
-              </w:rPr>
-            </w:r>
-            <w:r>
-              <w:rPr>
-                <w:noProof/>
-              </w:rPr>
               <w:fldChar w:fldCharType="separate"/>
-            </w:r>
-            <w:r>
-              <w:rPr>
-                <w:noProof/>
-              </w:rPr>
               <w:t>15</w:t>
-            </w:r>
-            <w:r>
-              <w:rPr>
-                <w:noProof/>
-              </w:rPr>
               <w:fldChar w:fldCharType="end"/>
             </w:r>
           </w:hyperlink>
@@ -1437,40 +823,10 @@
                 <w:noProof/>
               </w:rPr>
               <w:tab/>
-            </w:r>
-            <w:r>
-              <w:rPr>
-                <w:noProof/>
-              </w:rPr>
               <w:fldChar w:fldCharType="begin"/>
-            </w:r>
-            <w:r>
-              <w:rPr>
-                <w:noProof/>
-              </w:rPr>
               <w:instrText xml:space="preserve"> PAGEREF _Toc239405789 \h </w:instrText>
-            </w:r>
-            <w:r>
-              <w:rPr>
-                <w:noProof/>
-              </w:rPr>
-            </w:r>
-            <w:r>
-              <w:rPr>
-                <w:noProof/>
-              </w:rPr>
               <w:fldChar w:fldCharType="separate"/>
-            </w:r>
-            <w:r>
-              <w:rPr>
-                <w:noProof/>
-              </w:rPr>
               <w:t>15</w:t>
-            </w:r>
-            <w:r>
-              <w:rPr>
-                <w:noProof/>
-              </w:rPr>
               <w:fldChar w:fldCharType="end"/>
             </w:r>
           </w:hyperlink>
@@ -1498,40 +854,10 @@
                 <w:noProof/>
               </w:rPr>
               <w:tab/>
-            </w:r>
-            <w:r>
-              <w:rPr>
-                <w:noProof/>
-              </w:rPr>
               <w:fldChar w:fldCharType="begin"/>
-            </w:r>
-            <w:r>
-              <w:rPr>
-                <w:noProof/>
-              </w:rPr>
               <w:instrText xml:space="preserve"> PAGEREF _Toc239405790 \h </w:instrText>
-            </w:r>
-            <w:r>
-              <w:rPr>
-                <w:noProof/>
-              </w:rPr>
-            </w:r>
-            <w:r>
-              <w:rPr>
-                <w:noProof/>
-              </w:rPr>
               <w:fldChar w:fldCharType="separate"/>
-            </w:r>
-            <w:r>
-              <w:rPr>
-                <w:noProof/>
-              </w:rPr>
               <w:t>16</w:t>
-            </w:r>
-            <w:r>
-              <w:rPr>
-                <w:noProof/>
-              </w:rPr>
               <w:fldChar w:fldCharType="end"/>
             </w:r>
           </w:hyperlink>
@@ -1559,40 +885,10 @@
                 <w:noProof/>
               </w:rPr>
               <w:tab/>
-            </w:r>
-            <w:r>
-              <w:rPr>
-                <w:noProof/>
-              </w:rPr>
               <w:fldChar w:fldCharType="begin"/>
-            </w:r>
-            <w:r>
-              <w:rPr>
-                <w:noProof/>
-              </w:rPr>
               <w:instrText xml:space="preserve"> PAGEREF _Toc239405791 \h </w:instrText>
-            </w:r>
-            <w:r>
-              <w:rPr>
-                <w:noProof/>
-              </w:rPr>
-            </w:r>
-            <w:r>
-              <w:rPr>
-                <w:noProof/>
-              </w:rPr>
               <w:fldChar w:fldCharType="separate"/>
-            </w:r>
-            <w:r>
-              <w:rPr>
-                <w:noProof/>
-              </w:rPr>
               <w:t>16</w:t>
-            </w:r>
-            <w:r>
-              <w:rPr>
-                <w:noProof/>
-              </w:rPr>
               <w:fldChar w:fldCharType="end"/>
             </w:r>
           </w:hyperlink>
@@ -1620,40 +916,10 @@
                 <w:noProof/>
               </w:rPr>
               <w:tab/>
-            </w:r>
-            <w:r>
-              <w:rPr>
-                <w:noProof/>
-              </w:rPr>
               <w:fldChar w:fldCharType="begin"/>
-            </w:r>
-            <w:r>
-              <w:rPr>
-                <w:noProof/>
-              </w:rPr>
               <w:instrText xml:space="preserve"> PAGEREF _Toc239405792 \h </w:instrText>
-            </w:r>
-            <w:r>
-              <w:rPr>
-                <w:noProof/>
-              </w:rPr>
-            </w:r>
-            <w:r>
-              <w:rPr>
-                <w:noProof/>
-              </w:rPr>
               <w:fldChar w:fldCharType="separate"/>
-            </w:r>
-            <w:r>
-              <w:rPr>
-                <w:noProof/>
-              </w:rPr>
               <w:t>17</w:t>
-            </w:r>
-            <w:r>
-              <w:rPr>
-                <w:noProof/>
-              </w:rPr>
               <w:fldChar w:fldCharType="end"/>
             </w:r>
           </w:hyperlink>
@@ -1681,40 +947,10 @@
                 <w:noProof/>
               </w:rPr>
               <w:tab/>
-            </w:r>
-            <w:r>
-              <w:rPr>
-                <w:noProof/>
-              </w:rPr>
               <w:fldChar w:fldCharType="begin"/>
-            </w:r>
-            <w:r>
-              <w:rPr>
-                <w:noProof/>
-              </w:rPr>
               <w:instrText xml:space="preserve"> PAGEREF _Toc239405793 \h </w:instrText>
-            </w:r>
-            <w:r>
-              <w:rPr>
-                <w:noProof/>
-              </w:rPr>
-            </w:r>
-            <w:r>
-              <w:rPr>
-                <w:noProof/>
-              </w:rPr>
               <w:fldChar w:fldCharType="separate"/>
-            </w:r>
-            <w:r>
-              <w:rPr>
-                <w:noProof/>
-              </w:rPr>
               <w:t>17</w:t>
-            </w:r>
-            <w:r>
-              <w:rPr>
-                <w:noProof/>
-              </w:rPr>
               <w:fldChar w:fldCharType="end"/>
             </w:r>
           </w:hyperlink>
@@ -1742,40 +978,10 @@
                 <w:noProof/>
               </w:rPr>
               <w:tab/>
-            </w:r>
-            <w:r>
-              <w:rPr>
-                <w:noProof/>
-              </w:rPr>
               <w:fldChar w:fldCharType="begin"/>
-            </w:r>
-            <w:r>
-              <w:rPr>
-                <w:noProof/>
-              </w:rPr>
               <w:instrText xml:space="preserve"> PAGEREF _Toc239405794 \h </w:instrText>
-            </w:r>
-            <w:r>
-              <w:rPr>
-                <w:noProof/>
-              </w:rPr>
-            </w:r>
-            <w:r>
-              <w:rPr>
-                <w:noProof/>
-              </w:rPr>
               <w:fldChar w:fldCharType="separate"/>
-            </w:r>
-            <w:r>
-              <w:rPr>
-                <w:noProof/>
-              </w:rPr>
               <w:t>18</w:t>
-            </w:r>
-            <w:r>
-              <w:rPr>
-                <w:noProof/>
-              </w:rPr>
               <w:fldChar w:fldCharType="end"/>
             </w:r>
           </w:hyperlink>
@@ -1803,40 +1009,10 @@
                 <w:noProof/>
               </w:rPr>
               <w:tab/>
-            </w:r>
-            <w:r>
-              <w:rPr>
-                <w:noProof/>
-              </w:rPr>
               <w:fldChar w:fldCharType="begin"/>
-            </w:r>
-            <w:r>
-              <w:rPr>
-                <w:noProof/>
-              </w:rPr>
               <w:instrText xml:space="preserve"> PAGEREF _Toc239405795 \h </w:instrText>
-            </w:r>
-            <w:r>
-              <w:rPr>
-                <w:noProof/>
-              </w:rPr>
-            </w:r>
-            <w:r>
-              <w:rPr>
-                <w:noProof/>
-              </w:rPr>
               <w:fldChar w:fldCharType="separate"/>
-            </w:r>
-            <w:r>
-              <w:rPr>
-                <w:noProof/>
-              </w:rPr>
               <w:t>19</w:t>
-            </w:r>
-            <w:r>
-              <w:rPr>
-                <w:noProof/>
-              </w:rPr>
               <w:fldChar w:fldCharType="end"/>
             </w:r>
           </w:hyperlink>
@@ -1864,40 +1040,10 @@
                 <w:noProof/>
               </w:rPr>
               <w:tab/>
-            </w:r>
-            <w:r>
-              <w:rPr>
-                <w:noProof/>
-              </w:rPr>
               <w:fldChar w:fldCharType="begin"/>
-            </w:r>
-            <w:r>
-              <w:rPr>
-                <w:noProof/>
-              </w:rPr>
               <w:instrText xml:space="preserve"> PAGEREF _Toc239405796 \h </w:instrText>
-            </w:r>
-            <w:r>
-              <w:rPr>
-                <w:noProof/>
-              </w:rPr>
-            </w:r>
-            <w:r>
-              <w:rPr>
-                <w:noProof/>
-              </w:rPr>
               <w:fldChar w:fldCharType="separate"/>
-            </w:r>
-            <w:r>
-              <w:rPr>
-                <w:noProof/>
-              </w:rPr>
               <w:t>21</w:t>
-            </w:r>
-            <w:r>
-              <w:rPr>
-                <w:noProof/>
-              </w:rPr>
               <w:fldChar w:fldCharType="end"/>
             </w:r>
           </w:hyperlink>
@@ -1925,40 +1071,10 @@
                 <w:noProof/>
               </w:rPr>
               <w:tab/>
-            </w:r>
-            <w:r>
-              <w:rPr>
-                <w:noProof/>
-              </w:rPr>
               <w:fldChar w:fldCharType="begin"/>
-            </w:r>
-            <w:r>
-              <w:rPr>
-                <w:noProof/>
-              </w:rPr>
               <w:instrText xml:space="preserve"> PAGEREF _Toc239405797 \h </w:instrText>
-            </w:r>
-            <w:r>
-              <w:rPr>
-                <w:noProof/>
-              </w:rPr>
-            </w:r>
-            <w:r>
-              <w:rPr>
-                <w:noProof/>
-              </w:rPr>
               <w:fldChar w:fldCharType="separate"/>
-            </w:r>
-            <w:r>
-              <w:rPr>
-                <w:noProof/>
-              </w:rPr>
               <w:t>21</w:t>
-            </w:r>
-            <w:r>
-              <w:rPr>
-                <w:noProof/>
-              </w:rPr>
               <w:fldChar w:fldCharType="end"/>
             </w:r>
           </w:hyperlink>
@@ -1986,40 +1102,10 @@
                 <w:noProof/>
               </w:rPr>
               <w:tab/>
-            </w:r>
-            <w:r>
-              <w:rPr>
-                <w:noProof/>
-              </w:rPr>
               <w:fldChar w:fldCharType="begin"/>
-            </w:r>
-            <w:r>
-              <w:rPr>
-                <w:noProof/>
-              </w:rPr>
               <w:instrText xml:space="preserve"> PAGEREF _Toc239405798 \h </w:instrText>
-            </w:r>
-            <w:r>
-              <w:rPr>
-                <w:noProof/>
-              </w:rPr>
-            </w:r>
-            <w:r>
-              <w:rPr>
-                <w:noProof/>
-              </w:rPr>
               <w:fldChar w:fldCharType="separate"/>
-            </w:r>
-            <w:r>
-              <w:rPr>
-                <w:noProof/>
-              </w:rPr>
               <w:t>21</w:t>
-            </w:r>
-            <w:r>
-              <w:rPr>
-                <w:noProof/>
-              </w:rPr>
               <w:fldChar w:fldCharType="end"/>
             </w:r>
           </w:hyperlink>
@@ -2047,40 +1133,10 @@
                 <w:noProof/>
               </w:rPr>
               <w:tab/>
-            </w:r>
-            <w:r>
-              <w:rPr>
-                <w:noProof/>
-              </w:rPr>
               <w:fldChar w:fldCharType="begin"/>
-            </w:r>
-            <w:r>
-              <w:rPr>
-                <w:noProof/>
-              </w:rPr>
               <w:instrText xml:space="preserve"> PAGEREF _Toc239405799 \h </w:instrText>
-            </w:r>
-            <w:r>
-              <w:rPr>
-                <w:noProof/>
-              </w:rPr>
-            </w:r>
-            <w:r>
-              <w:rPr>
-                <w:noProof/>
-              </w:rPr>
               <w:fldChar w:fldCharType="separate"/>
-            </w:r>
-            <w:r>
-              <w:rPr>
-                <w:noProof/>
-              </w:rPr>
               <w:t>23</w:t>
-            </w:r>
-            <w:r>
-              <w:rPr>
-                <w:noProof/>
-              </w:rPr>
               <w:fldChar w:fldCharType="end"/>
             </w:r>
           </w:hyperlink>
@@ -2108,40 +1164,10 @@
                 <w:noProof/>
               </w:rPr>
               <w:tab/>
-            </w:r>
-            <w:r>
-              <w:rPr>
-                <w:noProof/>
-              </w:rPr>
               <w:fldChar w:fldCharType="begin"/>
-            </w:r>
-            <w:r>
-              <w:rPr>
-                <w:noProof/>
-              </w:rPr>
               <w:instrText xml:space="preserve"> PAGEREF _Toc239405800 \h </w:instrText>
-            </w:r>
-            <w:r>
-              <w:rPr>
-                <w:noProof/>
-              </w:rPr>
-            </w:r>
-            <w:r>
-              <w:rPr>
-                <w:noProof/>
-              </w:rPr>
               <w:fldChar w:fldCharType="separate"/>
-            </w:r>
-            <w:r>
-              <w:rPr>
-                <w:noProof/>
-              </w:rPr>
               <w:t>26</w:t>
-            </w:r>
-            <w:r>
-              <w:rPr>
-                <w:noProof/>
-              </w:rPr>
               <w:fldChar w:fldCharType="end"/>
             </w:r>
           </w:hyperlink>
@@ -2169,40 +1195,10 @@
                 <w:noProof/>
               </w:rPr>
               <w:tab/>
-            </w:r>
-            <w:r>
-              <w:rPr>
-                <w:noProof/>
-              </w:rPr>
               <w:fldChar w:fldCharType="begin"/>
-            </w:r>
-            <w:r>
-              <w:rPr>
-                <w:noProof/>
-              </w:rPr>
               <w:instrText xml:space="preserve"> PAGEREF _Toc239405801 \h </w:instrText>
-            </w:r>
-            <w:r>
-              <w:rPr>
-                <w:noProof/>
-              </w:rPr>
-            </w:r>
-            <w:r>
-              <w:rPr>
-                <w:noProof/>
-              </w:rPr>
               <w:fldChar w:fldCharType="separate"/>
-            </w:r>
-            <w:r>
-              <w:rPr>
-                <w:noProof/>
-              </w:rPr>
               <w:t>26</w:t>
-            </w:r>
-            <w:r>
-              <w:rPr>
-                <w:noProof/>
-              </w:rPr>
               <w:fldChar w:fldCharType="end"/>
             </w:r>
           </w:hyperlink>
@@ -2230,40 +1226,10 @@
                 <w:noProof/>
               </w:rPr>
               <w:tab/>
-            </w:r>
-            <w:r>
-              <w:rPr>
-                <w:noProof/>
-              </w:rPr>
               <w:fldChar w:fldCharType="begin"/>
-            </w:r>
-            <w:r>
-              <w:rPr>
-                <w:noProof/>
-              </w:rPr>
               <w:instrText xml:space="preserve"> PAGEREF _Toc239405802 \h </w:instrText>
-            </w:r>
-            <w:r>
-              <w:rPr>
-                <w:noProof/>
-              </w:rPr>
-            </w:r>
-            <w:r>
-              <w:rPr>
-                <w:noProof/>
-              </w:rPr>
               <w:fldChar w:fldCharType="separate"/>
-            </w:r>
-            <w:r>
-              <w:rPr>
-                <w:noProof/>
-              </w:rPr>
               <w:t>26</w:t>
-            </w:r>
-            <w:r>
-              <w:rPr>
-                <w:noProof/>
-              </w:rPr>
               <w:fldChar w:fldCharType="end"/>
             </w:r>
           </w:hyperlink>
@@ -2291,40 +1257,10 @@
                 <w:noProof/>
               </w:rPr>
               <w:tab/>
-            </w:r>
-            <w:r>
-              <w:rPr>
-                <w:noProof/>
-              </w:rPr>
               <w:fldChar w:fldCharType="begin"/>
-            </w:r>
-            <w:r>
-              <w:rPr>
-                <w:noProof/>
-              </w:rPr>
               <w:instrText xml:space="preserve"> PAGEREF _Toc239405803 \h </w:instrText>
-            </w:r>
-            <w:r>
-              <w:rPr>
-                <w:noProof/>
-              </w:rPr>
-            </w:r>
-            <w:r>
-              <w:rPr>
-                <w:noProof/>
-              </w:rPr>
               <w:fldChar w:fldCharType="separate"/>
-            </w:r>
-            <w:r>
-              <w:rPr>
-                <w:noProof/>
-              </w:rPr>
               <w:t>26</w:t>
-            </w:r>
-            <w:r>
-              <w:rPr>
-                <w:noProof/>
-              </w:rPr>
               <w:fldChar w:fldCharType="end"/>
             </w:r>
           </w:hyperlink>
@@ -2352,40 +1288,10 @@
                 <w:noProof/>
               </w:rPr>
               <w:tab/>
-            </w:r>
-            <w:r>
-              <w:rPr>
-                <w:noProof/>
-              </w:rPr>
               <w:fldChar w:fldCharType="begin"/>
-            </w:r>
-            <w:r>
-              <w:rPr>
-                <w:noProof/>
-              </w:rPr>
               <w:instrText xml:space="preserve"> PAGEREF _Toc239405804 \h </w:instrText>
-            </w:r>
-            <w:r>
-              <w:rPr>
-                <w:noProof/>
-              </w:rPr>
-            </w:r>
-            <w:r>
-              <w:rPr>
-                <w:noProof/>
-              </w:rPr>
               <w:fldChar w:fldCharType="separate"/>
-            </w:r>
-            <w:r>
-              <w:rPr>
-                <w:noProof/>
-              </w:rPr>
               <w:t>27</w:t>
-            </w:r>
-            <w:r>
-              <w:rPr>
-                <w:noProof/>
-              </w:rPr>
               <w:fldChar w:fldCharType="end"/>
             </w:r>
           </w:hyperlink>
@@ -2413,40 +1319,10 @@
                 <w:noProof/>
               </w:rPr>
               <w:tab/>
-            </w:r>
-            <w:r>
-              <w:rPr>
-                <w:noProof/>
-              </w:rPr>
               <w:fldChar w:fldCharType="begin"/>
-            </w:r>
-            <w:r>
-              <w:rPr>
-                <w:noProof/>
-              </w:rPr>
               <w:instrText xml:space="preserve"> PAGEREF _Toc239405805 \h </w:instrText>
-            </w:r>
-            <w:r>
-              <w:rPr>
-                <w:noProof/>
-              </w:rPr>
-            </w:r>
-            <w:r>
-              <w:rPr>
-                <w:noProof/>
-              </w:rPr>
               <w:fldChar w:fldCharType="separate"/>
-            </w:r>
-            <w:r>
-              <w:rPr>
-                <w:noProof/>
-              </w:rPr>
               <w:t>28</w:t>
-            </w:r>
-            <w:r>
-              <w:rPr>
-                <w:noProof/>
-              </w:rPr>
               <w:fldChar w:fldCharType="end"/>
             </w:r>
           </w:hyperlink>
@@ -2474,40 +1350,10 @@
                 <w:noProof/>
               </w:rPr>
               <w:tab/>
-            </w:r>
-            <w:r>
-              <w:rPr>
-                <w:noProof/>
-              </w:rPr>
               <w:fldChar w:fldCharType="begin"/>
-            </w:r>
-            <w:r>
-              <w:rPr>
-                <w:noProof/>
-              </w:rPr>
               <w:instrText xml:space="preserve"> PAGEREF _Toc239405806 \h </w:instrText>
-            </w:r>
-            <w:r>
-              <w:rPr>
-                <w:noProof/>
-              </w:rPr>
-            </w:r>
-            <w:r>
-              <w:rPr>
-                <w:noProof/>
-              </w:rPr>
               <w:fldChar w:fldCharType="separate"/>
-            </w:r>
-            <w:r>
-              <w:rPr>
-                <w:noProof/>
-              </w:rPr>
               <w:t>29</w:t>
-            </w:r>
-            <w:r>
-              <w:rPr>
-                <w:noProof/>
-              </w:rPr>
               <w:fldChar w:fldCharType="end"/>
             </w:r>
           </w:hyperlink>
@@ -4002,13 +2848,8 @@
       </w:r>
       <w:r>
         <w:t xml:space="preserve">Los modelos se compararon con cinco métricas: Accuracy, Precision, Recall, F1-Score y AUC-ROC, calculadas sobre el conjunto de validación durante la selección. Se dio prioridad a Recall y F1 de la clase “con falla”, porque en mantenimiento predictivo el error más costoso es no detectar una falla real. </w:t>
-      </w:r>
-      <w:r>
         <w:lastRenderedPageBreak/>
-        <w:t>Una vez congelado el modelo, se realizó una evaluación final independiente sobre el conjunto de prueba, complementada con matriz de confusión y curva ROC</w:t>
-      </w:r>
-      <w:r>
-        <w:t>.</w:t>
+        <w:t>Una vez congelado el modelo, se realizó una evaluación final independiente sobre el conjunto de prueba, complementada con matriz de confusión y curva ROC.</w:t>
       </w:r>
     </w:p>
     <w:p>
@@ -8446,13 +7287,7 @@
         <w:jc w:val="both"/>
       </w:pPr>
       <w:r>
-        <w:t xml:space="preserve">La temperatura del aire y la del proceso suben y bajan casi juntas (correlación de 0,88). La velocidad de rotación y el torque hacen lo contrario: cuando una sube, la otra baja (−0,88). Con la variable objetivo, en cambio, las correlaciones son bajas (torque 0,19; desgaste 0,11; temperatura del aire 0,08), lo que confirma que una falla no depende de una sola variable, sino de la combinación de varias. </w:t>
-      </w:r>
-      <w:r>
-        <w:t>Las variables TWF, HDF, PWF, OSF y RNF se revisaron únicamente durante el análisis exploratorio para identificar posibles relaciones y justificar su exclusión del modelado. Estas variables quedaron fuera del conjunto de predictores utilizado por el sistema, debido a que describen el tipo de falla una vez ocurrida y producirían fuga de información</w:t>
-      </w:r>
-      <w:r>
-        <w:t>.</w:t>
+        <w:t xml:space="preserve">La temperatura del aire y la del proceso suben y bajan casi juntas (correlación de 0,88). La velocidad de rotación y el torque hacen lo contrario: cuando una sube, la otra baja (−0,88). Con la variable objetivo, en cambio, las correlaciones son bajas (torque 0,19; desgaste 0,11; temperatura del aire 0,08), lo que confirma que una falla no depende de una sola variable, sino de la combinación de varias. Las variables TWF, HDF, PWF, OSF y RNF se revisaron únicamente durante el análisis exploratorio para identificar posibles relaciones y justificar su exclusión del modelado. Estas variables quedaron fuera del conjunto de predictores utilizado por el sistema, debido a que describen el tipo de falla una vez ocurrida y producirían fuga de información.</w:t>
       </w:r>
     </w:p>
     <w:p>
@@ -8537,13 +7372,7 @@
         <w:jc w:val="both"/>
       </w:pPr>
       <w:r>
-        <w:t xml:space="preserve">Hay muy pocas fallas en los datos: de 10.000 registros, 9.661 (96,61 %) son “sin falla” y apenas 339 (3,39 %) son “con falla”. Con este desbalance, un modelo podría predecir siempre “sin falla”, acertar el 96,6 % de las veces y aun así no servir de nada, porque nunca aprendería a reconocer una falla. Por eso, </w:t>
-      </w:r>
-      <w:r>
-        <w:t>más adelante se comparan tres técnicas de balanceo, utilizando además un escenario sin balanceo como baseline</w:t>
-      </w:r>
-      <w:r>
-        <w:t xml:space="preserve"> (sección 3.6) y la evaluación se fija sobre todo en el Recall y el F1 de la clase minoritaria.</w:t>
+        <w:t xml:space="preserve">Hay muy pocas fallas en los datos: de 10.000 registros, 9.661 (96,61 %) son “sin falla” y apenas 339 (3,39 %) son “con falla”. Con este desbalance, un modelo podría predecir siempre “sin falla”, acertar el 96,6 % de las veces y aun así no servir de nada, porque nunca aprendería a reconocer una falla. Por eso, más adelante se comparan tres técnicas de balanceo, utilizando además un escenario sin balanceo como baseline (sección 3.6) y la evaluación se fija sobre todo en el Recall y el F1 de la clase minoritaria.</w:t>
       </w:r>
     </w:p>
     <w:p>
@@ -8793,10 +7622,7 @@
         <w:jc w:val="both"/>
       </w:pPr>
       <w:r>
-        <w:t>Las seis alternativas se entrenaron utilizando el conjunto de entrenamiento previamente balanceado con SMOTE y se compararon sobre el mismo conjunto de validación, sin utilizar el conjunto de prueba. La Tabla 6 resume los resultados de esta comparación</w:t>
-      </w:r>
-      <w:r>
-        <w:t>.</w:t>
+        <w:t>Las seis alternativas se entrenaron utilizando el conjunto de entrenamiento previamente balanceado con SMOTE (Chawla et al., 2002) y se compararon sobre el mismo conjunto de validación, sin utilizar el conjunto de prueba. La Tabla 6 resume los resultados de esta comparación.</w:t>
       </w:r>
     </w:p>
     <w:tbl>
@@ -10141,27 +8967,7 @@
           <w:sz w:val="18"/>
           <w:szCs w:val="18"/>
         </w:rPr>
-        <w:t xml:space="preserve">Tabla 6. </w:t>
-      </w:r>
-      <w:r>
-        <w:rPr>
-          <w:i/>
-          <w:iCs/>
-          <w:color w:val="555555"/>
-          <w:sz w:val="18"/>
-          <w:szCs w:val="18"/>
-        </w:rPr>
-        <w:t>Comparación de las 3 técnicas de ML y las 3 arquitecturas de DL sobre el conjunto de validación</w:t>
-      </w:r>
-      <w:r>
-        <w:rPr>
-          <w:i/>
-          <w:iCs/>
-          <w:color w:val="555555"/>
-          <w:sz w:val="18"/>
-          <w:szCs w:val="18"/>
-        </w:rPr>
-        <w:t>.</w:t>
+        <w:t xml:space="preserve">Tabla 6. Comparación de las 3 técnicas de ML y las 3 arquitecturas de DL sobre el conjunto de validación.</w:t>
       </w:r>
     </w:p>
     <w:p>
@@ -10179,7 +8985,7 @@
         <w:jc w:val="both"/>
       </w:pPr>
       <w:r>
-        <w:t>Restricciones computacionales. Todo se entrenó en computadores personales, sin GPU. Los modelos de ML tardaron segundos y las MLP se entrenaron en tiempos acotados; la búsqueda de hiperparámetros evaluó 108 combinaciones × 5 particiones. No se probaron arquitecturas más pesadas como CNN 1D o LSTM: el problema es tabular y el dataset no entrega secuencias temporales. Las máquinas de vectores de soporte quedaron fuera de esta comparación y se mantienen como posible trabajo futuro.</w:t>
+        <w:t>Restricciones computacionales. Todo se entrenó en computadores personales, sin GPU. Los modelos de ML tardaron segundos y las MLP se entrenaron en tiempos acotados; la búsqueda de hiperparámetros evaluó 108 combinaciones × 5 particiones. No se probaron arquitecturas más pesadas como CNN 1D o LSTM: el problema es tabular y el dataset no entrega secuencias temporales. Las máquinas de vectores de soporte (Cortes &amp; Vapnik, 1995) quedaron fuera de esta comparación y se mantienen como posible trabajo futuro.</w:t>
       </w:r>
     </w:p>
     <w:p>
@@ -11698,10 +10504,7 @@
         <w:jc w:val="both"/>
       </w:pPr>
       <w:r>
-        <w:t>El modelo elegido para continuar hacia producción es XGBoost, utilizando Random Oversampling y la configuración obtenida mediante GridSearchCV. Esta alternativa presentó el mejor equilibrio entre F1 y AUC-ROC en la comparación sobre validación y, además, permite aplicar SHAP mediante TreeExplainer, cumpliendo el requisito de explicabilidad</w:t>
-      </w:r>
-      <w:r>
-        <w:t>.</w:t>
+        <w:t>El modelo elegido para continuar hacia producción es XGBoost, utilizando Random Oversampling y la configuración obtenida mediante GridSearchCV. Esta alternativa presentó el mejor equilibrio entre F1 y AUC-ROC en la comparación sobre validación y, además, permite aplicar SHAP mediante TreeExplainer, cumpliendo el requisito de explicabilidad.</w:t>
       </w:r>
     </w:p>
     <w:p>
@@ -12109,15 +10912,7 @@
                 <w:sz w:val="18"/>
                 <w:szCs w:val="18"/>
               </w:rPr>
-              <w:t>0,9</w:t>
-            </w:r>
-            <w:r>
-              <w:rPr>
-                <w:color w:val="000000"/>
-                <w:sz w:val="18"/>
-                <w:szCs w:val="18"/>
-              </w:rPr>
-              <w:t>701</w:t>
+              <w:t>0,9701</w:t>
             </w:r>
           </w:p>
         </w:tc>
@@ -12284,15 +11079,7 @@
                 <w:sz w:val="18"/>
                 <w:szCs w:val="18"/>
               </w:rPr>
-              <w:t>0,949</w:t>
-            </w:r>
-            <w:r>
-              <w:rPr>
-                <w:color w:val="000000"/>
-                <w:sz w:val="18"/>
-                <w:szCs w:val="18"/>
-              </w:rPr>
-              <w:t>9</w:t>
+              <w:t>0,9499</w:t>
             </w:r>
           </w:p>
         </w:tc>
@@ -12459,15 +11246,7 @@
                 <w:sz w:val="18"/>
                 <w:szCs w:val="18"/>
               </w:rPr>
-              <w:t>0,97</w:t>
-            </w:r>
-            <w:r>
-              <w:rPr>
-                <w:color w:val="000000"/>
-                <w:sz w:val="18"/>
-                <w:szCs w:val="18"/>
-              </w:rPr>
-              <w:t>54</w:t>
+              <w:t>0,9754</w:t>
             </w:r>
           </w:p>
         </w:tc>
@@ -12495,10 +11274,7 @@
         <w:jc w:val="both"/>
       </w:pPr>
       <w:r>
-        <w:t>Las tres redes usan la misma activación (ReLU) y el mismo optimizador (Adam); lo único que cambia es la profundidad y el ancho. La Figura 6 muestra la curva de pérdida (log-loss) de entrenamiento. La red profunda (B) baja la pérdida más rápido y converge en la iteración 170, con la pérdida de entrenamiento más baja de las tres (0,0278). Sin embargo, su AUC-ROC en validación es el menor de las tres redes (0,9499). La red superficial (A) no alcanza a converger en 500 iteraciones y obtiene un AUC-ROC de 0,9701, mientras que la red ancha (C) converge en 467 iteraciones y alcanza el mejor AUC-ROC entre las tres, con 0,9754. Esto muestra que una mayor profundidad no garantiza un mejor desempeño para este problema tabular</w:t>
-      </w:r>
-      <w:r>
-        <w:t>.</w:t>
+        <w:t>Las tres redes usan la misma activación (ReLU) y el mismo optimizador (Adam); lo único que cambia es la profundidad y el ancho. La Figura 6 muestra la curva de pérdida (log-loss) de entrenamiento. La red profunda (B) baja la pérdida más rápido y converge en la iteración 170, con la pérdida de entrenamiento más baja de las tres (0,0278). Sin embargo, su AUC-ROC en validación es el menor de las tres redes (0,9499). La red superficial (A) no alcanza a converger en 500 iteraciones y obtiene un AUC-ROC de 0,9701, mientras que la red ancha (C) converge en 467 iteraciones y alcanza el mejor AUC-ROC entre las tres, con 0,9754. Esto muestra que una mayor profundidad no garantiza un mejor desempeño para este problema tabular.</w:t>
       </w:r>
     </w:p>
     <w:p>
@@ -12583,13 +11359,7 @@
         <w:jc w:val="both"/>
       </w:pPr>
       <w:r>
-        <w:t xml:space="preserve">Después de seleccionar XGBoost como candidato, se realizó un ajuste mediante GridSearchCV con 108 combinaciones de n_estimators, max_depth, learning_rate, subsample y colsample_bytree, utilizando validación cruzada estratificada de 5 particiones y optimizando el F1-Score. La mejor configuración fue n_estimators = 300, max_depth = 7, learning_rate = 0,1, subsample = 0,8 y colsample_bytree = 1,0, con un F1 promedio de 0,7323 durante la validación cruzada. </w:t>
-      </w:r>
-      <w:r>
-        <w:t>El refinamiento se realizó sobre la alternativa seleccionada, XGBoost, ajustando sus principales hiperparámetros y manteniendo fija la estructura de entrada y salida definida previamente. De esta manera, el refinamiento posterior permitió mejorar la configuración del modelo seleccionado sin modificar el problema ni incorporar información del conjunto de prueba.</w:t>
-      </w:r>
-      <w:r>
-        <w:t>.</w:t>
+        <w:t xml:space="preserve">Después de seleccionar XGBoost como candidato, se realizó un ajuste mediante GridSearchCV con 108 combinaciones de n_estimators, max_depth, learning_rate, subsample y colsample_bytree, utilizando validación cruzada estratificada de 5 particiones y optimizando el F1-Score. La mejor configuración fue n_estimators = 300, max_depth = 7, learning_rate = 0,1, subsample = 0,8 y colsample_bytree = 1,0, con un F1 promedio de 0,7323 durante la validación cruzada. El refinamiento se realizó sobre la alternativa seleccionada, XGBoost, ajustando sus principales hiperparámetros y manteniendo fija la estructura de entrada y salida definida previamente. De esta manera, el refinamiento posterior permitió mejorar la configuración del modelo seleccionado sin modificar el problema ni incorporar información del conjunto de prueba.</w:t>
       </w:r>
     </w:p>
     <w:tbl>
@@ -13259,27 +12029,7 @@
           <w:sz w:val="18"/>
           <w:szCs w:val="18"/>
         </w:rPr>
-        <w:t xml:space="preserve">Tabla 10. </w:t>
-      </w:r>
-      <w:r>
-        <w:rPr>
-          <w:i/>
-          <w:iCs/>
-          <w:color w:val="555555"/>
-          <w:sz w:val="18"/>
-          <w:szCs w:val="18"/>
-        </w:rPr>
-        <w:t>XGBoost base vs. optimizado con GridSearchCV sobre el conjunto de validación</w:t>
-      </w:r>
-      <w:r>
-        <w:rPr>
-          <w:i/>
-          <w:iCs/>
-          <w:color w:val="555555"/>
-          <w:sz w:val="18"/>
-          <w:szCs w:val="18"/>
-        </w:rPr>
-        <w:t>).</w:t>
+        <w:t xml:space="preserve">Tabla 10. XGBoost base vs. optimizado con GridSearchCV sobre el conjunto de validación).</w:t>
       </w:r>
     </w:p>
     <w:p>
@@ -14455,27 +13205,7 @@
           <w:sz w:val="18"/>
           <w:szCs w:val="18"/>
         </w:rPr>
-        <w:t>Tabla 11. Ef</w:t>
-      </w:r>
-      <w:r>
-        <w:rPr>
-          <w:i/>
-          <w:iCs/>
-          <w:color w:val="555555"/>
-          <w:sz w:val="18"/>
-          <w:szCs w:val="18"/>
-        </w:rPr>
-        <w:t>Comparación de tres técnicas de balanceo y un escenario baseline sobre XGBoost</w:t>
-      </w:r>
-      <w:r>
-        <w:rPr>
-          <w:i/>
-          <w:iCs/>
-          <w:color w:val="555555"/>
-          <w:sz w:val="18"/>
-          <w:szCs w:val="18"/>
-        </w:rPr>
-        <w:t>.</w:t>
+        <w:t>Tabla 11. Comparación de tres técnicas de balanceo y un escenario baseline sobre XGBoost.</w:t>
       </w:r>
     </w:p>
     <w:p>
@@ -14484,10 +13214,7 @@
         <w:jc w:val="both"/>
       </w:pPr>
       <w:r>
-        <w:t>Sin balanceo, el modelo obtiene una Precision de 0,7727 y Accuracy de 0,9820, pero su Recall baja a 0,6667. El submuestreo alcanza el mayor Recall (0,9608), pero reduce fuertemente la Precision a 0,2649 y el F1 a 0,4153, debido a la pérdida de registros de la clase mayoritaria. El sobremuestreo aleatorio presenta el mejor equilibrio, con F1 de 0,7400 y AUC-ROC de 0,9835, además de Precision de 0,7551 y Recall de 0,7255. SMOTE obtiene F1 de 0,6783 y AUC-ROC de 0,9792. Por estos resultados, Random Oversampling fue la estrategia seleccionada para la optimización posterior de XGBoost</w:t>
-      </w:r>
-      <w:r>
-        <w:t>.</w:t>
+        <w:t>Sin balanceo, el modelo obtiene una Precision de 0,7727 y Accuracy de 0,9820, pero su Recall baja a 0,6667. El submuestreo alcanza el mayor Recall (0,9608), pero reduce fuertemente la Precision a 0,2649 y el F1 a 0,4153, debido a la pérdida de registros de la clase mayoritaria. El sobremuestreo aleatorio presenta el mejor equilibrio, con F1 de 0,7400 y AUC-ROC de 0,9835, además de Precision de 0,7551 y Recall de 0,7255. SMOTE obtiene F1 de 0,6783 y AUC-ROC de 0,9792. Por estos resultados, Random Oversampling fue la estrategia seleccionada para la optimización posterior de XGBoost.</w:t>
       </w:r>
     </w:p>
     <w:p>
@@ -14834,10 +13561,7 @@
         <w:jc w:val="both"/>
       </w:pPr>
       <w:r>
-        <w:t>El modelo final, XGBoost optimizado con Random Oversampling, se evaluó una única vez sobre los 1.500 registros del conjunto de prueba, que permaneció reservado durante el proceso de selección. La Tabla 12 resume las métricas obtenidas</w:t>
-      </w:r>
-      <w:r>
-        <w:t>.</w:t>
+        <w:t>El modelo final, XGBoost optimizado con Random Oversampling, se evaluó una única vez sobre los 1.500 registros del conjunto de prueba, que permaneció reservado durante el proceso de selección. La Tabla 12 resume las métricas obtenidas.</w:t>
       </w:r>
     </w:p>
     <w:tbl>
@@ -15206,27 +13930,7 @@
           <w:sz w:val="18"/>
           <w:szCs w:val="18"/>
         </w:rPr>
-        <w:t xml:space="preserve">Tabla 12. </w:t>
-      </w:r>
-      <w:r>
-        <w:rPr>
-          <w:i/>
-          <w:iCs/>
-          <w:color w:val="555555"/>
-          <w:sz w:val="18"/>
-          <w:szCs w:val="18"/>
-        </w:rPr>
-        <w:t>Métricas finales del modelo XGBoost optimizado con Random Oversampling sobre el conjunto de prueba</w:t>
-      </w:r>
-      <w:r>
-        <w:rPr>
-          <w:i/>
-          <w:iCs/>
-          <w:color w:val="555555"/>
-          <w:sz w:val="18"/>
-          <w:szCs w:val="18"/>
-        </w:rPr>
-        <w:t>.</w:t>
+        <w:t xml:space="preserve">Tabla 12. Métricas finales del modelo XGBoost optimizado con Random Oversampling sobre el conjunto de prueba.</w:t>
       </w:r>
     </w:p>
     <w:p>
@@ -15245,10 +13949,7 @@
         <w:jc w:val="both"/>
       </w:pPr>
       <w:r>
-        <w:t>La matriz de confusión (Figura 10) muestra que el modelo clasificó correctamente 1.438 máquinas sin falla y 38 máquinas con falla. Se produjeron 11 falsos positivos y 13 falsos negativos. Los 13 falsos negativos corresponden a fallas reales que no fueron detectadas y representan el principal error a vigilar en una aplicación de mantenimiento predictivo</w:t>
-      </w:r>
-      <w:r>
-        <w:t>.</w:t>
+        <w:t>La matriz de confusión (Figura 10) muestra que el modelo clasificó correctamente 1.438 máquinas sin falla y 38 máquinas con falla. Se produjeron 11 falsos positivos y 13 falsos negativos. Los 13 falsos negativos corresponden a fallas reales que no fueron detectadas y representan el principal error a vigilar en una aplicación de mantenimiento predictivo.</w:t>
       </w:r>
     </w:p>
     <w:p>
@@ -15337,10 +14038,7 @@
         <w:jc w:val="both"/>
       </w:pPr>
       <w:r>
-        <w:t>Se aplicó SHAP (Lundberg &amp; Lee, 2017) con TreeExplainer sobre el XGBoost optimizado. En el análisis global (Figura 11), las variables con mayor influencia fueron, en orden, Torque_Nm, Tool_wear_min y Rotational_speed_rpm, seguidas por Air_temperature_K y Process_temperature_K. Type_L y Type_M presentaron una influencia menor. Esto permite interpretar las predicciones y aportar trazabilidad al resultado del modelo</w:t>
-      </w:r>
-      <w:r>
-        <w:t>.</w:t>
+        <w:t>Se aplicó SHAP (Lundberg &amp; Lee, 2017) con TreeExplainer sobre el XGBoost optimizado. En el análisis global (Figura 11), las variables con mayor influencia fueron, en orden, Torque_Nm, Tool_wear_min y Rotational_speed_rpm, seguidas por Air_temperature_K y Process_temperature_K. Type_L y Type_M presentaron una influencia menor. Esto permite interpretar las predicciones y aportar trazabilidad al resultado del modelo.</w:t>
       </w:r>
     </w:p>
     <w:p>
@@ -15420,10 +14118,7 @@
         <w:jc w:val="both"/>
       </w:pPr>
       <w:r>
-        <w:t>Ver qué variables influyen y en qué dirección es parte de hacer el modelo interpretable (Molnar, 2022). El análisis de casos particulares complementa la visión global</w:t>
-      </w:r>
-      <w:r>
-        <w:t>:</w:t>
+        <w:t>Ver qué variables influyen y en qué dirección es parte de hacer el modelo interpretable (Molnar, 2022). El análisis de casos particulares complementa la visión global:</w:t>
       </w:r>
     </w:p>
     <w:p>
@@ -15439,10 +14134,7 @@
         <w:t xml:space="preserve">Verdadero positivo (Figura 12). </w:t>
       </w:r>
       <w:r>
-        <w:t>En este caso la máquina presenta una predicción de falla cercana al 100 %. La velocidad de rotación (+5,06) y la temperatura del aire (+4,08) son los principales factores que empujan la predicción hacia la falla, seguidos por la temperatura de proceso (+2,24) y el torque (+0,82). El desgaste de herramienta aporta en sentido contrario (-2,33)</w:t>
-      </w:r>
-      <w:r>
-        <w:t>”.</w:t>
+        <w:t>En este caso la máquina presenta una predicción de falla cercana al 100 %. La velocidad de rotación (+5,06) y la temperatura del aire (+4,08) son los principales factores que empujan la predicción hacia la falla, seguidos por la temperatura de proceso (+2,24) y el torque (+0,82). El desgaste de herramienta aporta en sentido contrario (-2,33).</w:t>
       </w:r>
     </w:p>
     <w:p>
@@ -15528,10 +14220,7 @@
         <w:t xml:space="preserve">Falso negativo (Figura 13). </w:t>
       </w:r>
       <w:r>
-        <w:t>La máquina realmente falló, pero el modelo le asignó una probabilidad de falla cercana a 0,1 %. El torque (-2,52), la velocidad de rotación (-2,15) y el desgaste de herramienta (-1,72) empujan la predicción hacia “no falla”, mientras que las contribuciones positivas de otras variables no fueron suficientes para revertir el resultado. El caso muestra una limitación de trabajar con una lectura puntual</w:t>
-      </w:r>
-      <w:r>
-        <w:t>.</w:t>
+        <w:t>La máquina realmente falló, pero el modelo le asignó una probabilidad de falla cercana a 0,1 %. El torque (-2,52), la velocidad de rotación (-2,15) y el desgaste de herramienta (-1,72) empujan la predicción hacia “no falla”, mientras que las contribuciones positivas de otras variables no fueron suficientes para revertir el resultado. El caso muestra una limitación de trabajar con una lectura puntual.</w:t>
       </w:r>
     </w:p>
     <w:p>
@@ -15618,10 +14307,7 @@
         <w:t xml:space="preserve">Verdadero negativo (Figura 14). </w:t>
       </w:r>
       <w:r>
-        <w:t>La máquina fue clasificada correctamente como “sin falla”. El desgaste de herramienta (-4,36), el torque (-3,68) y la velocidad de rotación (-2,63) son las principales contribuciones hacia una predicción de bajo riesgo</w:t>
-      </w:r>
-      <w:r>
-        <w:t>.</w:t>
+        <w:t>La máquina fue clasificada correctamente como “sin falla”. El desgaste de herramienta (-4,36), el torque (-3,68) y la velocidad de rotación (-2,63) son las principales contribuciones hacia una predicción de bajo riesgo.</w:t>
       </w:r>
     </w:p>
     <w:p>
@@ -15737,8 +14423,6 @@
       </w:pPr>
       <w:r>
         <w:t xml:space="preserve">Este objetivo se cumplió mediante el análisis exploratorio del dataset AI4I 2020. Se revisaron las variables, su completitud, consistencia y rangos, además de las estadísticas descriptivas, valores atípicos, correlaciones y distribución de las clases. Se identificó un fuerte desbalance, con solo un 3,39 % de </w:t>
-      </w:r>
-      <w:r>
         <w:lastRenderedPageBreak/>
         <w:t>registros asociados a fallas, lo que justificó incorporar estrategias específicas de balanceo antes del entrenamiento.</w:t>
       </w:r>
@@ -16083,7 +14767,7 @@
         <w:jc w:val="both"/>
       </w:pPr>
       <w:r>
-        <w:t>Dataset simulado: AI4I 2020 es un conjunto generado, no datos reales de una planta. Antes de usar el sistema en producción habría que revalidar todo con mediciones reales..</w:t>
+        <w:t>Dataset simulado: AI4I 2020 es un conjunto generado, no datos reales de una planta. Antes de usar el sistema en producción habría que revalidar todo con mediciones reales.</w:t>
       </w:r>
     </w:p>
     <w:p>
